--- a/TS Jatai Ghanam Project/TS 2.3/TS 2.3 Jatai Malayalam Corrections.docx
+++ b/TS Jatai Ghanam Project/TS 2.3/TS 2.3 Jatai Malayalam Corrections.docx
@@ -1,7 +1,1842 @@
 
 <file path=word/document.xml><?xml version="1.0" encoding="utf-8"?>
-<w:document xmlns:wpc="http://schemas.microsoft.com/office/word/2010/wordprocessingCanvas" xmlns:cx="http://schemas.microsoft.com/office/drawing/2014/chartex" xmlns:cx1="http://schemas.microsoft.com/office/drawing/2015/9/8/chartex" xmlns:cx2="http://schemas.microsoft.com/office/drawing/2015/10/21/chartex" xmlns:cx3="http://schemas.microsoft.com/office/drawing/2016/5/9/chartex" xmlns:cx4="http://schemas.microsoft.com/office/drawing/2016/5/10/chartex" xmlns:cx5="http://schemas.microsoft.com/office/drawing/2016/5/11/chartex" xmlns:cx6="http://schemas.microsoft.com/office/drawing/2016/5/12/chartex" xmlns:cx7="http://schemas.microsoft.com/office/drawing/2016/5/13/chartex" xmlns:cx8="http://schemas.microsoft.com/office/drawing/2016/5/14/chartex" xmlns:mc="http://schemas.openxmlformats.org/markup-compatibility/2006" xmlns:aink="http://schemas.microsoft.com/office/drawing/2016/ink" xmlns:am3d="http://schemas.microsoft.com/office/drawing/2017/model3d" xmlns:o="urn:schemas-microsoft-com:office:office" xmlns:oel="http://schemas.microsoft.com/office/2019/extlst" xmlns:r="http://schemas.openxmlformats.org/officeDocument/2006/relationships" xmlns:m="http://schemas.openxmlformats.org/officeDocument/2006/math" xmlns:v="urn:schemas-microsoft-com:vml" xmlns:wp14="http://schemas.microsoft.com/office/word/2010/wordprocessingDrawing" xmlns:wp="http://schemas.openxmlformats.org/drawingml/2006/wordprocessingDrawing" xmlns:w10="urn:schemas-microsoft-com:office:word" xmlns:w="http://schemas.openxmlformats.org/wordprocessingml/2006/main" xmlns:w14="http://schemas.microsoft.com/office/word/2010/wordml" xmlns:w15="http://schemas.microsoft.com/office/word/2012/wordml" xmlns:w16cex="http://schemas.microsoft.com/office/word/2018/wordml/cex" xmlns:w16cid="http://schemas.microsoft.com/office/word/2016/wordml/cid" xmlns:w16="http://schemas.microsoft.com/office/word/2018/wordml" xmlns:w16sdtdh="http://schemas.microsoft.com/office/word/2020/wordml/sdtdatahash" xmlns:w16se="http://schemas.microsoft.com/office/word/2015/wordml/symex" xmlns:wpg="http://schemas.microsoft.com/office/word/2010/wordprocessingGroup" xmlns:wpi="http://schemas.microsoft.com/office/word/2010/wordprocessingInk" xmlns:wne="http://schemas.microsoft.com/office/word/2006/wordml" xmlns:wps="http://schemas.microsoft.com/office/word/2010/wordprocessingShape" mc:Ignorable="w14 w15 w16se w16cid w16 w16cex w16sdtdh wp14">
+<w:document xmlns:wpc="http://schemas.microsoft.com/office/word/2010/wordprocessingCanvas" xmlns:cx="http://schemas.microsoft.com/office/drawing/2014/chartex" xmlns:cx1="http://schemas.microsoft.com/office/drawing/2015/9/8/chartex" xmlns:cx2="http://schemas.microsoft.com/office/drawing/2015/10/21/chartex" xmlns:cx3="http://schemas.microsoft.com/office/drawing/2016/5/9/chartex" xmlns:cx4="http://schemas.microsoft.com/office/drawing/2016/5/10/chartex" xmlns:cx5="http://schemas.microsoft.com/office/drawing/2016/5/11/chartex" xmlns:cx6="http://schemas.microsoft.com/office/drawing/2016/5/12/chartex" xmlns:cx7="http://schemas.microsoft.com/office/drawing/2016/5/13/chartex" xmlns:cx8="http://schemas.microsoft.com/office/drawing/2016/5/14/chartex" xmlns:mc="http://schemas.openxmlformats.org/markup-compatibility/2006" xmlns:aink="http://schemas.microsoft.com/office/drawing/2016/ink" xmlns:am3d="http://schemas.microsoft.com/office/drawing/2017/model3d" xmlns:o="urn:schemas-microsoft-com:office:office" xmlns:oel="http://schemas.microsoft.com/office/2019/extlst" xmlns:r="http://schemas.openxmlformats.org/officeDocument/2006/relationships" xmlns:m="http://schemas.openxmlformats.org/officeDocument/2006/math" xmlns:v="urn:schemas-microsoft-com:vml" xmlns:wp14="http://schemas.microsoft.com/office/word/2010/wordprocessingDrawing" xmlns:wp="http://schemas.openxmlformats.org/drawingml/2006/wordprocessingDrawing" xmlns:w10="urn:schemas-microsoft-com:office:word" xmlns:w="http://schemas.openxmlformats.org/wordprocessingml/2006/main" xmlns:w14="http://schemas.microsoft.com/office/word/2010/wordml" xmlns:w15="http://schemas.microsoft.com/office/word/2012/wordml" xmlns:w16cex="http://schemas.microsoft.com/office/word/2018/wordml/cex" xmlns:w16cid="http://schemas.microsoft.com/office/word/2016/wordml/cid" xmlns:w16="http://schemas.microsoft.com/office/word/2018/wordml" xmlns:w16du="http://schemas.microsoft.com/office/word/2023/wordml/word16du" xmlns:w16sdtdh="http://schemas.microsoft.com/office/word/2020/wordml/sdtdatahash" xmlns:w16sdtfl="http://schemas.microsoft.com/office/word/2024/wordml/sdtformatlock" xmlns:w16se="http://schemas.microsoft.com/office/word/2015/wordml/symex" xmlns:wpg="http://schemas.microsoft.com/office/word/2010/wordprocessingGroup" xmlns:wpi="http://schemas.microsoft.com/office/word/2010/wordprocessingInk" xmlns:wne="http://schemas.microsoft.com/office/word/2006/wordml" xmlns:wps="http://schemas.microsoft.com/office/word/2010/wordprocessingShape" mc:Ignorable="w14 w15 w16se w16cid w16 w16cex w16sdtdh w16sdtfl w16du wp14">
   <w:body>
+    <w:p>
+      <w:pPr>
+        <w:spacing w:before="0" w:line="240" w:lineRule="auto"/>
+        <w:jc w:val="center"/>
+        <w:rPr>
+          <w:b/>
+          <w:bCs/>
+          <w:sz w:val="32"/>
+          <w:szCs w:val="32"/>
+          <w:u w:val="single"/>
+        </w:rPr>
+      </w:pPr>
+      <w:r>
+        <w:rPr>
+          <w:b/>
+          <w:bCs/>
+          <w:sz w:val="32"/>
+          <w:szCs w:val="32"/>
+          <w:u w:val="single"/>
+        </w:rPr>
+        <w:t xml:space="preserve">TS Jatai – TS 2.3 Malayalam Corrections – Observed </w:t>
+      </w:r>
+      <w:proofErr w:type="gramStart"/>
+      <w:r>
+        <w:rPr>
+          <w:b/>
+          <w:bCs/>
+          <w:sz w:val="32"/>
+          <w:szCs w:val="32"/>
+          <w:u w:val="single"/>
+        </w:rPr>
+        <w:t xml:space="preserve">till </w:t>
+      </w:r>
+      <w:r>
+        <w:rPr>
+          <w:b/>
+          <w:bCs/>
+          <w:sz w:val="32"/>
+          <w:szCs w:val="32"/>
+          <w:highlight w:val="red"/>
+          <w:u w:val="single"/>
+        </w:rPr>
+        <w:t>?????</w:t>
+      </w:r>
+      <w:proofErr w:type="gramEnd"/>
+    </w:p>
+    <w:p>
+      <w:pPr>
+        <w:spacing w:before="0" w:line="240" w:lineRule="auto"/>
+        <w:jc w:val="center"/>
+        <w:rPr>
+          <w:b/>
+          <w:bCs/>
+          <w:sz w:val="28"/>
+          <w:szCs w:val="32"/>
+        </w:rPr>
+      </w:pPr>
+      <w:r>
+        <w:rPr>
+          <w:b/>
+          <w:bCs/>
+          <w:sz w:val="28"/>
+          <w:szCs w:val="32"/>
+        </w:rPr>
+        <w:t>(ignore those which are already incorporated in your book’s version and date)</w:t>
+      </w:r>
+    </w:p>
+    <w:tbl>
+      <w:tblPr>
+        <w:tblW w:w="14537" w:type="dxa"/>
+        <w:tblInd w:w="-792" w:type="dxa"/>
+        <w:tblBorders>
+          <w:top w:val="single" w:sz="4" w:space="0" w:color="000000"/>
+          <w:left w:val="single" w:sz="4" w:space="0" w:color="000000"/>
+          <w:bottom w:val="single" w:sz="4" w:space="0" w:color="000000"/>
+          <w:right w:val="single" w:sz="4" w:space="0" w:color="000000"/>
+          <w:insideH w:val="single" w:sz="4" w:space="0" w:color="000000"/>
+          <w:insideV w:val="single" w:sz="4" w:space="0" w:color="000000"/>
+        </w:tblBorders>
+        <w:tblLook w:val="04A0" w:firstRow="1" w:lastRow="0" w:firstColumn="1" w:lastColumn="0" w:noHBand="0" w:noVBand="1"/>
+      </w:tblPr>
+      <w:tblGrid>
+        <w:gridCol w:w="7166"/>
+        <w:gridCol w:w="7371"/>
+      </w:tblGrid>
+      <w:tr>
+        <w:tc>
+          <w:tcPr>
+            <w:tcW w:w="7166" w:type="dxa"/>
+          </w:tcPr>
+          <w:p>
+            <w:pPr>
+              <w:spacing w:before="0" w:line="240" w:lineRule="auto"/>
+              <w:jc w:val="center"/>
+              <w:rPr>
+                <w:b/>
+                <w:sz w:val="32"/>
+                <w:szCs w:val="32"/>
+              </w:rPr>
+            </w:pPr>
+            <w:r>
+              <w:rPr>
+                <w:b/>
+                <w:sz w:val="32"/>
+                <w:szCs w:val="32"/>
+              </w:rPr>
+              <w:t>As Printed</w:t>
+            </w:r>
+          </w:p>
+        </w:tc>
+        <w:tc>
+          <w:tcPr>
+            <w:tcW w:w="7371" w:type="dxa"/>
+          </w:tcPr>
+          <w:p>
+            <w:pPr>
+              <w:spacing w:before="0" w:line="240" w:lineRule="auto"/>
+              <w:ind w:right="-18"/>
+              <w:jc w:val="center"/>
+              <w:rPr>
+                <w:b/>
+                <w:sz w:val="32"/>
+                <w:szCs w:val="32"/>
+              </w:rPr>
+            </w:pPr>
+            <w:r>
+              <w:rPr>
+                <w:b/>
+                <w:sz w:val="32"/>
+                <w:szCs w:val="32"/>
+              </w:rPr>
+              <w:t>To be read as or corrected as</w:t>
+            </w:r>
+            <w:r>
+              <w:rPr>
+                <w:b/>
+                <w:sz w:val="32"/>
+                <w:szCs w:val="32"/>
+              </w:rPr>
+              <w:t xml:space="preserve"> </w:t>
+            </w:r>
+          </w:p>
+        </w:tc>
+      </w:tr>
+      <w:tr>
+        <w:trPr>
+          <w:trHeight w:val="4017"/>
+        </w:trPr>
+        <w:tc>
+          <w:tcPr>
+            <w:tcW w:w="7166" w:type="dxa"/>
+          </w:tcPr>
+          <w:p>
+            <w:pPr>
+              <w:widowControl w:val="0"/>
+              <w:autoSpaceDE w:val="0"/>
+              <w:autoSpaceDN w:val="0"/>
+              <w:adjustRightInd w:val="0"/>
+              <w:spacing w:line="240" w:lineRule="auto"/>
+              <w:rPr>
+                <w:rFonts w:ascii="BRH Malayalam Extra" w:hAnsi="BRH Malayalam Extra" w:cs="BRH Malayalam Extra"/>
+                <w:color w:val="000000"/>
+                <w:sz w:val="32"/>
+                <w:szCs w:val="40"/>
+              </w:rPr>
+            </w:pPr>
+            <w:r>
+              <w:rPr>
+                <w:rFonts w:cs="BRH Malayalam Extra"/>
+                <w:color w:val="000000"/>
+                <w:szCs w:val="40"/>
+              </w:rPr>
+              <w:t>65</w:t>
+            </w:r>
+            <w:r>
+              <w:rPr>
+                <w:rFonts w:ascii="BRH Malayalam Extra" w:hAnsi="BRH Malayalam Extra" w:cs="BRH Malayalam Extra"/>
+                <w:color w:val="000000"/>
+                <w:sz w:val="32"/>
+                <w:szCs w:val="40"/>
+              </w:rPr>
+              <w:t>)</w:t>
+            </w:r>
+            <w:r>
+              <w:rPr>
+                <w:rFonts w:ascii="BRH Malayalam Extra" w:hAnsi="BRH Malayalam Extra" w:cs="BRH Malayalam Extra"/>
+                <w:color w:val="000000"/>
+                <w:sz w:val="32"/>
+                <w:szCs w:val="40"/>
+              </w:rPr>
+              <w:tab/>
+            </w:r>
+            <w:r>
+              <w:rPr>
+                <w:rFonts w:cs="BRH Malayalam Extra"/>
+                <w:color w:val="000000"/>
+                <w:szCs w:val="40"/>
+              </w:rPr>
+              <w:t>2</w:t>
+            </w:r>
+            <w:r>
+              <w:rPr>
+                <w:rFonts w:ascii="BRH Malayalam Extra" w:hAnsi="BRH Malayalam Extra" w:cs="BRH Malayalam Extra"/>
+                <w:color w:val="000000"/>
+                <w:sz w:val="32"/>
+                <w:szCs w:val="40"/>
+              </w:rPr>
+              <w:t>.</w:t>
+            </w:r>
+            <w:r>
+              <w:rPr>
+                <w:rFonts w:cs="BRH Malayalam Extra"/>
+                <w:color w:val="000000"/>
+                <w:szCs w:val="40"/>
+              </w:rPr>
+              <w:t>3</w:t>
+            </w:r>
+            <w:r>
+              <w:rPr>
+                <w:rFonts w:ascii="BRH Malayalam Extra" w:hAnsi="BRH Malayalam Extra" w:cs="BRH Malayalam Extra"/>
+                <w:color w:val="000000"/>
+                <w:sz w:val="32"/>
+                <w:szCs w:val="40"/>
+              </w:rPr>
+              <w:t>.</w:t>
+            </w:r>
+            <w:r>
+              <w:rPr>
+                <w:rFonts w:cs="BRH Malayalam Extra"/>
+                <w:color w:val="000000"/>
+                <w:szCs w:val="40"/>
+              </w:rPr>
+              <w:t>12</w:t>
+            </w:r>
+            <w:r>
+              <w:rPr>
+                <w:rFonts w:ascii="BRH Malayalam Extra" w:hAnsi="BRH Malayalam Extra" w:cs="BRH Malayalam Extra"/>
+                <w:color w:val="000000"/>
+                <w:sz w:val="32"/>
+                <w:szCs w:val="40"/>
+              </w:rPr>
+              <w:t>.</w:t>
+            </w:r>
+            <w:r>
+              <w:rPr>
+                <w:rFonts w:cs="BRH Malayalam Extra"/>
+                <w:color w:val="000000"/>
+                <w:szCs w:val="40"/>
+              </w:rPr>
+              <w:t>2</w:t>
+            </w:r>
+            <w:r>
+              <w:rPr>
+                <w:rFonts w:ascii="BRH Malayalam Extra" w:hAnsi="BRH Malayalam Extra" w:cs="BRH Malayalam Extra"/>
+                <w:color w:val="000000"/>
+                <w:sz w:val="32"/>
+                <w:szCs w:val="40"/>
+              </w:rPr>
+              <w:t>(</w:t>
+            </w:r>
+            <w:r>
+              <w:rPr>
+                <w:rFonts w:cs="BRH Malayalam Extra"/>
+                <w:color w:val="000000"/>
+                <w:szCs w:val="40"/>
+              </w:rPr>
+              <w:t>51</w:t>
+            </w:r>
+            <w:r>
+              <w:rPr>
+                <w:rFonts w:ascii="BRH Malayalam Extra" w:hAnsi="BRH Malayalam Extra" w:cs="BRH Malayalam Extra"/>
+                <w:color w:val="000000"/>
+                <w:sz w:val="32"/>
+                <w:szCs w:val="40"/>
+              </w:rPr>
+              <w:t>)</w:t>
+            </w:r>
+            <w:proofErr w:type="gramStart"/>
+            <w:r>
+              <w:rPr>
+                <w:rFonts w:ascii="BRH Malayalam Extra" w:hAnsi="BRH Malayalam Extra" w:cs="BRH Malayalam Extra"/>
+                <w:color w:val="000000"/>
+                <w:sz w:val="32"/>
+                <w:szCs w:val="40"/>
+              </w:rPr>
+              <w:t>-  e</w:t>
+            </w:r>
+            <w:proofErr w:type="gramEnd"/>
+            <w:r>
+              <w:rPr>
+                <w:rFonts w:ascii="BRH Malayalam Extra" w:hAnsi="BRH Malayalam Extra" w:cs="BRH Malayalam Extra"/>
+                <w:color w:val="000000"/>
+                <w:sz w:val="32"/>
+                <w:szCs w:val="40"/>
+              </w:rPr>
+              <w:t>¡d—J | G</w:t>
+            </w:r>
+            <w:r>
+              <w:rPr>
+                <w:rFonts w:ascii="BRH Malayalam Extra" w:hAnsi="BRH Malayalam Extra" w:cs="BRH Malayalam Extra"/>
+                <w:color w:val="000000"/>
+                <w:sz w:val="32"/>
+                <w:szCs w:val="40"/>
+                <w:highlight w:val="yellow"/>
+              </w:rPr>
+              <w:t>¥Zõ</w:t>
+            </w:r>
+            <w:r>
+              <w:rPr>
+                <w:rFonts w:ascii="BRH Malayalam Extra" w:hAnsi="BRH Malayalam Extra" w:cs="BRH Malayalam Extra"/>
+                <w:color w:val="000000"/>
+                <w:sz w:val="32"/>
+                <w:szCs w:val="40"/>
+              </w:rPr>
+              <w:t>Zõ— |</w:t>
+            </w:r>
+          </w:p>
+          <w:p>
+            <w:pPr>
+              <w:widowControl w:val="0"/>
+              <w:autoSpaceDE w:val="0"/>
+              <w:autoSpaceDN w:val="0"/>
+              <w:adjustRightInd w:val="0"/>
+              <w:spacing w:line="240" w:lineRule="auto"/>
+              <w:rPr>
+                <w:rFonts w:ascii="BRH Malayalam Extra" w:hAnsi="BRH Malayalam Extra" w:cs="BRH Malayalam Extra"/>
+                <w:color w:val="000000"/>
+                <w:sz w:val="32"/>
+                <w:szCs w:val="40"/>
+              </w:rPr>
+            </w:pPr>
+            <w:r>
+              <w:rPr>
+                <w:rFonts w:ascii="BRH Malayalam Extra" w:hAnsi="BRH Malayalam Extra" w:cs="BRH Malayalam Extra"/>
+                <w:color w:val="000000"/>
+                <w:sz w:val="32"/>
+                <w:szCs w:val="40"/>
+              </w:rPr>
+              <w:t>e¡d</w:t>
+            </w:r>
+            <w:r>
+              <w:rPr>
+                <w:rFonts w:ascii="BRH Malayalam Extra" w:hAnsi="BRH Malayalam Extra" w:cs="BRH Malayalam Extra"/>
+                <w:color w:val="000000"/>
+                <w:sz w:val="26"/>
+                <w:szCs w:val="40"/>
+                <w:highlight w:val="yellow"/>
+              </w:rPr>
+              <w:t>–</w:t>
+            </w:r>
+            <w:r>
+              <w:rPr>
+                <w:rFonts w:ascii="BRH Malayalam Extra" w:hAnsi="BRH Malayalam Extra" w:cs="BRH Malayalam Extra"/>
+                <w:color w:val="000000"/>
+                <w:sz w:val="32"/>
+                <w:szCs w:val="40"/>
+                <w:highlight w:val="yellow"/>
+              </w:rPr>
+              <w:t xml:space="preserve"> ¥k¥Zõ ¤¤Zõ ¥ZõZõ</w:t>
+            </w:r>
+            <w:r>
+              <w:rPr>
+                <w:rFonts w:ascii="BRH Malayalam Extra" w:hAnsi="BRH Malayalam Extra" w:cs="BRH Malayalam Extra"/>
+                <w:color w:val="000000"/>
+                <w:sz w:val="26"/>
+                <w:szCs w:val="40"/>
+                <w:highlight w:val="yellow"/>
+              </w:rPr>
+              <w:t>–</w:t>
+            </w:r>
+            <w:r>
+              <w:rPr>
+                <w:rFonts w:ascii="BRH Malayalam Extra" w:hAnsi="BRH Malayalam Extra" w:cs="BRH Malayalam Extra"/>
+                <w:color w:val="000000"/>
+                <w:sz w:val="32"/>
+                <w:szCs w:val="40"/>
+                <w:highlight w:val="yellow"/>
+              </w:rPr>
+              <w:t xml:space="preserve"> </w:t>
+            </w:r>
+            <w:r>
+              <w:rPr>
+                <w:rFonts w:ascii="BRH Malayalam Extra" w:hAnsi="BRH Malayalam Extra" w:cs="BRH Malayalam Extra"/>
+                <w:color w:val="000000"/>
+                <w:sz w:val="32"/>
+                <w:szCs w:val="40"/>
+              </w:rPr>
+              <w:t>e¡d</w:t>
+            </w:r>
+            <w:r>
+              <w:rPr>
+                <w:rFonts w:ascii="BRH Malayalam Extra" w:hAnsi="BRH Malayalam Extra" w:cs="BRH Malayalam Extra"/>
+                <w:color w:val="000000"/>
+                <w:sz w:val="26"/>
+                <w:szCs w:val="40"/>
+              </w:rPr>
+              <w:t>–</w:t>
+            </w:r>
+            <w:r>
+              <w:rPr>
+                <w:rFonts w:ascii="BRH Malayalam Extra" w:hAnsi="BRH Malayalam Extra" w:cs="BRH Malayalam Extra"/>
+                <w:color w:val="000000"/>
+                <w:sz w:val="32"/>
+                <w:szCs w:val="40"/>
+              </w:rPr>
+              <w:t>J e¡d</w:t>
+            </w:r>
+            <w:r>
+              <w:rPr>
+                <w:rFonts w:ascii="BRH Malayalam Extra" w:hAnsi="BRH Malayalam Extra" w:cs="BRH Malayalam Extra"/>
+                <w:color w:val="000000"/>
+                <w:sz w:val="26"/>
+                <w:szCs w:val="40"/>
+                <w:highlight w:val="yellow"/>
+              </w:rPr>
+              <w:t>–</w:t>
+            </w:r>
+            <w:r>
+              <w:rPr>
+                <w:rFonts w:ascii="BRH Malayalam Extra" w:hAnsi="BRH Malayalam Extra" w:cs="BRH Malayalam Extra"/>
+                <w:color w:val="000000"/>
+                <w:sz w:val="32"/>
+                <w:szCs w:val="40"/>
+                <w:highlight w:val="yellow"/>
+              </w:rPr>
+              <w:t xml:space="preserve"> ¥k¥ZõZõ— |</w:t>
+            </w:r>
+            <w:r>
+              <w:rPr>
+                <w:rFonts w:ascii="BRH Malayalam Extra" w:hAnsi="BRH Malayalam Extra" w:cs="BRH Malayalam Extra"/>
+                <w:color w:val="000000"/>
+                <w:sz w:val="32"/>
+                <w:szCs w:val="40"/>
+              </w:rPr>
+              <w:t xml:space="preserve"> </w:t>
+            </w:r>
+          </w:p>
+          <w:p>
+            <w:pPr>
+              <w:widowControl w:val="0"/>
+              <w:autoSpaceDE w:val="0"/>
+              <w:autoSpaceDN w:val="0"/>
+              <w:adjustRightInd w:val="0"/>
+              <w:spacing w:line="240" w:lineRule="auto"/>
+              <w:rPr>
+                <w:rFonts w:ascii="BRH Malayalam Extra" w:hAnsi="BRH Malayalam Extra" w:cs="BRH Malayalam Extra"/>
+                <w:color w:val="000000"/>
+                <w:sz w:val="32"/>
+                <w:szCs w:val="40"/>
+              </w:rPr>
+            </w:pPr>
+            <w:r>
+              <w:rPr>
+                <w:rFonts w:cs="BRH Malayalam Extra"/>
+                <w:color w:val="000000"/>
+                <w:szCs w:val="40"/>
+              </w:rPr>
+              <w:t>66</w:t>
+            </w:r>
+            <w:r>
+              <w:rPr>
+                <w:rFonts w:ascii="BRH Malayalam Extra" w:hAnsi="BRH Malayalam Extra" w:cs="BRH Malayalam Extra"/>
+                <w:color w:val="000000"/>
+                <w:sz w:val="32"/>
+                <w:szCs w:val="40"/>
+              </w:rPr>
+              <w:t>)</w:t>
+            </w:r>
+            <w:r>
+              <w:rPr>
+                <w:rFonts w:ascii="BRH Malayalam Extra" w:hAnsi="BRH Malayalam Extra" w:cs="BRH Malayalam Extra"/>
+                <w:color w:val="000000"/>
+                <w:sz w:val="32"/>
+                <w:szCs w:val="40"/>
+              </w:rPr>
+              <w:tab/>
+            </w:r>
+            <w:r>
+              <w:rPr>
+                <w:rFonts w:cs="BRH Malayalam Extra"/>
+                <w:color w:val="000000"/>
+                <w:szCs w:val="40"/>
+              </w:rPr>
+              <w:t>2</w:t>
+            </w:r>
+            <w:r>
+              <w:rPr>
+                <w:rFonts w:ascii="BRH Malayalam Extra" w:hAnsi="BRH Malayalam Extra" w:cs="BRH Malayalam Extra"/>
+                <w:color w:val="000000"/>
+                <w:sz w:val="32"/>
+                <w:szCs w:val="40"/>
+              </w:rPr>
+              <w:t>.</w:t>
+            </w:r>
+            <w:r>
+              <w:rPr>
+                <w:rFonts w:cs="BRH Malayalam Extra"/>
+                <w:color w:val="000000"/>
+                <w:szCs w:val="40"/>
+              </w:rPr>
+              <w:t>3</w:t>
+            </w:r>
+            <w:r>
+              <w:rPr>
+                <w:rFonts w:ascii="BRH Malayalam Extra" w:hAnsi="BRH Malayalam Extra" w:cs="BRH Malayalam Extra"/>
+                <w:color w:val="000000"/>
+                <w:sz w:val="32"/>
+                <w:szCs w:val="40"/>
+              </w:rPr>
+              <w:t>.</w:t>
+            </w:r>
+            <w:r>
+              <w:rPr>
+                <w:rFonts w:cs="BRH Malayalam Extra"/>
+                <w:color w:val="000000"/>
+                <w:szCs w:val="40"/>
+              </w:rPr>
+              <w:t>12</w:t>
+            </w:r>
+            <w:r>
+              <w:rPr>
+                <w:rFonts w:ascii="BRH Malayalam Extra" w:hAnsi="BRH Malayalam Extra" w:cs="BRH Malayalam Extra"/>
+                <w:color w:val="000000"/>
+                <w:sz w:val="32"/>
+                <w:szCs w:val="40"/>
+              </w:rPr>
+              <w:t>.</w:t>
+            </w:r>
+            <w:r>
+              <w:rPr>
+                <w:rFonts w:cs="BRH Malayalam Extra"/>
+                <w:color w:val="000000"/>
+                <w:szCs w:val="40"/>
+              </w:rPr>
+              <w:t>2</w:t>
+            </w:r>
+            <w:r>
+              <w:rPr>
+                <w:rFonts w:ascii="BRH Malayalam Extra" w:hAnsi="BRH Malayalam Extra" w:cs="BRH Malayalam Extra"/>
+                <w:color w:val="000000"/>
+                <w:sz w:val="32"/>
+                <w:szCs w:val="40"/>
+              </w:rPr>
+              <w:t>(</w:t>
+            </w:r>
+            <w:r>
+              <w:rPr>
+                <w:rFonts w:cs="BRH Malayalam Extra"/>
+                <w:color w:val="000000"/>
+                <w:szCs w:val="40"/>
+              </w:rPr>
+              <w:t>52</w:t>
+            </w:r>
+            <w:r>
+              <w:rPr>
+                <w:rFonts w:ascii="BRH Malayalam Extra" w:hAnsi="BRH Malayalam Extra" w:cs="BRH Malayalam Extra"/>
+                <w:color w:val="000000"/>
+                <w:sz w:val="32"/>
+                <w:szCs w:val="40"/>
+              </w:rPr>
+              <w:t>)</w:t>
+            </w:r>
+            <w:proofErr w:type="gramStart"/>
+            <w:r>
+              <w:rPr>
+                <w:rFonts w:ascii="BRH Malayalam Extra" w:hAnsi="BRH Malayalam Extra" w:cs="BRH Malayalam Extra"/>
+                <w:color w:val="000000"/>
+                <w:sz w:val="32"/>
+                <w:szCs w:val="40"/>
+              </w:rPr>
+              <w:t>-  G</w:t>
+            </w:r>
+            <w:proofErr w:type="gramEnd"/>
+            <w:r>
+              <w:rPr>
+                <w:rFonts w:ascii="BRH Malayalam Extra" w:hAnsi="BRH Malayalam Extra" w:cs="BRH Malayalam Extra"/>
+                <w:color w:val="000000"/>
+                <w:sz w:val="32"/>
+                <w:szCs w:val="40"/>
+                <w:highlight w:val="yellow"/>
+              </w:rPr>
+              <w:t>¥Zõ</w:t>
+            </w:r>
+            <w:r>
+              <w:rPr>
+                <w:rFonts w:ascii="BRH Malayalam Extra" w:hAnsi="BRH Malayalam Extra" w:cs="BRH Malayalam Extra"/>
+                <w:color w:val="000000"/>
+                <w:sz w:val="32"/>
+                <w:szCs w:val="40"/>
+              </w:rPr>
+              <w:t>Zõ— | dyJ |</w:t>
+            </w:r>
+          </w:p>
+          <w:p>
+            <w:pPr>
+              <w:widowControl w:val="0"/>
+              <w:autoSpaceDE w:val="0"/>
+              <w:autoSpaceDN w:val="0"/>
+              <w:adjustRightInd w:val="0"/>
+              <w:spacing w:line="240" w:lineRule="auto"/>
+              <w:rPr>
+                <w:rFonts w:ascii="BRH Malayalam Extra" w:hAnsi="BRH Malayalam Extra" w:cs="BRH Malayalam Extra"/>
+                <w:color w:val="000000"/>
+                <w:sz w:val="32"/>
+                <w:szCs w:val="40"/>
+              </w:rPr>
+            </w:pPr>
+            <w:r>
+              <w:rPr>
+                <w:rFonts w:ascii="BRH Malayalam Extra" w:hAnsi="BRH Malayalam Extra" w:cs="BRH Malayalam Extra"/>
+                <w:color w:val="000000"/>
+                <w:sz w:val="32"/>
+                <w:szCs w:val="40"/>
+                <w:highlight w:val="yellow"/>
+              </w:rPr>
+              <w:t>G¥ZõZõ</w:t>
+            </w:r>
+            <w:r>
+              <w:rPr>
+                <w:rFonts w:ascii="BRH Malayalam Extra" w:hAnsi="BRH Malayalam Extra" w:cs="BRH Malayalam Extra"/>
+                <w:color w:val="000000"/>
+                <w:sz w:val="26"/>
+                <w:szCs w:val="40"/>
+              </w:rPr>
+              <w:t>–</w:t>
+            </w:r>
+            <w:r>
+              <w:rPr>
+                <w:rFonts w:ascii="BRH Malayalam Extra" w:hAnsi="BRH Malayalam Extra" w:cs="BRH Malayalam Extra"/>
+                <w:color w:val="000000"/>
+                <w:sz w:val="32"/>
+                <w:szCs w:val="40"/>
+              </w:rPr>
+              <w:t xml:space="preserve"> dyª Yy</w:t>
+            </w:r>
+            <w:r>
+              <w:rPr>
+                <w:rFonts w:ascii="BRH Malayalam Extra" w:hAnsi="BRH Malayalam Extra" w:cs="BRH Malayalam Extra"/>
+                <w:color w:val="000000"/>
+                <w:sz w:val="32"/>
+                <w:szCs w:val="40"/>
+                <w:highlight w:val="yellow"/>
+              </w:rPr>
+              <w:t>¥k¥Zõ ¤¤Zõ¥ZõZõ</w:t>
+            </w:r>
+            <w:r>
+              <w:rPr>
+                <w:rFonts w:ascii="BRH Malayalam Extra" w:hAnsi="BRH Malayalam Extra" w:cs="BRH Malayalam Extra"/>
+                <w:color w:val="000000"/>
+                <w:sz w:val="26"/>
+                <w:szCs w:val="40"/>
+                <w:highlight w:val="yellow"/>
+              </w:rPr>
+              <w:t>–</w:t>
+            </w:r>
+            <w:r>
+              <w:rPr>
+                <w:rFonts w:ascii="BRH Malayalam Extra" w:hAnsi="BRH Malayalam Extra" w:cs="BRH Malayalam Extra"/>
+                <w:color w:val="000000"/>
+                <w:sz w:val="32"/>
+                <w:szCs w:val="40"/>
+                <w:highlight w:val="yellow"/>
+              </w:rPr>
+              <w:t xml:space="preserve"> </w:t>
+            </w:r>
+            <w:r>
+              <w:rPr>
+                <w:rFonts w:ascii="BRH Malayalam Extra" w:hAnsi="BRH Malayalam Extra" w:cs="BRH Malayalam Extra"/>
+                <w:color w:val="000000"/>
+                <w:sz w:val="32"/>
+                <w:szCs w:val="40"/>
+              </w:rPr>
+              <w:t>dyJ</w:t>
+            </w:r>
+            <w:r>
+              <w:rPr>
+                <w:rFonts w:ascii="BRH Malayalam Extra" w:hAnsi="BRH Malayalam Extra" w:cs="BRH Malayalam Extra"/>
+                <w:color w:val="000000"/>
+                <w:sz w:val="32"/>
+                <w:szCs w:val="40"/>
+                <w:highlight w:val="yellow"/>
+              </w:rPr>
+              <w:t xml:space="preserve"> |</w:t>
+            </w:r>
+            <w:r>
+              <w:rPr>
+                <w:rFonts w:ascii="BRH Malayalam Extra" w:hAnsi="BRH Malayalam Extra" w:cs="BRH Malayalam Extra"/>
+                <w:color w:val="000000"/>
+                <w:sz w:val="32"/>
+                <w:szCs w:val="40"/>
+              </w:rPr>
+              <w:t xml:space="preserve"> </w:t>
+            </w:r>
+          </w:p>
+          <w:p>
+            <w:pPr>
+              <w:widowControl w:val="0"/>
+              <w:autoSpaceDE w:val="0"/>
+              <w:autoSpaceDN w:val="0"/>
+              <w:adjustRightInd w:val="0"/>
+              <w:spacing w:line="240" w:lineRule="auto"/>
+              <w:rPr>
+                <w:rFonts w:ascii="BRH Malayalam Extra" w:hAnsi="BRH Malayalam Extra" w:cs="BRH Malayalam Extra"/>
+                <w:color w:val="000000"/>
+                <w:sz w:val="32"/>
+                <w:szCs w:val="40"/>
+              </w:rPr>
+            </w:pPr>
+            <w:r>
+              <w:rPr>
+                <w:rFonts w:cs="BRH Malayalam Extra"/>
+                <w:color w:val="000000"/>
+                <w:szCs w:val="40"/>
+              </w:rPr>
+              <w:t>67</w:t>
+            </w:r>
+            <w:r>
+              <w:rPr>
+                <w:rFonts w:ascii="BRH Malayalam Extra" w:hAnsi="BRH Malayalam Extra" w:cs="BRH Malayalam Extra"/>
+                <w:color w:val="000000"/>
+                <w:sz w:val="32"/>
+                <w:szCs w:val="40"/>
+              </w:rPr>
+              <w:t>)</w:t>
+            </w:r>
+            <w:r>
+              <w:rPr>
+                <w:rFonts w:ascii="BRH Malayalam Extra" w:hAnsi="BRH Malayalam Extra" w:cs="BRH Malayalam Extra"/>
+                <w:color w:val="000000"/>
+                <w:sz w:val="32"/>
+                <w:szCs w:val="40"/>
+              </w:rPr>
+              <w:tab/>
+            </w:r>
+            <w:r>
+              <w:rPr>
+                <w:rFonts w:cs="BRH Malayalam Extra"/>
+                <w:color w:val="000000"/>
+                <w:szCs w:val="40"/>
+              </w:rPr>
+              <w:t>2</w:t>
+            </w:r>
+            <w:r>
+              <w:rPr>
+                <w:rFonts w:ascii="BRH Malayalam Extra" w:hAnsi="BRH Malayalam Extra" w:cs="BRH Malayalam Extra"/>
+                <w:color w:val="000000"/>
+                <w:sz w:val="32"/>
+                <w:szCs w:val="40"/>
+              </w:rPr>
+              <w:t>.</w:t>
+            </w:r>
+            <w:r>
+              <w:rPr>
+                <w:rFonts w:cs="BRH Malayalam Extra"/>
+                <w:color w:val="000000"/>
+                <w:szCs w:val="40"/>
+              </w:rPr>
+              <w:t>3</w:t>
+            </w:r>
+            <w:r>
+              <w:rPr>
+                <w:rFonts w:ascii="BRH Malayalam Extra" w:hAnsi="BRH Malayalam Extra" w:cs="BRH Malayalam Extra"/>
+                <w:color w:val="000000"/>
+                <w:sz w:val="32"/>
+                <w:szCs w:val="40"/>
+              </w:rPr>
+              <w:t>.</w:t>
+            </w:r>
+            <w:r>
+              <w:rPr>
+                <w:rFonts w:cs="BRH Malayalam Extra"/>
+                <w:color w:val="000000"/>
+                <w:szCs w:val="40"/>
+              </w:rPr>
+              <w:t>12</w:t>
+            </w:r>
+            <w:r>
+              <w:rPr>
+                <w:rFonts w:ascii="BRH Malayalam Extra" w:hAnsi="BRH Malayalam Extra" w:cs="BRH Malayalam Extra"/>
+                <w:color w:val="000000"/>
+                <w:sz w:val="32"/>
+                <w:szCs w:val="40"/>
+              </w:rPr>
+              <w:t>.</w:t>
+            </w:r>
+            <w:r>
+              <w:rPr>
+                <w:rFonts w:cs="BRH Malayalam Extra"/>
+                <w:color w:val="000000"/>
+                <w:szCs w:val="40"/>
+              </w:rPr>
+              <w:t>2</w:t>
+            </w:r>
+            <w:r>
+              <w:rPr>
+                <w:rFonts w:ascii="BRH Malayalam Extra" w:hAnsi="BRH Malayalam Extra" w:cs="BRH Malayalam Extra"/>
+                <w:color w:val="000000"/>
+                <w:sz w:val="32"/>
+                <w:szCs w:val="40"/>
+              </w:rPr>
+              <w:t>(</w:t>
+            </w:r>
+            <w:r>
+              <w:rPr>
+                <w:rFonts w:cs="BRH Malayalam Extra"/>
+                <w:color w:val="000000"/>
+                <w:szCs w:val="40"/>
+              </w:rPr>
+              <w:t>52</w:t>
+            </w:r>
+            <w:r>
+              <w:rPr>
+                <w:rFonts w:ascii="BRH Malayalam Extra" w:hAnsi="BRH Malayalam Extra" w:cs="BRH Malayalam Extra"/>
+                <w:color w:val="000000"/>
+                <w:sz w:val="32"/>
+                <w:szCs w:val="40"/>
+              </w:rPr>
+              <w:t>)</w:t>
+            </w:r>
+            <w:proofErr w:type="gramStart"/>
+            <w:r>
+              <w:rPr>
+                <w:rFonts w:ascii="BRH Malayalam Extra" w:hAnsi="BRH Malayalam Extra" w:cs="BRH Malayalam Extra"/>
+                <w:color w:val="000000"/>
+                <w:sz w:val="32"/>
+                <w:szCs w:val="40"/>
+              </w:rPr>
+              <w:t>-  G</w:t>
+            </w:r>
+            <w:proofErr w:type="gramEnd"/>
+            <w:r>
+              <w:rPr>
+                <w:rFonts w:ascii="BRH Malayalam Extra" w:hAnsi="BRH Malayalam Extra" w:cs="BRH Malayalam Extra"/>
+                <w:color w:val="000000"/>
+                <w:sz w:val="32"/>
+                <w:szCs w:val="40"/>
+                <w:highlight w:val="yellow"/>
+              </w:rPr>
+              <w:t>¥Zõ</w:t>
+            </w:r>
+            <w:r>
+              <w:rPr>
+                <w:rFonts w:ascii="BRH Malayalam Extra" w:hAnsi="BRH Malayalam Extra" w:cs="BRH Malayalam Extra"/>
+                <w:color w:val="000000"/>
+                <w:sz w:val="32"/>
+                <w:szCs w:val="40"/>
+              </w:rPr>
+              <w:t>Zõ— |</w:t>
+            </w:r>
+          </w:p>
+          <w:p>
+            <w:pPr>
+              <w:widowControl w:val="0"/>
+              <w:autoSpaceDE w:val="0"/>
+              <w:autoSpaceDN w:val="0"/>
+              <w:adjustRightInd w:val="0"/>
+              <w:spacing w:line="240" w:lineRule="auto"/>
+              <w:rPr>
+                <w:rFonts w:cs="Latha"/>
+                <w:b/>
+                <w:bCs/>
+                <w:szCs w:val="24"/>
+                <w:cs/>
+                <w:lang w:bidi="ta-IN"/>
+              </w:rPr>
+            </w:pPr>
+            <w:r>
+              <w:rPr>
+                <w:rFonts w:ascii="BRH Malayalam Extra" w:hAnsi="BRH Malayalam Extra" w:cs="BRH Malayalam Extra"/>
+                <w:color w:val="000000"/>
+                <w:sz w:val="32"/>
+                <w:szCs w:val="40"/>
+              </w:rPr>
+              <w:t xml:space="preserve">G¥ZõZõx˜ - CZõ— | </w:t>
+            </w:r>
+          </w:p>
+        </w:tc>
+        <w:tc>
+          <w:tcPr>
+            <w:tcW w:w="7371" w:type="dxa"/>
+          </w:tcPr>
+          <w:p>
+            <w:pPr>
+              <w:widowControl w:val="0"/>
+              <w:autoSpaceDE w:val="0"/>
+              <w:autoSpaceDN w:val="0"/>
+              <w:adjustRightInd w:val="0"/>
+              <w:spacing w:line="240" w:lineRule="auto"/>
+              <w:rPr>
+                <w:rFonts w:ascii="BRH Malayalam Extra" w:hAnsi="BRH Malayalam Extra" w:cs="BRH Malayalam Extra"/>
+                <w:color w:val="000000"/>
+                <w:sz w:val="32"/>
+                <w:szCs w:val="40"/>
+                <w:lang w:val="it-IT"/>
+              </w:rPr>
+            </w:pPr>
+            <w:r>
+              <w:rPr>
+                <w:rFonts w:cs="BRH Malayalam Extra"/>
+                <w:color w:val="000000"/>
+                <w:szCs w:val="40"/>
+                <w:lang w:val="it-IT"/>
+              </w:rPr>
+              <w:t>65</w:t>
+            </w:r>
+            <w:r>
+              <w:rPr>
+                <w:rFonts w:ascii="BRH Malayalam Extra" w:hAnsi="BRH Malayalam Extra" w:cs="BRH Malayalam Extra"/>
+                <w:color w:val="000000"/>
+                <w:sz w:val="32"/>
+                <w:szCs w:val="40"/>
+                <w:lang w:val="it-IT"/>
+              </w:rPr>
+              <w:t>)</w:t>
+            </w:r>
+            <w:r>
+              <w:rPr>
+                <w:rFonts w:ascii="BRH Malayalam Extra" w:hAnsi="BRH Malayalam Extra" w:cs="BRH Malayalam Extra"/>
+                <w:color w:val="000000"/>
+                <w:sz w:val="32"/>
+                <w:szCs w:val="40"/>
+                <w:lang w:val="it-IT"/>
+              </w:rPr>
+              <w:tab/>
+            </w:r>
+            <w:r>
+              <w:rPr>
+                <w:rFonts w:cs="BRH Malayalam Extra"/>
+                <w:color w:val="000000"/>
+                <w:szCs w:val="40"/>
+                <w:lang w:val="it-IT"/>
+              </w:rPr>
+              <w:t>2</w:t>
+            </w:r>
+            <w:r>
+              <w:rPr>
+                <w:rFonts w:ascii="BRH Malayalam Extra" w:hAnsi="BRH Malayalam Extra" w:cs="BRH Malayalam Extra"/>
+                <w:color w:val="000000"/>
+                <w:sz w:val="32"/>
+                <w:szCs w:val="40"/>
+                <w:lang w:val="it-IT"/>
+              </w:rPr>
+              <w:t>.</w:t>
+            </w:r>
+            <w:r>
+              <w:rPr>
+                <w:rFonts w:cs="BRH Malayalam Extra"/>
+                <w:color w:val="000000"/>
+                <w:szCs w:val="40"/>
+                <w:lang w:val="it-IT"/>
+              </w:rPr>
+              <w:t>3</w:t>
+            </w:r>
+            <w:r>
+              <w:rPr>
+                <w:rFonts w:ascii="BRH Malayalam Extra" w:hAnsi="BRH Malayalam Extra" w:cs="BRH Malayalam Extra"/>
+                <w:color w:val="000000"/>
+                <w:sz w:val="32"/>
+                <w:szCs w:val="40"/>
+                <w:lang w:val="it-IT"/>
+              </w:rPr>
+              <w:t>.</w:t>
+            </w:r>
+            <w:r>
+              <w:rPr>
+                <w:rFonts w:cs="BRH Malayalam Extra"/>
+                <w:color w:val="000000"/>
+                <w:szCs w:val="40"/>
+                <w:lang w:val="it-IT"/>
+              </w:rPr>
+              <w:t>12</w:t>
+            </w:r>
+            <w:r>
+              <w:rPr>
+                <w:rFonts w:ascii="BRH Malayalam Extra" w:hAnsi="BRH Malayalam Extra" w:cs="BRH Malayalam Extra"/>
+                <w:color w:val="000000"/>
+                <w:sz w:val="32"/>
+                <w:szCs w:val="40"/>
+                <w:lang w:val="it-IT"/>
+              </w:rPr>
+              <w:t>.</w:t>
+            </w:r>
+            <w:r>
+              <w:rPr>
+                <w:rFonts w:cs="BRH Malayalam Extra"/>
+                <w:color w:val="000000"/>
+                <w:szCs w:val="40"/>
+                <w:lang w:val="it-IT"/>
+              </w:rPr>
+              <w:t>2</w:t>
+            </w:r>
+            <w:r>
+              <w:rPr>
+                <w:rFonts w:ascii="BRH Malayalam Extra" w:hAnsi="BRH Malayalam Extra" w:cs="BRH Malayalam Extra"/>
+                <w:color w:val="000000"/>
+                <w:sz w:val="32"/>
+                <w:szCs w:val="40"/>
+                <w:lang w:val="it-IT"/>
+              </w:rPr>
+              <w:t>(</w:t>
+            </w:r>
+            <w:r>
+              <w:rPr>
+                <w:rFonts w:cs="BRH Malayalam Extra"/>
+                <w:color w:val="000000"/>
+                <w:szCs w:val="40"/>
+                <w:lang w:val="it-IT"/>
+              </w:rPr>
+              <w:t>51</w:t>
+            </w:r>
+            <w:r>
+              <w:rPr>
+                <w:rFonts w:ascii="BRH Malayalam Extra" w:hAnsi="BRH Malayalam Extra" w:cs="BRH Malayalam Extra"/>
+                <w:color w:val="000000"/>
+                <w:sz w:val="32"/>
+                <w:szCs w:val="40"/>
+                <w:lang w:val="it-IT"/>
+              </w:rPr>
+              <w:t>)-  e¡d—J | G</w:t>
+            </w:r>
+            <w:r>
+              <w:rPr>
+                <w:rFonts w:ascii="BRH Malayalam Extra" w:hAnsi="BRH Malayalam Extra" w:cs="BRH Malayalam Extra"/>
+                <w:color w:val="000000"/>
+                <w:sz w:val="32"/>
+                <w:szCs w:val="40"/>
+                <w:highlight w:val="green"/>
+                <w:lang w:val="it-IT"/>
+              </w:rPr>
+              <w:t>Zõ</w:t>
+            </w:r>
+            <w:r>
+              <w:rPr>
+                <w:rFonts w:ascii="BRH Malayalam Extra" w:hAnsi="BRH Malayalam Extra" w:cs="BRH Malayalam Extra"/>
+                <w:color w:val="000000"/>
+                <w:sz w:val="32"/>
+                <w:szCs w:val="40"/>
+                <w:lang w:val="it-IT"/>
+              </w:rPr>
+              <w:t>— |</w:t>
+            </w:r>
+          </w:p>
+          <w:p>
+            <w:pPr>
+              <w:widowControl w:val="0"/>
+              <w:autoSpaceDE w:val="0"/>
+              <w:autoSpaceDN w:val="0"/>
+              <w:adjustRightInd w:val="0"/>
+              <w:spacing w:line="240" w:lineRule="auto"/>
+              <w:rPr>
+                <w:rFonts w:ascii="BRH Malayalam Extra" w:hAnsi="BRH Malayalam Extra" w:cs="BRH Malayalam Extra"/>
+                <w:color w:val="000000"/>
+                <w:sz w:val="32"/>
+                <w:szCs w:val="40"/>
+                <w:lang w:val="it-IT"/>
+              </w:rPr>
+            </w:pPr>
+            <w:r>
+              <w:rPr>
+                <w:rFonts w:ascii="BRH Malayalam Extra" w:hAnsi="BRH Malayalam Extra" w:cs="BRH Malayalam Extra"/>
+                <w:color w:val="000000"/>
+                <w:sz w:val="32"/>
+                <w:szCs w:val="40"/>
+                <w:lang w:val="it-IT"/>
+              </w:rPr>
+              <w:t xml:space="preserve">e¡d— </w:t>
+            </w:r>
+            <w:r>
+              <w:rPr>
+                <w:rFonts w:ascii="BRH Malayalam Extra" w:hAnsi="BRH Malayalam Extra" w:cs="BRH Malayalam Extra"/>
+                <w:color w:val="000000"/>
+                <w:sz w:val="32"/>
+                <w:szCs w:val="40"/>
+                <w:highlight w:val="green"/>
+                <w:lang w:val="it-IT"/>
+              </w:rPr>
+              <w:t>¥k¥ZõZõ–</w:t>
+            </w:r>
+            <w:r>
+              <w:rPr>
+                <w:rFonts w:ascii="BRH Malayalam Extra" w:hAnsi="BRH Malayalam Extra" w:cs="BRH Malayalam Extra"/>
+                <w:color w:val="000000"/>
+                <w:sz w:val="32"/>
+                <w:szCs w:val="40"/>
+                <w:lang w:val="it-IT"/>
+              </w:rPr>
+              <w:t xml:space="preserve"> e¡d–ª e¡d</w:t>
+            </w:r>
+            <w:r>
+              <w:rPr>
+                <w:rFonts w:ascii="BRH Malayalam Extra" w:hAnsi="BRH Malayalam Extra" w:cs="BRH Malayalam Extra"/>
+                <w:color w:val="000000"/>
+                <w:sz w:val="32"/>
+                <w:szCs w:val="40"/>
+                <w:highlight w:val="green"/>
+                <w:lang w:val="it-IT"/>
+              </w:rPr>
+              <w:t>–¥kZõ</w:t>
+            </w:r>
+            <w:r>
+              <w:rPr>
+                <w:rFonts w:ascii="BRH Malayalam Extra" w:hAnsi="BRH Malayalam Extra" w:cs="BRH Malayalam Extra"/>
+                <w:color w:val="000000"/>
+                <w:sz w:val="32"/>
+                <w:szCs w:val="40"/>
+                <w:lang w:val="it-IT"/>
+              </w:rPr>
+              <w:t xml:space="preserve">— |  </w:t>
+            </w:r>
+            <w:r>
+              <w:rPr>
+                <w:rFonts w:ascii="BRH Malayalam Extra" w:hAnsi="BRH Malayalam Extra" w:cs="BRH Malayalam Extra"/>
+                <w:color w:val="000000"/>
+                <w:sz w:val="32"/>
+                <w:szCs w:val="40"/>
+                <w:lang w:val="it-IT"/>
+              </w:rPr>
+              <w:tab/>
+              <w:t xml:space="preserve"> </w:t>
+            </w:r>
+            <w:r>
+              <w:rPr>
+                <w:rFonts w:ascii="BRH Malayalam Extra" w:hAnsi="BRH Malayalam Extra" w:cs="BRH Malayalam Extra"/>
+                <w:color w:val="000000"/>
+                <w:sz w:val="32"/>
+                <w:szCs w:val="40"/>
+                <w:lang w:val="it-IT"/>
+              </w:rPr>
+              <w:tab/>
+              <w:t xml:space="preserve"> </w:t>
+            </w:r>
+          </w:p>
+          <w:p>
+            <w:pPr>
+              <w:widowControl w:val="0"/>
+              <w:autoSpaceDE w:val="0"/>
+              <w:autoSpaceDN w:val="0"/>
+              <w:adjustRightInd w:val="0"/>
+              <w:spacing w:line="240" w:lineRule="auto"/>
+              <w:rPr>
+                <w:rFonts w:ascii="BRH Malayalam Extra" w:hAnsi="BRH Malayalam Extra" w:cs="BRH Malayalam Extra"/>
+                <w:color w:val="000000"/>
+                <w:sz w:val="32"/>
+                <w:szCs w:val="40"/>
+                <w:lang w:val="it-IT"/>
+              </w:rPr>
+            </w:pPr>
+            <w:r>
+              <w:rPr>
+                <w:rFonts w:cs="BRH Malayalam Extra"/>
+                <w:color w:val="000000"/>
+                <w:szCs w:val="40"/>
+                <w:lang w:val="it-IT"/>
+              </w:rPr>
+              <w:t>66</w:t>
+            </w:r>
+            <w:r>
+              <w:rPr>
+                <w:rFonts w:ascii="BRH Malayalam Extra" w:hAnsi="BRH Malayalam Extra" w:cs="BRH Malayalam Extra"/>
+                <w:color w:val="000000"/>
+                <w:sz w:val="32"/>
+                <w:szCs w:val="40"/>
+                <w:lang w:val="it-IT"/>
+              </w:rPr>
+              <w:t>)</w:t>
+            </w:r>
+            <w:r>
+              <w:rPr>
+                <w:rFonts w:ascii="BRH Malayalam Extra" w:hAnsi="BRH Malayalam Extra" w:cs="BRH Malayalam Extra"/>
+                <w:color w:val="000000"/>
+                <w:sz w:val="32"/>
+                <w:szCs w:val="40"/>
+                <w:lang w:val="it-IT"/>
+              </w:rPr>
+              <w:tab/>
+            </w:r>
+            <w:r>
+              <w:rPr>
+                <w:rFonts w:cs="BRH Malayalam Extra"/>
+                <w:color w:val="000000"/>
+                <w:szCs w:val="40"/>
+                <w:lang w:val="it-IT"/>
+              </w:rPr>
+              <w:t>2</w:t>
+            </w:r>
+            <w:r>
+              <w:rPr>
+                <w:rFonts w:ascii="BRH Malayalam Extra" w:hAnsi="BRH Malayalam Extra" w:cs="BRH Malayalam Extra"/>
+                <w:color w:val="000000"/>
+                <w:sz w:val="32"/>
+                <w:szCs w:val="40"/>
+                <w:lang w:val="it-IT"/>
+              </w:rPr>
+              <w:t>.</w:t>
+            </w:r>
+            <w:r>
+              <w:rPr>
+                <w:rFonts w:cs="BRH Malayalam Extra"/>
+                <w:color w:val="000000"/>
+                <w:szCs w:val="40"/>
+                <w:lang w:val="it-IT"/>
+              </w:rPr>
+              <w:t>3</w:t>
+            </w:r>
+            <w:r>
+              <w:rPr>
+                <w:rFonts w:ascii="BRH Malayalam Extra" w:hAnsi="BRH Malayalam Extra" w:cs="BRH Malayalam Extra"/>
+                <w:color w:val="000000"/>
+                <w:sz w:val="32"/>
+                <w:szCs w:val="40"/>
+                <w:lang w:val="it-IT"/>
+              </w:rPr>
+              <w:t>.</w:t>
+            </w:r>
+            <w:r>
+              <w:rPr>
+                <w:rFonts w:cs="BRH Malayalam Extra"/>
+                <w:color w:val="000000"/>
+                <w:szCs w:val="40"/>
+                <w:lang w:val="it-IT"/>
+              </w:rPr>
+              <w:t>12</w:t>
+            </w:r>
+            <w:r>
+              <w:rPr>
+                <w:rFonts w:ascii="BRH Malayalam Extra" w:hAnsi="BRH Malayalam Extra" w:cs="BRH Malayalam Extra"/>
+                <w:color w:val="000000"/>
+                <w:sz w:val="32"/>
+                <w:szCs w:val="40"/>
+                <w:lang w:val="it-IT"/>
+              </w:rPr>
+              <w:t>.</w:t>
+            </w:r>
+            <w:r>
+              <w:rPr>
+                <w:rFonts w:cs="BRH Malayalam Extra"/>
+                <w:color w:val="000000"/>
+                <w:szCs w:val="40"/>
+                <w:lang w:val="it-IT"/>
+              </w:rPr>
+              <w:t>2</w:t>
+            </w:r>
+            <w:r>
+              <w:rPr>
+                <w:rFonts w:ascii="BRH Malayalam Extra" w:hAnsi="BRH Malayalam Extra" w:cs="BRH Malayalam Extra"/>
+                <w:color w:val="000000"/>
+                <w:sz w:val="32"/>
+                <w:szCs w:val="40"/>
+                <w:lang w:val="it-IT"/>
+              </w:rPr>
+              <w:t>(</w:t>
+            </w:r>
+            <w:r>
+              <w:rPr>
+                <w:rFonts w:cs="BRH Malayalam Extra"/>
+                <w:color w:val="000000"/>
+                <w:szCs w:val="40"/>
+                <w:lang w:val="it-IT"/>
+              </w:rPr>
+              <w:t>52</w:t>
+            </w:r>
+            <w:r>
+              <w:rPr>
+                <w:rFonts w:ascii="BRH Malayalam Extra" w:hAnsi="BRH Malayalam Extra" w:cs="BRH Malayalam Extra"/>
+                <w:color w:val="000000"/>
+                <w:sz w:val="32"/>
+                <w:szCs w:val="40"/>
+                <w:lang w:val="it-IT"/>
+              </w:rPr>
+              <w:t>)-  G</w:t>
+            </w:r>
+            <w:r>
+              <w:rPr>
+                <w:rFonts w:ascii="BRH Malayalam Extra" w:hAnsi="BRH Malayalam Extra" w:cs="BRH Malayalam Extra"/>
+                <w:color w:val="000000"/>
+                <w:sz w:val="32"/>
+                <w:szCs w:val="40"/>
+                <w:highlight w:val="green"/>
+                <w:lang w:val="it-IT"/>
+              </w:rPr>
+              <w:t>Zõ</w:t>
+            </w:r>
+            <w:r>
+              <w:rPr>
+                <w:rFonts w:ascii="BRH Malayalam Extra" w:hAnsi="BRH Malayalam Extra" w:cs="BRH Malayalam Extra"/>
+                <w:color w:val="000000"/>
+                <w:sz w:val="32"/>
+                <w:szCs w:val="40"/>
+                <w:lang w:val="it-IT"/>
+              </w:rPr>
+              <w:t>— | dyJ |</w:t>
+            </w:r>
+          </w:p>
+          <w:p>
+            <w:pPr>
+              <w:widowControl w:val="0"/>
+              <w:autoSpaceDE w:val="0"/>
+              <w:autoSpaceDN w:val="0"/>
+              <w:adjustRightInd w:val="0"/>
+              <w:spacing w:line="240" w:lineRule="auto"/>
+              <w:rPr>
+                <w:rFonts w:ascii="BRH Malayalam Extra" w:hAnsi="BRH Malayalam Extra" w:cs="BRH Malayalam Extra"/>
+                <w:color w:val="000000"/>
+                <w:sz w:val="32"/>
+                <w:szCs w:val="40"/>
+                <w:lang w:val="it-IT"/>
+              </w:rPr>
+            </w:pPr>
+            <w:r>
+              <w:rPr>
+                <w:rFonts w:ascii="BRH Malayalam Extra" w:hAnsi="BRH Malayalam Extra" w:cs="BRH Malayalam Extra"/>
+                <w:color w:val="000000"/>
+                <w:sz w:val="32"/>
+                <w:szCs w:val="40"/>
+                <w:highlight w:val="green"/>
+                <w:lang w:val="it-IT"/>
+              </w:rPr>
+              <w:t>G</w:t>
+            </w:r>
+            <w:r>
+              <w:rPr>
+                <w:rFonts w:ascii="BRH Malayalam Extra" w:hAnsi="BRH Malayalam Extra" w:cs="BRH Malayalam Extra"/>
+                <w:color w:val="000000"/>
+                <w:sz w:val="32"/>
+                <w:szCs w:val="40"/>
+                <w:highlight w:val="green"/>
+                <w:lang w:val="it-IT"/>
+              </w:rPr>
+              <w:t>Zõ</w:t>
+            </w:r>
+            <w:r>
+              <w:rPr>
+                <w:rFonts w:ascii="BRH Malayalam Extra" w:hAnsi="BRH Malayalam Extra" w:cs="BRH Malayalam Extra"/>
+                <w:color w:val="000000"/>
+                <w:sz w:val="32"/>
+                <w:szCs w:val="40"/>
+                <w:lang w:val="it-IT"/>
+              </w:rPr>
+              <w:t>– dyª Yy</w:t>
+            </w:r>
+            <w:r>
+              <w:rPr>
+                <w:rFonts w:ascii="BRH Malayalam Extra" w:hAnsi="BRH Malayalam Extra" w:cs="BRH Malayalam Extra"/>
+                <w:color w:val="000000"/>
+                <w:sz w:val="32"/>
+                <w:szCs w:val="40"/>
+                <w:highlight w:val="green"/>
+                <w:lang w:val="it-IT"/>
+              </w:rPr>
+              <w:t>¥k¥ZõZõ</w:t>
+            </w:r>
+            <w:r>
+              <w:rPr>
+                <w:rFonts w:ascii="BRH Malayalam Extra" w:hAnsi="BRH Malayalam Extra" w:cs="BRH Malayalam Extra"/>
+                <w:color w:val="000000"/>
+                <w:sz w:val="32"/>
+                <w:szCs w:val="40"/>
+                <w:lang w:val="it-IT"/>
+              </w:rPr>
+              <w:t>– dyJ |</w:t>
+            </w:r>
+            <w:r>
+              <w:rPr>
+                <w:rFonts w:ascii="BRH Malayalam Extra" w:hAnsi="BRH Malayalam Extra" w:cs="BRH Malayalam Extra"/>
+                <w:color w:val="000000"/>
+                <w:sz w:val="32"/>
+                <w:szCs w:val="40"/>
+                <w:lang w:val="it-IT"/>
+              </w:rPr>
+              <w:tab/>
+              <w:t xml:space="preserve"> </w:t>
+            </w:r>
+            <w:r>
+              <w:rPr>
+                <w:rFonts w:ascii="BRH Malayalam Extra" w:hAnsi="BRH Malayalam Extra" w:cs="BRH Malayalam Extra"/>
+                <w:color w:val="000000"/>
+                <w:sz w:val="32"/>
+                <w:szCs w:val="40"/>
+                <w:lang w:val="it-IT"/>
+              </w:rPr>
+              <w:tab/>
+            </w:r>
+          </w:p>
+          <w:p>
+            <w:pPr>
+              <w:widowControl w:val="0"/>
+              <w:autoSpaceDE w:val="0"/>
+              <w:autoSpaceDN w:val="0"/>
+              <w:adjustRightInd w:val="0"/>
+              <w:spacing w:line="240" w:lineRule="auto"/>
+              <w:rPr>
+                <w:rFonts w:ascii="BRH Malayalam Extra" w:hAnsi="BRH Malayalam Extra" w:cs="BRH Malayalam Extra"/>
+                <w:color w:val="000000"/>
+                <w:sz w:val="32"/>
+                <w:szCs w:val="40"/>
+                <w:lang w:val="it-IT"/>
+              </w:rPr>
+            </w:pPr>
+            <w:r>
+              <w:rPr>
+                <w:rFonts w:cs="BRH Malayalam Extra"/>
+                <w:color w:val="000000"/>
+                <w:szCs w:val="40"/>
+                <w:lang w:val="it-IT"/>
+              </w:rPr>
+              <w:t>67</w:t>
+            </w:r>
+            <w:r>
+              <w:rPr>
+                <w:rFonts w:ascii="BRH Malayalam Extra" w:hAnsi="BRH Malayalam Extra" w:cs="BRH Malayalam Extra"/>
+                <w:color w:val="000000"/>
+                <w:sz w:val="32"/>
+                <w:szCs w:val="40"/>
+                <w:lang w:val="it-IT"/>
+              </w:rPr>
+              <w:t>)</w:t>
+            </w:r>
+            <w:r>
+              <w:rPr>
+                <w:rFonts w:ascii="BRH Malayalam Extra" w:hAnsi="BRH Malayalam Extra" w:cs="BRH Malayalam Extra"/>
+                <w:color w:val="000000"/>
+                <w:sz w:val="32"/>
+                <w:szCs w:val="40"/>
+                <w:lang w:val="it-IT"/>
+              </w:rPr>
+              <w:tab/>
+            </w:r>
+            <w:r>
+              <w:rPr>
+                <w:rFonts w:cs="BRH Malayalam Extra"/>
+                <w:color w:val="000000"/>
+                <w:szCs w:val="40"/>
+                <w:lang w:val="it-IT"/>
+              </w:rPr>
+              <w:t>2</w:t>
+            </w:r>
+            <w:r>
+              <w:rPr>
+                <w:rFonts w:ascii="BRH Malayalam Extra" w:hAnsi="BRH Malayalam Extra" w:cs="BRH Malayalam Extra"/>
+                <w:color w:val="000000"/>
+                <w:sz w:val="32"/>
+                <w:szCs w:val="40"/>
+                <w:lang w:val="it-IT"/>
+              </w:rPr>
+              <w:t>.</w:t>
+            </w:r>
+            <w:r>
+              <w:rPr>
+                <w:rFonts w:cs="BRH Malayalam Extra"/>
+                <w:color w:val="000000"/>
+                <w:szCs w:val="40"/>
+                <w:lang w:val="it-IT"/>
+              </w:rPr>
+              <w:t>3</w:t>
+            </w:r>
+            <w:r>
+              <w:rPr>
+                <w:rFonts w:ascii="BRH Malayalam Extra" w:hAnsi="BRH Malayalam Extra" w:cs="BRH Malayalam Extra"/>
+                <w:color w:val="000000"/>
+                <w:sz w:val="32"/>
+                <w:szCs w:val="40"/>
+                <w:lang w:val="it-IT"/>
+              </w:rPr>
+              <w:t>.</w:t>
+            </w:r>
+            <w:r>
+              <w:rPr>
+                <w:rFonts w:cs="BRH Malayalam Extra"/>
+                <w:color w:val="000000"/>
+                <w:szCs w:val="40"/>
+                <w:lang w:val="it-IT"/>
+              </w:rPr>
+              <w:t>12</w:t>
+            </w:r>
+            <w:r>
+              <w:rPr>
+                <w:rFonts w:ascii="BRH Malayalam Extra" w:hAnsi="BRH Malayalam Extra" w:cs="BRH Malayalam Extra"/>
+                <w:color w:val="000000"/>
+                <w:sz w:val="32"/>
+                <w:szCs w:val="40"/>
+                <w:lang w:val="it-IT"/>
+              </w:rPr>
+              <w:t>.</w:t>
+            </w:r>
+            <w:r>
+              <w:rPr>
+                <w:rFonts w:cs="BRH Malayalam Extra"/>
+                <w:color w:val="000000"/>
+                <w:szCs w:val="40"/>
+                <w:lang w:val="it-IT"/>
+              </w:rPr>
+              <w:t>2</w:t>
+            </w:r>
+            <w:r>
+              <w:rPr>
+                <w:rFonts w:ascii="BRH Malayalam Extra" w:hAnsi="BRH Malayalam Extra" w:cs="BRH Malayalam Extra"/>
+                <w:color w:val="000000"/>
+                <w:sz w:val="32"/>
+                <w:szCs w:val="40"/>
+                <w:lang w:val="it-IT"/>
+              </w:rPr>
+              <w:t>(</w:t>
+            </w:r>
+            <w:r>
+              <w:rPr>
+                <w:rFonts w:cs="BRH Malayalam Extra"/>
+                <w:color w:val="000000"/>
+                <w:szCs w:val="40"/>
+                <w:lang w:val="it-IT"/>
+              </w:rPr>
+              <w:t>52</w:t>
+            </w:r>
+            <w:r>
+              <w:rPr>
+                <w:rFonts w:ascii="BRH Malayalam Extra" w:hAnsi="BRH Malayalam Extra" w:cs="BRH Malayalam Extra"/>
+                <w:color w:val="000000"/>
+                <w:sz w:val="32"/>
+                <w:szCs w:val="40"/>
+                <w:lang w:val="it-IT"/>
+              </w:rPr>
+              <w:t>)-  G</w:t>
+            </w:r>
+            <w:r>
+              <w:rPr>
+                <w:rFonts w:ascii="BRH Malayalam Extra" w:hAnsi="BRH Malayalam Extra" w:cs="BRH Malayalam Extra"/>
+                <w:color w:val="000000"/>
+                <w:sz w:val="32"/>
+                <w:szCs w:val="40"/>
+                <w:highlight w:val="green"/>
+                <w:lang w:val="it-IT"/>
+              </w:rPr>
+              <w:t>Zõ</w:t>
+            </w:r>
+            <w:r>
+              <w:rPr>
+                <w:rFonts w:ascii="BRH Malayalam Extra" w:hAnsi="BRH Malayalam Extra" w:cs="BRH Malayalam Extra"/>
+                <w:color w:val="000000"/>
+                <w:sz w:val="32"/>
+                <w:szCs w:val="40"/>
+                <w:lang w:val="it-IT"/>
+              </w:rPr>
+              <w:t>— |</w:t>
+            </w:r>
+          </w:p>
+          <w:p>
+            <w:pPr>
+              <w:widowControl w:val="0"/>
+              <w:autoSpaceDE w:val="0"/>
+              <w:autoSpaceDN w:val="0"/>
+              <w:adjustRightInd w:val="0"/>
+              <w:spacing w:line="240" w:lineRule="auto"/>
+              <w:rPr>
+                <w:rFonts w:cs="Latha"/>
+                <w:b/>
+                <w:bCs/>
+                <w:szCs w:val="24"/>
+                <w:cs/>
+                <w:lang w:val="it-IT" w:bidi="ta-IN"/>
+              </w:rPr>
+            </w:pPr>
+            <w:r>
+              <w:rPr>
+                <w:rFonts w:ascii="BRH Malayalam Extra" w:hAnsi="BRH Malayalam Extra" w:cs="BRH Malayalam Extra"/>
+                <w:color w:val="000000"/>
+                <w:sz w:val="32"/>
+                <w:szCs w:val="40"/>
+                <w:lang w:val="it-IT"/>
+              </w:rPr>
+              <w:t xml:space="preserve">G¥ZõZõx˜ - CZõ— | </w:t>
+            </w:r>
+          </w:p>
+        </w:tc>
+      </w:tr>
+      <w:tr>
+        <w:trPr>
+          <w:trHeight w:val="899"/>
+        </w:trPr>
+        <w:tc>
+          <w:tcPr>
+            <w:tcW w:w="7166" w:type="dxa"/>
+            <w:tcBorders>
+              <w:top w:val="single" w:sz="4" w:space="0" w:color="000000"/>
+              <w:left w:val="single" w:sz="4" w:space="0" w:color="000000"/>
+              <w:bottom w:val="single" w:sz="4" w:space="0" w:color="000000"/>
+              <w:right w:val="single" w:sz="4" w:space="0" w:color="000000"/>
+            </w:tcBorders>
+          </w:tcPr>
+          <w:p>
+            <w:pPr>
+              <w:widowControl w:val="0"/>
+              <w:autoSpaceDE w:val="0"/>
+              <w:autoSpaceDN w:val="0"/>
+              <w:adjustRightInd w:val="0"/>
+              <w:spacing w:before="0" w:line="240" w:lineRule="auto"/>
+              <w:rPr>
+                <w:rFonts w:cs="Latha"/>
+                <w:b/>
+                <w:bCs/>
+                <w:szCs w:val="24"/>
+                <w:cs/>
+                <w:lang w:val="it-IT" w:bidi="ta-IN"/>
+              </w:rPr>
+            </w:pPr>
+          </w:p>
+        </w:tc>
+        <w:tc>
+          <w:tcPr>
+            <w:tcW w:w="7371" w:type="dxa"/>
+            <w:tcBorders>
+              <w:top w:val="single" w:sz="4" w:space="0" w:color="000000"/>
+              <w:left w:val="single" w:sz="4" w:space="0" w:color="000000"/>
+              <w:bottom w:val="single" w:sz="4" w:space="0" w:color="000000"/>
+              <w:right w:val="single" w:sz="4" w:space="0" w:color="000000"/>
+            </w:tcBorders>
+          </w:tcPr>
+          <w:p>
+            <w:pPr>
+              <w:widowControl w:val="0"/>
+              <w:autoSpaceDE w:val="0"/>
+              <w:autoSpaceDN w:val="0"/>
+              <w:adjustRightInd w:val="0"/>
+              <w:spacing w:before="0" w:line="240" w:lineRule="auto"/>
+              <w:rPr>
+                <w:rFonts w:cs="Latha"/>
+                <w:b/>
+                <w:bCs/>
+                <w:szCs w:val="24"/>
+                <w:cs/>
+                <w:lang w:val="it-IT" w:bidi="ta-IN"/>
+              </w:rPr>
+            </w:pPr>
+          </w:p>
+        </w:tc>
+      </w:tr>
+      <w:tr>
+        <w:trPr>
+          <w:trHeight w:val="899"/>
+        </w:trPr>
+        <w:tc>
+          <w:tcPr>
+            <w:tcW w:w="7166" w:type="dxa"/>
+            <w:tcBorders>
+              <w:top w:val="single" w:sz="4" w:space="0" w:color="000000"/>
+              <w:left w:val="single" w:sz="4" w:space="0" w:color="000000"/>
+              <w:bottom w:val="single" w:sz="4" w:space="0" w:color="000000"/>
+              <w:right w:val="single" w:sz="4" w:space="0" w:color="000000"/>
+            </w:tcBorders>
+          </w:tcPr>
+          <w:p>
+            <w:pPr>
+              <w:widowControl w:val="0"/>
+              <w:autoSpaceDE w:val="0"/>
+              <w:autoSpaceDN w:val="0"/>
+              <w:adjustRightInd w:val="0"/>
+              <w:spacing w:before="0" w:line="240" w:lineRule="auto"/>
+              <w:rPr>
+                <w:rFonts w:cs="Latha"/>
+                <w:b/>
+                <w:bCs/>
+                <w:szCs w:val="24"/>
+                <w:cs/>
+                <w:lang w:val="it-IT" w:bidi="ta-IN"/>
+              </w:rPr>
+            </w:pPr>
+          </w:p>
+        </w:tc>
+        <w:tc>
+          <w:tcPr>
+            <w:tcW w:w="7371" w:type="dxa"/>
+            <w:tcBorders>
+              <w:top w:val="single" w:sz="4" w:space="0" w:color="000000"/>
+              <w:left w:val="single" w:sz="4" w:space="0" w:color="000000"/>
+              <w:bottom w:val="single" w:sz="4" w:space="0" w:color="000000"/>
+              <w:right w:val="single" w:sz="4" w:space="0" w:color="000000"/>
+            </w:tcBorders>
+          </w:tcPr>
+          <w:p>
+            <w:pPr>
+              <w:widowControl w:val="0"/>
+              <w:autoSpaceDE w:val="0"/>
+              <w:autoSpaceDN w:val="0"/>
+              <w:adjustRightInd w:val="0"/>
+              <w:spacing w:before="0" w:line="240" w:lineRule="auto"/>
+              <w:rPr>
+                <w:rFonts w:cs="Latha"/>
+                <w:b/>
+                <w:bCs/>
+                <w:szCs w:val="24"/>
+                <w:cs/>
+                <w:lang w:val="it-IT" w:bidi="ta-IN"/>
+              </w:rPr>
+            </w:pPr>
+          </w:p>
+        </w:tc>
+      </w:tr>
+      <w:tr>
+        <w:trPr>
+          <w:trHeight w:val="899"/>
+        </w:trPr>
+        <w:tc>
+          <w:tcPr>
+            <w:tcW w:w="7166" w:type="dxa"/>
+            <w:tcBorders>
+              <w:top w:val="single" w:sz="4" w:space="0" w:color="000000"/>
+              <w:left w:val="single" w:sz="4" w:space="0" w:color="000000"/>
+              <w:bottom w:val="single" w:sz="4" w:space="0" w:color="000000"/>
+              <w:right w:val="single" w:sz="4" w:space="0" w:color="000000"/>
+            </w:tcBorders>
+          </w:tcPr>
+          <w:p>
+            <w:pPr>
+              <w:widowControl w:val="0"/>
+              <w:autoSpaceDE w:val="0"/>
+              <w:autoSpaceDN w:val="0"/>
+              <w:adjustRightInd w:val="0"/>
+              <w:spacing w:before="0" w:line="240" w:lineRule="auto"/>
+              <w:rPr>
+                <w:rFonts w:cs="Latha"/>
+                <w:b/>
+                <w:bCs/>
+                <w:szCs w:val="24"/>
+                <w:cs/>
+                <w:lang w:val="it-IT" w:bidi="ta-IN"/>
+              </w:rPr>
+            </w:pPr>
+          </w:p>
+        </w:tc>
+        <w:tc>
+          <w:tcPr>
+            <w:tcW w:w="7371" w:type="dxa"/>
+            <w:tcBorders>
+              <w:top w:val="single" w:sz="4" w:space="0" w:color="000000"/>
+              <w:left w:val="single" w:sz="4" w:space="0" w:color="000000"/>
+              <w:bottom w:val="single" w:sz="4" w:space="0" w:color="000000"/>
+              <w:right w:val="single" w:sz="4" w:space="0" w:color="000000"/>
+            </w:tcBorders>
+          </w:tcPr>
+          <w:p>
+            <w:pPr>
+              <w:widowControl w:val="0"/>
+              <w:autoSpaceDE w:val="0"/>
+              <w:autoSpaceDN w:val="0"/>
+              <w:adjustRightInd w:val="0"/>
+              <w:spacing w:before="0" w:line="240" w:lineRule="auto"/>
+              <w:rPr>
+                <w:rFonts w:cs="Latha"/>
+                <w:b/>
+                <w:bCs/>
+                <w:szCs w:val="24"/>
+                <w:cs/>
+                <w:lang w:val="it-IT" w:bidi="ta-IN"/>
+              </w:rPr>
+            </w:pPr>
+          </w:p>
+        </w:tc>
+      </w:tr>
+    </w:tbl>
+    <w:p>
+      <w:pPr>
+        <w:spacing w:before="0" w:line="240" w:lineRule="auto"/>
+        <w:jc w:val="center"/>
+        <w:rPr>
+          <w:b/>
+          <w:bCs/>
+          <w:sz w:val="32"/>
+          <w:szCs w:val="32"/>
+          <w:u w:val="single"/>
+        </w:rPr>
+      </w:pPr>
+    </w:p>
+    <w:p>
+      <w:pPr>
+        <w:spacing w:before="0" w:line="240" w:lineRule="auto"/>
+        <w:jc w:val="center"/>
+        <w:rPr>
+          <w:b/>
+          <w:bCs/>
+          <w:sz w:val="32"/>
+          <w:szCs w:val="32"/>
+          <w:u w:val="single"/>
+        </w:rPr>
+      </w:pPr>
+    </w:p>
+    <w:p>
+      <w:pPr>
+        <w:spacing w:before="0" w:line="240" w:lineRule="auto"/>
+        <w:jc w:val="center"/>
+        <w:rPr>
+          <w:b/>
+          <w:bCs/>
+          <w:sz w:val="32"/>
+          <w:szCs w:val="32"/>
+          <w:u w:val="single"/>
+        </w:rPr>
+      </w:pPr>
+    </w:p>
+    <w:p>
+      <w:pPr>
+        <w:spacing w:before="0" w:line="240" w:lineRule="auto"/>
+        <w:jc w:val="center"/>
+        <w:rPr>
+          <w:b/>
+          <w:bCs/>
+          <w:sz w:val="32"/>
+          <w:szCs w:val="32"/>
+          <w:u w:val="single"/>
+        </w:rPr>
+      </w:pPr>
+    </w:p>
+    <w:p>
+      <w:pPr>
+        <w:spacing w:before="0" w:line="240" w:lineRule="auto"/>
+        <w:jc w:val="center"/>
+        <w:rPr>
+          <w:b/>
+          <w:bCs/>
+          <w:sz w:val="32"/>
+          <w:szCs w:val="32"/>
+          <w:u w:val="single"/>
+        </w:rPr>
+      </w:pPr>
+    </w:p>
+    <w:p>
+      <w:pPr>
+        <w:spacing w:before="0" w:line="240" w:lineRule="auto"/>
+        <w:jc w:val="center"/>
+        <w:rPr>
+          <w:b/>
+          <w:bCs/>
+          <w:sz w:val="32"/>
+          <w:szCs w:val="32"/>
+          <w:u w:val="single"/>
+        </w:rPr>
+      </w:pPr>
+    </w:p>
     <w:p>
       <w:pPr>
         <w:spacing w:before="0" w:line="240" w:lineRule="auto"/>
@@ -133,27 +1968,7 @@
           <w:sz w:val="28"/>
           <w:szCs w:val="32"/>
         </w:rPr>
-        <w:t>(</w:t>
-      </w:r>
-      <w:proofErr w:type="gramStart"/>
-      <w:r>
-        <w:rPr>
-          <w:b/>
-          <w:bCs/>
-          <w:sz w:val="28"/>
-          <w:szCs w:val="32"/>
-        </w:rPr>
-        <w:t>ignore</w:t>
-      </w:r>
-      <w:proofErr w:type="gramEnd"/>
-      <w:r>
-        <w:rPr>
-          <w:b/>
-          <w:bCs/>
-          <w:sz w:val="28"/>
-          <w:szCs w:val="32"/>
-        </w:rPr>
-        <w:t xml:space="preserve"> those which are already incorporated in your book’s version and date)</w:t>
+        <w:t>(ignore those which are already incorporated in your book’s version and date)</w:t>
       </w:r>
     </w:p>
     <w:tbl>
@@ -4178,6 +5993,7 @@
                 <w:color w:val="000000"/>
                 <w:szCs w:val="40"/>
               </w:rPr>
+              <w:lastRenderedPageBreak/>
               <w:t>24</w:t>
             </w:r>
             <w:r>
@@ -4486,7 +6302,6 @@
                 <w:color w:val="000000"/>
                 <w:szCs w:val="40"/>
               </w:rPr>
-              <w:lastRenderedPageBreak/>
               <w:t>25</w:t>
             </w:r>
             <w:r>
@@ -4845,7 +6660,6 @@
                 <w:color w:val="000000"/>
                 <w:szCs w:val="40"/>
               </w:rPr>
-              <w:lastRenderedPageBreak/>
               <w:t>24</w:t>
             </w:r>
             <w:r>
@@ -5144,7 +6958,6 @@
                 <w:color w:val="000000"/>
                 <w:szCs w:val="40"/>
               </w:rPr>
-              <w:lastRenderedPageBreak/>
               <w:t>25</w:t>
             </w:r>
             <w:r>
@@ -5514,7 +7327,6 @@
                 <w:color w:val="000000"/>
                 <w:szCs w:val="40"/>
               </w:rPr>
-              <w:lastRenderedPageBreak/>
               <w:t>69</w:t>
             </w:r>
             <w:r>
@@ -6284,7 +8096,29 @@
                 <w:szCs w:val="40"/>
                 <w:lang w:val="en-IN"/>
               </w:rPr>
-              <w:t>)-  öeZy— | s¢</w:t>
+              <w:t>)</w:t>
+            </w:r>
+            <w:proofErr w:type="gramStart"/>
+            <w:r>
+              <w:rPr>
+                <w:rFonts w:ascii="BRH Malayalam Extra" w:hAnsi="BRH Malayalam Extra" w:cs="BRH Malayalam Extra"/>
+                <w:color w:val="000000"/>
+                <w:sz w:val="32"/>
+                <w:szCs w:val="40"/>
+                <w:lang w:val="en-IN"/>
+              </w:rPr>
+              <w:t>-  öeZy</w:t>
+            </w:r>
+            <w:proofErr w:type="gramEnd"/>
+            <w:r>
+              <w:rPr>
+                <w:rFonts w:ascii="BRH Malayalam Extra" w:hAnsi="BRH Malayalam Extra" w:cs="BRH Malayalam Extra"/>
+                <w:color w:val="000000"/>
+                <w:sz w:val="32"/>
+                <w:szCs w:val="40"/>
+                <w:lang w:val="en-IN"/>
+              </w:rPr>
+              <w:t>— | s¢</w:t>
             </w:r>
             <w:r>
               <w:rPr>
@@ -10854,8 +12688,6 @@
       <w:headerReference w:type="default" r:id="rId8"/>
       <w:footerReference w:type="even" r:id="rId9"/>
       <w:footerReference w:type="default" r:id="rId10"/>
-      <w:headerReference w:type="first" r:id="rId11"/>
-      <w:footerReference w:type="first" r:id="rId12"/>
       <w:pgSz w:w="15840" w:h="12240" w:orient="landscape"/>
       <w:pgMar w:top="1440" w:right="1440" w:bottom="1440" w:left="1440" w:header="720" w:footer="720" w:gutter="0"/>
       <w:cols w:space="720"/>
@@ -10866,7 +12698,7 @@
 </file>
 
 <file path=word/endnotes.xml><?xml version="1.0" encoding="utf-8"?>
-<w:endnotes xmlns:wpc="http://schemas.microsoft.com/office/word/2010/wordprocessingCanvas" xmlns:cx="http://schemas.microsoft.com/office/drawing/2014/chartex" xmlns:cx1="http://schemas.microsoft.com/office/drawing/2015/9/8/chartex" xmlns:cx2="http://schemas.microsoft.com/office/drawing/2015/10/21/chartex" xmlns:cx3="http://schemas.microsoft.com/office/drawing/2016/5/9/chartex" xmlns:cx4="http://schemas.microsoft.com/office/drawing/2016/5/10/chartex" xmlns:cx5="http://schemas.microsoft.com/office/drawing/2016/5/11/chartex" xmlns:cx6="http://schemas.microsoft.com/office/drawing/2016/5/12/chartex" xmlns:cx7="http://schemas.microsoft.com/office/drawing/2016/5/13/chartex" xmlns:cx8="http://schemas.microsoft.com/office/drawing/2016/5/14/chartex" xmlns:mc="http://schemas.openxmlformats.org/markup-compatibility/2006" xmlns:aink="http://schemas.microsoft.com/office/drawing/2016/ink" xmlns:am3d="http://schemas.microsoft.com/office/drawing/2017/model3d" xmlns:o="urn:schemas-microsoft-com:office:office" xmlns:oel="http://schemas.microsoft.com/office/2019/extlst" xmlns:r="http://schemas.openxmlformats.org/officeDocument/2006/relationships" xmlns:m="http://schemas.openxmlformats.org/officeDocument/2006/math" xmlns:v="urn:schemas-microsoft-com:vml" xmlns:wp14="http://schemas.microsoft.com/office/word/2010/wordprocessingDrawing" xmlns:wp="http://schemas.openxmlformats.org/drawingml/2006/wordprocessingDrawing" xmlns:w10="urn:schemas-microsoft-com:office:word" xmlns:w="http://schemas.openxmlformats.org/wordprocessingml/2006/main" xmlns:w14="http://schemas.microsoft.com/office/word/2010/wordml" xmlns:w15="http://schemas.microsoft.com/office/word/2012/wordml" xmlns:w16cex="http://schemas.microsoft.com/office/word/2018/wordml/cex" xmlns:w16cid="http://schemas.microsoft.com/office/word/2016/wordml/cid" xmlns:w16="http://schemas.microsoft.com/office/word/2018/wordml" xmlns:w16sdtdh="http://schemas.microsoft.com/office/word/2020/wordml/sdtdatahash" xmlns:w16se="http://schemas.microsoft.com/office/word/2015/wordml/symex" xmlns:wpg="http://schemas.microsoft.com/office/word/2010/wordprocessingGroup" xmlns:wpi="http://schemas.microsoft.com/office/word/2010/wordprocessingInk" xmlns:wne="http://schemas.microsoft.com/office/word/2006/wordml" xmlns:wps="http://schemas.microsoft.com/office/word/2010/wordprocessingShape" mc:Ignorable="w14 w15 w16se w16cid w16 w16cex w16sdtdh wp14">
+<w:endnotes xmlns:wpc="http://schemas.microsoft.com/office/word/2010/wordprocessingCanvas" xmlns:cx="http://schemas.microsoft.com/office/drawing/2014/chartex" xmlns:cx1="http://schemas.microsoft.com/office/drawing/2015/9/8/chartex" xmlns:cx2="http://schemas.microsoft.com/office/drawing/2015/10/21/chartex" xmlns:cx3="http://schemas.microsoft.com/office/drawing/2016/5/9/chartex" xmlns:cx4="http://schemas.microsoft.com/office/drawing/2016/5/10/chartex" xmlns:cx5="http://schemas.microsoft.com/office/drawing/2016/5/11/chartex" xmlns:cx6="http://schemas.microsoft.com/office/drawing/2016/5/12/chartex" xmlns:cx7="http://schemas.microsoft.com/office/drawing/2016/5/13/chartex" xmlns:cx8="http://schemas.microsoft.com/office/drawing/2016/5/14/chartex" xmlns:mc="http://schemas.openxmlformats.org/markup-compatibility/2006" xmlns:aink="http://schemas.microsoft.com/office/drawing/2016/ink" xmlns:am3d="http://schemas.microsoft.com/office/drawing/2017/model3d" xmlns:o="urn:schemas-microsoft-com:office:office" xmlns:oel="http://schemas.microsoft.com/office/2019/extlst" xmlns:r="http://schemas.openxmlformats.org/officeDocument/2006/relationships" xmlns:m="http://schemas.openxmlformats.org/officeDocument/2006/math" xmlns:v="urn:schemas-microsoft-com:vml" xmlns:wp14="http://schemas.microsoft.com/office/word/2010/wordprocessingDrawing" xmlns:wp="http://schemas.openxmlformats.org/drawingml/2006/wordprocessingDrawing" xmlns:w10="urn:schemas-microsoft-com:office:word" xmlns:w="http://schemas.openxmlformats.org/wordprocessingml/2006/main" xmlns:w14="http://schemas.microsoft.com/office/word/2010/wordml" xmlns:w15="http://schemas.microsoft.com/office/word/2012/wordml" xmlns:w16cex="http://schemas.microsoft.com/office/word/2018/wordml/cex" xmlns:w16cid="http://schemas.microsoft.com/office/word/2016/wordml/cid" xmlns:w16="http://schemas.microsoft.com/office/word/2018/wordml" xmlns:w16du="http://schemas.microsoft.com/office/word/2023/wordml/word16du" xmlns:w16sdtdh="http://schemas.microsoft.com/office/word/2020/wordml/sdtdatahash" xmlns:w16sdtfl="http://schemas.microsoft.com/office/word/2024/wordml/sdtformatlock" xmlns:w16se="http://schemas.microsoft.com/office/word/2015/wordml/symex" xmlns:wpg="http://schemas.microsoft.com/office/word/2010/wordprocessingGroup" xmlns:wpi="http://schemas.microsoft.com/office/word/2010/wordprocessingInk" xmlns:wne="http://schemas.microsoft.com/office/word/2006/wordml" xmlns:wps="http://schemas.microsoft.com/office/word/2010/wordprocessingShape" mc:Ignorable="w14 w15 w16se w16cid w16 w16cex w16sdtdh w16sdtfl w16du wp14">
   <w:endnote w:type="separator" w:id="-1">
     <w:p>
       <w:pPr>
@@ -10891,7 +12723,7 @@
 </file>
 
 <file path=word/footer1.xml><?xml version="1.0" encoding="utf-8"?>
-<w:ftr xmlns:wpc="http://schemas.microsoft.com/office/word/2010/wordprocessingCanvas" xmlns:cx="http://schemas.microsoft.com/office/drawing/2014/chartex" xmlns:cx1="http://schemas.microsoft.com/office/drawing/2015/9/8/chartex" xmlns:cx2="http://schemas.microsoft.com/office/drawing/2015/10/21/chartex" xmlns:cx3="http://schemas.microsoft.com/office/drawing/2016/5/9/chartex" xmlns:cx4="http://schemas.microsoft.com/office/drawing/2016/5/10/chartex" xmlns:cx5="http://schemas.microsoft.com/office/drawing/2016/5/11/chartex" xmlns:cx6="http://schemas.microsoft.com/office/drawing/2016/5/12/chartex" xmlns:cx7="http://schemas.microsoft.com/office/drawing/2016/5/13/chartex" xmlns:cx8="http://schemas.microsoft.com/office/drawing/2016/5/14/chartex" xmlns:mc="http://schemas.openxmlformats.org/markup-compatibility/2006" xmlns:aink="http://schemas.microsoft.com/office/drawing/2016/ink" xmlns:am3d="http://schemas.microsoft.com/office/drawing/2017/model3d" xmlns:o="urn:schemas-microsoft-com:office:office" xmlns:oel="http://schemas.microsoft.com/office/2019/extlst" xmlns:r="http://schemas.openxmlformats.org/officeDocument/2006/relationships" xmlns:m="http://schemas.openxmlformats.org/officeDocument/2006/math" xmlns:v="urn:schemas-microsoft-com:vml" xmlns:wp14="http://schemas.microsoft.com/office/word/2010/wordprocessingDrawing" xmlns:wp="http://schemas.openxmlformats.org/drawingml/2006/wordprocessingDrawing" xmlns:w10="urn:schemas-microsoft-com:office:word" xmlns:w="http://schemas.openxmlformats.org/wordprocessingml/2006/main" xmlns:w14="http://schemas.microsoft.com/office/word/2010/wordml" xmlns:w15="http://schemas.microsoft.com/office/word/2012/wordml" xmlns:w16cex="http://schemas.microsoft.com/office/word/2018/wordml/cex" xmlns:w16cid="http://schemas.microsoft.com/office/word/2016/wordml/cid" xmlns:w16="http://schemas.microsoft.com/office/word/2018/wordml" xmlns:w16sdtdh="http://schemas.microsoft.com/office/word/2020/wordml/sdtdatahash" xmlns:w16se="http://schemas.microsoft.com/office/word/2015/wordml/symex" xmlns:wpg="http://schemas.microsoft.com/office/word/2010/wordprocessingGroup" xmlns:wpi="http://schemas.microsoft.com/office/word/2010/wordprocessingInk" xmlns:wne="http://schemas.microsoft.com/office/word/2006/wordml" xmlns:wps="http://schemas.microsoft.com/office/word/2010/wordprocessingShape" mc:Ignorable="w14 w15 w16se w16cid w16 w16cex w16sdtdh wp14">
+<w:ftr xmlns:wpc="http://schemas.microsoft.com/office/word/2010/wordprocessingCanvas" xmlns:cx="http://schemas.microsoft.com/office/drawing/2014/chartex" xmlns:cx1="http://schemas.microsoft.com/office/drawing/2015/9/8/chartex" xmlns:cx2="http://schemas.microsoft.com/office/drawing/2015/10/21/chartex" xmlns:cx3="http://schemas.microsoft.com/office/drawing/2016/5/9/chartex" xmlns:cx4="http://schemas.microsoft.com/office/drawing/2016/5/10/chartex" xmlns:cx5="http://schemas.microsoft.com/office/drawing/2016/5/11/chartex" xmlns:cx6="http://schemas.microsoft.com/office/drawing/2016/5/12/chartex" xmlns:cx7="http://schemas.microsoft.com/office/drawing/2016/5/13/chartex" xmlns:cx8="http://schemas.microsoft.com/office/drawing/2016/5/14/chartex" xmlns:mc="http://schemas.openxmlformats.org/markup-compatibility/2006" xmlns:aink="http://schemas.microsoft.com/office/drawing/2016/ink" xmlns:am3d="http://schemas.microsoft.com/office/drawing/2017/model3d" xmlns:o="urn:schemas-microsoft-com:office:office" xmlns:oel="http://schemas.microsoft.com/office/2019/extlst" xmlns:r="http://schemas.openxmlformats.org/officeDocument/2006/relationships" xmlns:m="http://schemas.openxmlformats.org/officeDocument/2006/math" xmlns:v="urn:schemas-microsoft-com:vml" xmlns:wp14="http://schemas.microsoft.com/office/word/2010/wordprocessingDrawing" xmlns:wp="http://schemas.openxmlformats.org/drawingml/2006/wordprocessingDrawing" xmlns:w10="urn:schemas-microsoft-com:office:word" xmlns:w="http://schemas.openxmlformats.org/wordprocessingml/2006/main" xmlns:w14="http://schemas.microsoft.com/office/word/2010/wordml" xmlns:w15="http://schemas.microsoft.com/office/word/2012/wordml" xmlns:w16cex="http://schemas.microsoft.com/office/word/2018/wordml/cex" xmlns:w16cid="http://schemas.microsoft.com/office/word/2016/wordml/cid" xmlns:w16="http://schemas.microsoft.com/office/word/2018/wordml" xmlns:w16du="http://schemas.microsoft.com/office/word/2023/wordml/word16du" xmlns:w16sdtdh="http://schemas.microsoft.com/office/word/2020/wordml/sdtdatahash" xmlns:w16sdtfl="http://schemas.microsoft.com/office/word/2024/wordml/sdtformatlock" xmlns:w16se="http://schemas.microsoft.com/office/word/2015/wordml/symex" xmlns:wpg="http://schemas.microsoft.com/office/word/2010/wordprocessingGroup" xmlns:wpi="http://schemas.microsoft.com/office/word/2010/wordprocessingInk" xmlns:wne="http://schemas.microsoft.com/office/word/2006/wordml" xmlns:wps="http://schemas.microsoft.com/office/word/2010/wordprocessingShape" mc:Ignorable="w14 w15 w16se w16cid w16 w16cex w16sdtdh w16sdtfl w16du wp14">
   <w:p>
     <w:pPr>
       <w:pBdr>
@@ -11076,7 +12908,7 @@
 </file>
 
 <file path=word/footer2.xml><?xml version="1.0" encoding="utf-8"?>
-<w:ftr xmlns:wpc="http://schemas.microsoft.com/office/word/2010/wordprocessingCanvas" xmlns:cx="http://schemas.microsoft.com/office/drawing/2014/chartex" xmlns:cx1="http://schemas.microsoft.com/office/drawing/2015/9/8/chartex" xmlns:cx2="http://schemas.microsoft.com/office/drawing/2015/10/21/chartex" xmlns:cx3="http://schemas.microsoft.com/office/drawing/2016/5/9/chartex" xmlns:cx4="http://schemas.microsoft.com/office/drawing/2016/5/10/chartex" xmlns:cx5="http://schemas.microsoft.com/office/drawing/2016/5/11/chartex" xmlns:cx6="http://schemas.microsoft.com/office/drawing/2016/5/12/chartex" xmlns:cx7="http://schemas.microsoft.com/office/drawing/2016/5/13/chartex" xmlns:cx8="http://schemas.microsoft.com/office/drawing/2016/5/14/chartex" xmlns:mc="http://schemas.openxmlformats.org/markup-compatibility/2006" xmlns:aink="http://schemas.microsoft.com/office/drawing/2016/ink" xmlns:am3d="http://schemas.microsoft.com/office/drawing/2017/model3d" xmlns:o="urn:schemas-microsoft-com:office:office" xmlns:oel="http://schemas.microsoft.com/office/2019/extlst" xmlns:r="http://schemas.openxmlformats.org/officeDocument/2006/relationships" xmlns:m="http://schemas.openxmlformats.org/officeDocument/2006/math" xmlns:v="urn:schemas-microsoft-com:vml" xmlns:wp14="http://schemas.microsoft.com/office/word/2010/wordprocessingDrawing" xmlns:wp="http://schemas.openxmlformats.org/drawingml/2006/wordprocessingDrawing" xmlns:w10="urn:schemas-microsoft-com:office:word" xmlns:w="http://schemas.openxmlformats.org/wordprocessingml/2006/main" xmlns:w14="http://schemas.microsoft.com/office/word/2010/wordml" xmlns:w15="http://schemas.microsoft.com/office/word/2012/wordml" xmlns:w16cex="http://schemas.microsoft.com/office/word/2018/wordml/cex" xmlns:w16cid="http://schemas.microsoft.com/office/word/2016/wordml/cid" xmlns:w16="http://schemas.microsoft.com/office/word/2018/wordml" xmlns:w16sdtdh="http://schemas.microsoft.com/office/word/2020/wordml/sdtdatahash" xmlns:w16se="http://schemas.microsoft.com/office/word/2015/wordml/symex" xmlns:wpg="http://schemas.microsoft.com/office/word/2010/wordprocessingGroup" xmlns:wpi="http://schemas.microsoft.com/office/word/2010/wordprocessingInk" xmlns:wne="http://schemas.microsoft.com/office/word/2006/wordml" xmlns:wps="http://schemas.microsoft.com/office/word/2010/wordprocessingShape" mc:Ignorable="w14 w15 w16se w16cid w16 w16cex w16sdtdh wp14">
+<w:ftr xmlns:wpc="http://schemas.microsoft.com/office/word/2010/wordprocessingCanvas" xmlns:cx="http://schemas.microsoft.com/office/drawing/2014/chartex" xmlns:cx1="http://schemas.microsoft.com/office/drawing/2015/9/8/chartex" xmlns:cx2="http://schemas.microsoft.com/office/drawing/2015/10/21/chartex" xmlns:cx3="http://schemas.microsoft.com/office/drawing/2016/5/9/chartex" xmlns:cx4="http://schemas.microsoft.com/office/drawing/2016/5/10/chartex" xmlns:cx5="http://schemas.microsoft.com/office/drawing/2016/5/11/chartex" xmlns:cx6="http://schemas.microsoft.com/office/drawing/2016/5/12/chartex" xmlns:cx7="http://schemas.microsoft.com/office/drawing/2016/5/13/chartex" xmlns:cx8="http://schemas.microsoft.com/office/drawing/2016/5/14/chartex" xmlns:mc="http://schemas.openxmlformats.org/markup-compatibility/2006" xmlns:aink="http://schemas.microsoft.com/office/drawing/2016/ink" xmlns:am3d="http://schemas.microsoft.com/office/drawing/2017/model3d" xmlns:o="urn:schemas-microsoft-com:office:office" xmlns:oel="http://schemas.microsoft.com/office/2019/extlst" xmlns:r="http://schemas.openxmlformats.org/officeDocument/2006/relationships" xmlns:m="http://schemas.openxmlformats.org/officeDocument/2006/math" xmlns:v="urn:schemas-microsoft-com:vml" xmlns:wp14="http://schemas.microsoft.com/office/word/2010/wordprocessingDrawing" xmlns:wp="http://schemas.openxmlformats.org/drawingml/2006/wordprocessingDrawing" xmlns:w10="urn:schemas-microsoft-com:office:word" xmlns:w="http://schemas.openxmlformats.org/wordprocessingml/2006/main" xmlns:w14="http://schemas.microsoft.com/office/word/2010/wordml" xmlns:w15="http://schemas.microsoft.com/office/word/2012/wordml" xmlns:w16cex="http://schemas.microsoft.com/office/word/2018/wordml/cex" xmlns:w16cid="http://schemas.microsoft.com/office/word/2016/wordml/cid" xmlns:w16="http://schemas.microsoft.com/office/word/2018/wordml" xmlns:w16du="http://schemas.microsoft.com/office/word/2023/wordml/word16du" xmlns:w16sdtdh="http://schemas.microsoft.com/office/word/2020/wordml/sdtdatahash" xmlns:w16sdtfl="http://schemas.microsoft.com/office/word/2024/wordml/sdtformatlock" xmlns:w16se="http://schemas.microsoft.com/office/word/2015/wordml/symex" xmlns:wpg="http://schemas.microsoft.com/office/word/2010/wordprocessingGroup" xmlns:wpi="http://schemas.microsoft.com/office/word/2010/wordprocessingInk" xmlns:wne="http://schemas.microsoft.com/office/word/2006/wordml" xmlns:wps="http://schemas.microsoft.com/office/word/2010/wordprocessingShape" mc:Ignorable="w14 w15 w16se w16cid w16 w16cex w16sdtdh w16sdtfl w16du wp14">
   <w:p>
     <w:pPr>
       <w:pBdr>
@@ -11281,18 +13113,8 @@
 </w:ftr>
 </file>
 
-<file path=word/footer3.xml><?xml version="1.0" encoding="utf-8"?>
-<w:ftr xmlns:wpc="http://schemas.microsoft.com/office/word/2010/wordprocessingCanvas" xmlns:cx="http://schemas.microsoft.com/office/drawing/2014/chartex" xmlns:cx1="http://schemas.microsoft.com/office/drawing/2015/9/8/chartex" xmlns:cx2="http://schemas.microsoft.com/office/drawing/2015/10/21/chartex" xmlns:cx3="http://schemas.microsoft.com/office/drawing/2016/5/9/chartex" xmlns:cx4="http://schemas.microsoft.com/office/drawing/2016/5/10/chartex" xmlns:cx5="http://schemas.microsoft.com/office/drawing/2016/5/11/chartex" xmlns:cx6="http://schemas.microsoft.com/office/drawing/2016/5/12/chartex" xmlns:cx7="http://schemas.microsoft.com/office/drawing/2016/5/13/chartex" xmlns:cx8="http://schemas.microsoft.com/office/drawing/2016/5/14/chartex" xmlns:mc="http://schemas.openxmlformats.org/markup-compatibility/2006" xmlns:aink="http://schemas.microsoft.com/office/drawing/2016/ink" xmlns:am3d="http://schemas.microsoft.com/office/drawing/2017/model3d" xmlns:o="urn:schemas-microsoft-com:office:office" xmlns:oel="http://schemas.microsoft.com/office/2019/extlst" xmlns:r="http://schemas.openxmlformats.org/officeDocument/2006/relationships" xmlns:m="http://schemas.openxmlformats.org/officeDocument/2006/math" xmlns:v="urn:schemas-microsoft-com:vml" xmlns:wp14="http://schemas.microsoft.com/office/word/2010/wordprocessingDrawing" xmlns:wp="http://schemas.openxmlformats.org/drawingml/2006/wordprocessingDrawing" xmlns:w10="urn:schemas-microsoft-com:office:word" xmlns:w="http://schemas.openxmlformats.org/wordprocessingml/2006/main" xmlns:w14="http://schemas.microsoft.com/office/word/2010/wordml" xmlns:w15="http://schemas.microsoft.com/office/word/2012/wordml" xmlns:w16cex="http://schemas.microsoft.com/office/word/2018/wordml/cex" xmlns:w16cid="http://schemas.microsoft.com/office/word/2016/wordml/cid" xmlns:w16="http://schemas.microsoft.com/office/word/2018/wordml" xmlns:w16sdtdh="http://schemas.microsoft.com/office/word/2020/wordml/sdtdatahash" xmlns:w16se="http://schemas.microsoft.com/office/word/2015/wordml/symex" xmlns:wpg="http://schemas.microsoft.com/office/word/2010/wordprocessingGroup" xmlns:wpi="http://schemas.microsoft.com/office/word/2010/wordprocessingInk" xmlns:wne="http://schemas.microsoft.com/office/word/2006/wordml" xmlns:wps="http://schemas.microsoft.com/office/word/2010/wordprocessingShape" mc:Ignorable="w14 w15 w16se w16cid w16 w16cex w16sdtdh wp14">
-  <w:p>
-    <w:pPr>
-      <w:pStyle w:val="Footer"/>
-    </w:pPr>
-  </w:p>
-</w:ftr>
-</file>
-
 <file path=word/footnotes.xml><?xml version="1.0" encoding="utf-8"?>
-<w:footnotes xmlns:wpc="http://schemas.microsoft.com/office/word/2010/wordprocessingCanvas" xmlns:cx="http://schemas.microsoft.com/office/drawing/2014/chartex" xmlns:cx1="http://schemas.microsoft.com/office/drawing/2015/9/8/chartex" xmlns:cx2="http://schemas.microsoft.com/office/drawing/2015/10/21/chartex" xmlns:cx3="http://schemas.microsoft.com/office/drawing/2016/5/9/chartex" xmlns:cx4="http://schemas.microsoft.com/office/drawing/2016/5/10/chartex" xmlns:cx5="http://schemas.microsoft.com/office/drawing/2016/5/11/chartex" xmlns:cx6="http://schemas.microsoft.com/office/drawing/2016/5/12/chartex" xmlns:cx7="http://schemas.microsoft.com/office/drawing/2016/5/13/chartex" xmlns:cx8="http://schemas.microsoft.com/office/drawing/2016/5/14/chartex" xmlns:mc="http://schemas.openxmlformats.org/markup-compatibility/2006" xmlns:aink="http://schemas.microsoft.com/office/drawing/2016/ink" xmlns:am3d="http://schemas.microsoft.com/office/drawing/2017/model3d" xmlns:o="urn:schemas-microsoft-com:office:office" xmlns:oel="http://schemas.microsoft.com/office/2019/extlst" xmlns:r="http://schemas.openxmlformats.org/officeDocument/2006/relationships" xmlns:m="http://schemas.openxmlformats.org/officeDocument/2006/math" xmlns:v="urn:schemas-microsoft-com:vml" xmlns:wp14="http://schemas.microsoft.com/office/word/2010/wordprocessingDrawing" xmlns:wp="http://schemas.openxmlformats.org/drawingml/2006/wordprocessingDrawing" xmlns:w10="urn:schemas-microsoft-com:office:word" xmlns:w="http://schemas.openxmlformats.org/wordprocessingml/2006/main" xmlns:w14="http://schemas.microsoft.com/office/word/2010/wordml" xmlns:w15="http://schemas.microsoft.com/office/word/2012/wordml" xmlns:w16cex="http://schemas.microsoft.com/office/word/2018/wordml/cex" xmlns:w16cid="http://schemas.microsoft.com/office/word/2016/wordml/cid" xmlns:w16="http://schemas.microsoft.com/office/word/2018/wordml" xmlns:w16sdtdh="http://schemas.microsoft.com/office/word/2020/wordml/sdtdatahash" xmlns:w16se="http://schemas.microsoft.com/office/word/2015/wordml/symex" xmlns:wpg="http://schemas.microsoft.com/office/word/2010/wordprocessingGroup" xmlns:wpi="http://schemas.microsoft.com/office/word/2010/wordprocessingInk" xmlns:wne="http://schemas.microsoft.com/office/word/2006/wordml" xmlns:wps="http://schemas.microsoft.com/office/word/2010/wordprocessingShape" mc:Ignorable="w14 w15 w16se w16cid w16 w16cex w16sdtdh wp14">
+<w:footnotes xmlns:wpc="http://schemas.microsoft.com/office/word/2010/wordprocessingCanvas" xmlns:cx="http://schemas.microsoft.com/office/drawing/2014/chartex" xmlns:cx1="http://schemas.microsoft.com/office/drawing/2015/9/8/chartex" xmlns:cx2="http://schemas.microsoft.com/office/drawing/2015/10/21/chartex" xmlns:cx3="http://schemas.microsoft.com/office/drawing/2016/5/9/chartex" xmlns:cx4="http://schemas.microsoft.com/office/drawing/2016/5/10/chartex" xmlns:cx5="http://schemas.microsoft.com/office/drawing/2016/5/11/chartex" xmlns:cx6="http://schemas.microsoft.com/office/drawing/2016/5/12/chartex" xmlns:cx7="http://schemas.microsoft.com/office/drawing/2016/5/13/chartex" xmlns:cx8="http://schemas.microsoft.com/office/drawing/2016/5/14/chartex" xmlns:mc="http://schemas.openxmlformats.org/markup-compatibility/2006" xmlns:aink="http://schemas.microsoft.com/office/drawing/2016/ink" xmlns:am3d="http://schemas.microsoft.com/office/drawing/2017/model3d" xmlns:o="urn:schemas-microsoft-com:office:office" xmlns:oel="http://schemas.microsoft.com/office/2019/extlst" xmlns:r="http://schemas.openxmlformats.org/officeDocument/2006/relationships" xmlns:m="http://schemas.openxmlformats.org/officeDocument/2006/math" xmlns:v="urn:schemas-microsoft-com:vml" xmlns:wp14="http://schemas.microsoft.com/office/word/2010/wordprocessingDrawing" xmlns:wp="http://schemas.openxmlformats.org/drawingml/2006/wordprocessingDrawing" xmlns:w10="urn:schemas-microsoft-com:office:word" xmlns:w="http://schemas.openxmlformats.org/wordprocessingml/2006/main" xmlns:w14="http://schemas.microsoft.com/office/word/2010/wordml" xmlns:w15="http://schemas.microsoft.com/office/word/2012/wordml" xmlns:w16cex="http://schemas.microsoft.com/office/word/2018/wordml/cex" xmlns:w16cid="http://schemas.microsoft.com/office/word/2016/wordml/cid" xmlns:w16="http://schemas.microsoft.com/office/word/2018/wordml" xmlns:w16du="http://schemas.microsoft.com/office/word/2023/wordml/word16du" xmlns:w16sdtdh="http://schemas.microsoft.com/office/word/2020/wordml/sdtdatahash" xmlns:w16sdtfl="http://schemas.microsoft.com/office/word/2024/wordml/sdtformatlock" xmlns:w16se="http://schemas.microsoft.com/office/word/2015/wordml/symex" xmlns:wpg="http://schemas.microsoft.com/office/word/2010/wordprocessingGroup" xmlns:wpi="http://schemas.microsoft.com/office/word/2010/wordprocessingInk" xmlns:wne="http://schemas.microsoft.com/office/word/2006/wordml" xmlns:wps="http://schemas.microsoft.com/office/word/2010/wordprocessingShape" mc:Ignorable="w14 w15 w16se w16cid w16 w16cex w16sdtdh w16sdtfl w16du wp14">
   <w:footnote w:type="separator" w:id="-1">
     <w:p>
       <w:pPr>
@@ -11317,7 +13139,7 @@
 </file>
 
 <file path=word/header1.xml><?xml version="1.0" encoding="utf-8"?>
-<w:hdr xmlns:wpc="http://schemas.microsoft.com/office/word/2010/wordprocessingCanvas" xmlns:cx="http://schemas.microsoft.com/office/drawing/2014/chartex" xmlns:cx1="http://schemas.microsoft.com/office/drawing/2015/9/8/chartex" xmlns:cx2="http://schemas.microsoft.com/office/drawing/2015/10/21/chartex" xmlns:cx3="http://schemas.microsoft.com/office/drawing/2016/5/9/chartex" xmlns:cx4="http://schemas.microsoft.com/office/drawing/2016/5/10/chartex" xmlns:cx5="http://schemas.microsoft.com/office/drawing/2016/5/11/chartex" xmlns:cx6="http://schemas.microsoft.com/office/drawing/2016/5/12/chartex" xmlns:cx7="http://schemas.microsoft.com/office/drawing/2016/5/13/chartex" xmlns:cx8="http://schemas.microsoft.com/office/drawing/2016/5/14/chartex" xmlns:mc="http://schemas.openxmlformats.org/markup-compatibility/2006" xmlns:aink="http://schemas.microsoft.com/office/drawing/2016/ink" xmlns:am3d="http://schemas.microsoft.com/office/drawing/2017/model3d" xmlns:o="urn:schemas-microsoft-com:office:office" xmlns:oel="http://schemas.microsoft.com/office/2019/extlst" xmlns:r="http://schemas.openxmlformats.org/officeDocument/2006/relationships" xmlns:m="http://schemas.openxmlformats.org/officeDocument/2006/math" xmlns:v="urn:schemas-microsoft-com:vml" xmlns:wp14="http://schemas.microsoft.com/office/word/2010/wordprocessingDrawing" xmlns:wp="http://schemas.openxmlformats.org/drawingml/2006/wordprocessingDrawing" xmlns:w10="urn:schemas-microsoft-com:office:word" xmlns:w="http://schemas.openxmlformats.org/wordprocessingml/2006/main" xmlns:w14="http://schemas.microsoft.com/office/word/2010/wordml" xmlns:w15="http://schemas.microsoft.com/office/word/2012/wordml" xmlns:w16cex="http://schemas.microsoft.com/office/word/2018/wordml/cex" xmlns:w16cid="http://schemas.microsoft.com/office/word/2016/wordml/cid" xmlns:w16="http://schemas.microsoft.com/office/word/2018/wordml" xmlns:w16sdtdh="http://schemas.microsoft.com/office/word/2020/wordml/sdtdatahash" xmlns:w16se="http://schemas.microsoft.com/office/word/2015/wordml/symex" xmlns:wpg="http://schemas.microsoft.com/office/word/2010/wordprocessingGroup" xmlns:wpi="http://schemas.microsoft.com/office/word/2010/wordprocessingInk" xmlns:wne="http://schemas.microsoft.com/office/word/2006/wordml" xmlns:wps="http://schemas.microsoft.com/office/word/2010/wordprocessingShape" mc:Ignorable="w14 w15 w16se w16cid w16 w16cex w16sdtdh wp14">
+<w:hdr xmlns:wpc="http://schemas.microsoft.com/office/word/2010/wordprocessingCanvas" xmlns:cx="http://schemas.microsoft.com/office/drawing/2014/chartex" xmlns:cx1="http://schemas.microsoft.com/office/drawing/2015/9/8/chartex" xmlns:cx2="http://schemas.microsoft.com/office/drawing/2015/10/21/chartex" xmlns:cx3="http://schemas.microsoft.com/office/drawing/2016/5/9/chartex" xmlns:cx4="http://schemas.microsoft.com/office/drawing/2016/5/10/chartex" xmlns:cx5="http://schemas.microsoft.com/office/drawing/2016/5/11/chartex" xmlns:cx6="http://schemas.microsoft.com/office/drawing/2016/5/12/chartex" xmlns:cx7="http://schemas.microsoft.com/office/drawing/2016/5/13/chartex" xmlns:cx8="http://schemas.microsoft.com/office/drawing/2016/5/14/chartex" xmlns:mc="http://schemas.openxmlformats.org/markup-compatibility/2006" xmlns:aink="http://schemas.microsoft.com/office/drawing/2016/ink" xmlns:am3d="http://schemas.microsoft.com/office/drawing/2017/model3d" xmlns:o="urn:schemas-microsoft-com:office:office" xmlns:oel="http://schemas.microsoft.com/office/2019/extlst" xmlns:r="http://schemas.openxmlformats.org/officeDocument/2006/relationships" xmlns:m="http://schemas.openxmlformats.org/officeDocument/2006/math" xmlns:v="urn:schemas-microsoft-com:vml" xmlns:wp14="http://schemas.microsoft.com/office/word/2010/wordprocessingDrawing" xmlns:wp="http://schemas.openxmlformats.org/drawingml/2006/wordprocessingDrawing" xmlns:w10="urn:schemas-microsoft-com:office:word" xmlns:w="http://schemas.openxmlformats.org/wordprocessingml/2006/main" xmlns:w14="http://schemas.microsoft.com/office/word/2010/wordml" xmlns:w15="http://schemas.microsoft.com/office/word/2012/wordml" xmlns:w16cex="http://schemas.microsoft.com/office/word/2018/wordml/cex" xmlns:w16cid="http://schemas.microsoft.com/office/word/2016/wordml/cid" xmlns:w16="http://schemas.microsoft.com/office/word/2018/wordml" xmlns:w16du="http://schemas.microsoft.com/office/word/2023/wordml/word16du" xmlns:w16sdtdh="http://schemas.microsoft.com/office/word/2020/wordml/sdtdatahash" xmlns:w16sdtfl="http://schemas.microsoft.com/office/word/2024/wordml/sdtformatlock" xmlns:w16se="http://schemas.microsoft.com/office/word/2015/wordml/symex" xmlns:wpg="http://schemas.microsoft.com/office/word/2010/wordprocessingGroup" xmlns:wpi="http://schemas.microsoft.com/office/word/2010/wordprocessingInk" xmlns:wne="http://schemas.microsoft.com/office/word/2006/wordml" xmlns:wps="http://schemas.microsoft.com/office/word/2010/wordprocessingShape" mc:Ignorable="w14 w15 w16se w16cid w16 w16cex w16sdtdh w16sdtfl w16du wp14">
   <w:p>
     <w:pPr>
       <w:pStyle w:val="Header"/>
@@ -11338,7 +13160,7 @@
 </file>
 
 <file path=word/header2.xml><?xml version="1.0" encoding="utf-8"?>
-<w:hdr xmlns:wpc="http://schemas.microsoft.com/office/word/2010/wordprocessingCanvas" xmlns:cx="http://schemas.microsoft.com/office/drawing/2014/chartex" xmlns:cx1="http://schemas.microsoft.com/office/drawing/2015/9/8/chartex" xmlns:cx2="http://schemas.microsoft.com/office/drawing/2015/10/21/chartex" xmlns:cx3="http://schemas.microsoft.com/office/drawing/2016/5/9/chartex" xmlns:cx4="http://schemas.microsoft.com/office/drawing/2016/5/10/chartex" xmlns:cx5="http://schemas.microsoft.com/office/drawing/2016/5/11/chartex" xmlns:cx6="http://schemas.microsoft.com/office/drawing/2016/5/12/chartex" xmlns:cx7="http://schemas.microsoft.com/office/drawing/2016/5/13/chartex" xmlns:cx8="http://schemas.microsoft.com/office/drawing/2016/5/14/chartex" xmlns:mc="http://schemas.openxmlformats.org/markup-compatibility/2006" xmlns:aink="http://schemas.microsoft.com/office/drawing/2016/ink" xmlns:am3d="http://schemas.microsoft.com/office/drawing/2017/model3d" xmlns:o="urn:schemas-microsoft-com:office:office" xmlns:oel="http://schemas.microsoft.com/office/2019/extlst" xmlns:r="http://schemas.openxmlformats.org/officeDocument/2006/relationships" xmlns:m="http://schemas.openxmlformats.org/officeDocument/2006/math" xmlns:v="urn:schemas-microsoft-com:vml" xmlns:wp14="http://schemas.microsoft.com/office/word/2010/wordprocessingDrawing" xmlns:wp="http://schemas.openxmlformats.org/drawingml/2006/wordprocessingDrawing" xmlns:w10="urn:schemas-microsoft-com:office:word" xmlns:w="http://schemas.openxmlformats.org/wordprocessingml/2006/main" xmlns:w14="http://schemas.microsoft.com/office/word/2010/wordml" xmlns:w15="http://schemas.microsoft.com/office/word/2012/wordml" xmlns:w16cex="http://schemas.microsoft.com/office/word/2018/wordml/cex" xmlns:w16cid="http://schemas.microsoft.com/office/word/2016/wordml/cid" xmlns:w16="http://schemas.microsoft.com/office/word/2018/wordml" xmlns:w16sdtdh="http://schemas.microsoft.com/office/word/2020/wordml/sdtdatahash" xmlns:w16se="http://schemas.microsoft.com/office/word/2015/wordml/symex" xmlns:wpg="http://schemas.microsoft.com/office/word/2010/wordprocessingGroup" xmlns:wpi="http://schemas.microsoft.com/office/word/2010/wordprocessingInk" xmlns:wne="http://schemas.microsoft.com/office/word/2006/wordml" xmlns:wps="http://schemas.microsoft.com/office/word/2010/wordprocessingShape" mc:Ignorable="w14 w15 w16se w16cid w16 w16cex w16sdtdh wp14">
+<w:hdr xmlns:wpc="http://schemas.microsoft.com/office/word/2010/wordprocessingCanvas" xmlns:cx="http://schemas.microsoft.com/office/drawing/2014/chartex" xmlns:cx1="http://schemas.microsoft.com/office/drawing/2015/9/8/chartex" xmlns:cx2="http://schemas.microsoft.com/office/drawing/2015/10/21/chartex" xmlns:cx3="http://schemas.microsoft.com/office/drawing/2016/5/9/chartex" xmlns:cx4="http://schemas.microsoft.com/office/drawing/2016/5/10/chartex" xmlns:cx5="http://schemas.microsoft.com/office/drawing/2016/5/11/chartex" xmlns:cx6="http://schemas.microsoft.com/office/drawing/2016/5/12/chartex" xmlns:cx7="http://schemas.microsoft.com/office/drawing/2016/5/13/chartex" xmlns:cx8="http://schemas.microsoft.com/office/drawing/2016/5/14/chartex" xmlns:mc="http://schemas.openxmlformats.org/markup-compatibility/2006" xmlns:aink="http://schemas.microsoft.com/office/drawing/2016/ink" xmlns:am3d="http://schemas.microsoft.com/office/drawing/2017/model3d" xmlns:o="urn:schemas-microsoft-com:office:office" xmlns:oel="http://schemas.microsoft.com/office/2019/extlst" xmlns:r="http://schemas.openxmlformats.org/officeDocument/2006/relationships" xmlns:m="http://schemas.openxmlformats.org/officeDocument/2006/math" xmlns:v="urn:schemas-microsoft-com:vml" xmlns:wp14="http://schemas.microsoft.com/office/word/2010/wordprocessingDrawing" xmlns:wp="http://schemas.openxmlformats.org/drawingml/2006/wordprocessingDrawing" xmlns:w10="urn:schemas-microsoft-com:office:word" xmlns:w="http://schemas.openxmlformats.org/wordprocessingml/2006/main" xmlns:w14="http://schemas.microsoft.com/office/word/2010/wordml" xmlns:w15="http://schemas.microsoft.com/office/word/2012/wordml" xmlns:w16cex="http://schemas.microsoft.com/office/word/2018/wordml/cex" xmlns:w16cid="http://schemas.microsoft.com/office/word/2016/wordml/cid" xmlns:w16="http://schemas.microsoft.com/office/word/2018/wordml" xmlns:w16du="http://schemas.microsoft.com/office/word/2023/wordml/word16du" xmlns:w16sdtdh="http://schemas.microsoft.com/office/word/2020/wordml/sdtdatahash" xmlns:w16sdtfl="http://schemas.microsoft.com/office/word/2024/wordml/sdtformatlock" xmlns:w16se="http://schemas.microsoft.com/office/word/2015/wordml/symex" xmlns:wpg="http://schemas.microsoft.com/office/word/2010/wordprocessingGroup" xmlns:wpi="http://schemas.microsoft.com/office/word/2010/wordprocessingInk" xmlns:wne="http://schemas.microsoft.com/office/word/2006/wordml" xmlns:wps="http://schemas.microsoft.com/office/word/2010/wordprocessingShape" mc:Ignorable="w14 w15 w16se w16cid w16 w16cex w16sdtdh w16sdtfl w16du wp14">
   <w:p>
     <w:pPr>
       <w:pStyle w:val="Header"/>
@@ -11350,18 +13172,8 @@
 </w:hdr>
 </file>
 
-<file path=word/header3.xml><?xml version="1.0" encoding="utf-8"?>
-<w:hdr xmlns:wpc="http://schemas.microsoft.com/office/word/2010/wordprocessingCanvas" xmlns:cx="http://schemas.microsoft.com/office/drawing/2014/chartex" xmlns:cx1="http://schemas.microsoft.com/office/drawing/2015/9/8/chartex" xmlns:cx2="http://schemas.microsoft.com/office/drawing/2015/10/21/chartex" xmlns:cx3="http://schemas.microsoft.com/office/drawing/2016/5/9/chartex" xmlns:cx4="http://schemas.microsoft.com/office/drawing/2016/5/10/chartex" xmlns:cx5="http://schemas.microsoft.com/office/drawing/2016/5/11/chartex" xmlns:cx6="http://schemas.microsoft.com/office/drawing/2016/5/12/chartex" xmlns:cx7="http://schemas.microsoft.com/office/drawing/2016/5/13/chartex" xmlns:cx8="http://schemas.microsoft.com/office/drawing/2016/5/14/chartex" xmlns:mc="http://schemas.openxmlformats.org/markup-compatibility/2006" xmlns:aink="http://schemas.microsoft.com/office/drawing/2016/ink" xmlns:am3d="http://schemas.microsoft.com/office/drawing/2017/model3d" xmlns:o="urn:schemas-microsoft-com:office:office" xmlns:oel="http://schemas.microsoft.com/office/2019/extlst" xmlns:r="http://schemas.openxmlformats.org/officeDocument/2006/relationships" xmlns:m="http://schemas.openxmlformats.org/officeDocument/2006/math" xmlns:v="urn:schemas-microsoft-com:vml" xmlns:wp14="http://schemas.microsoft.com/office/word/2010/wordprocessingDrawing" xmlns:wp="http://schemas.openxmlformats.org/drawingml/2006/wordprocessingDrawing" xmlns:w10="urn:schemas-microsoft-com:office:word" xmlns:w="http://schemas.openxmlformats.org/wordprocessingml/2006/main" xmlns:w14="http://schemas.microsoft.com/office/word/2010/wordml" xmlns:w15="http://schemas.microsoft.com/office/word/2012/wordml" xmlns:w16cex="http://schemas.microsoft.com/office/word/2018/wordml/cex" xmlns:w16cid="http://schemas.microsoft.com/office/word/2016/wordml/cid" xmlns:w16="http://schemas.microsoft.com/office/word/2018/wordml" xmlns:w16sdtdh="http://schemas.microsoft.com/office/word/2020/wordml/sdtdatahash" xmlns:w16se="http://schemas.microsoft.com/office/word/2015/wordml/symex" xmlns:wpg="http://schemas.microsoft.com/office/word/2010/wordprocessingGroup" xmlns:wpi="http://schemas.microsoft.com/office/word/2010/wordprocessingInk" xmlns:wne="http://schemas.microsoft.com/office/word/2006/wordml" xmlns:wps="http://schemas.microsoft.com/office/word/2010/wordprocessingShape" mc:Ignorable="w14 w15 w16se w16cid w16 w16cex w16sdtdh wp14">
-  <w:p>
-    <w:pPr>
-      <w:pStyle w:val="Header"/>
-    </w:pPr>
-  </w:p>
-</w:hdr>
-</file>
-
 <file path=word/styles.xml><?xml version="1.0" encoding="utf-8"?>
-<w:styles xmlns:mc="http://schemas.openxmlformats.org/markup-compatibility/2006" xmlns:r="http://schemas.openxmlformats.org/officeDocument/2006/relationships" xmlns:w="http://schemas.openxmlformats.org/wordprocessingml/2006/main" xmlns:w14="http://schemas.microsoft.com/office/word/2010/wordml" xmlns:w15="http://schemas.microsoft.com/office/word/2012/wordml" xmlns:w16cex="http://schemas.microsoft.com/office/word/2018/wordml/cex" xmlns:w16cid="http://schemas.microsoft.com/office/word/2016/wordml/cid" xmlns:w16="http://schemas.microsoft.com/office/word/2018/wordml" xmlns:w16sdtdh="http://schemas.microsoft.com/office/word/2020/wordml/sdtdatahash" xmlns:w16se="http://schemas.microsoft.com/office/word/2015/wordml/symex" mc:Ignorable="w14 w15 w16se w16cid w16 w16cex w16sdtdh">
+<w:styles xmlns:mc="http://schemas.openxmlformats.org/markup-compatibility/2006" xmlns:r="http://schemas.openxmlformats.org/officeDocument/2006/relationships" xmlns:w="http://schemas.openxmlformats.org/wordprocessingml/2006/main" xmlns:w14="http://schemas.microsoft.com/office/word/2010/wordml" xmlns:w15="http://schemas.microsoft.com/office/word/2012/wordml" xmlns:w16cex="http://schemas.microsoft.com/office/word/2018/wordml/cex" xmlns:w16cid="http://schemas.microsoft.com/office/word/2016/wordml/cid" xmlns:w16="http://schemas.microsoft.com/office/word/2018/wordml" xmlns:w16du="http://schemas.microsoft.com/office/word/2023/wordml/word16du" xmlns:w16sdtdh="http://schemas.microsoft.com/office/word/2020/wordml/sdtdatahash" xmlns:w16sdtfl="http://schemas.microsoft.com/office/word/2024/wordml/sdtformatlock" xmlns:w16se="http://schemas.microsoft.com/office/word/2015/wordml/symex" mc:Ignorable="w14 w15 w16se w16cid w16 w16cex w16sdtdh w16sdtfl w16du">
   <w:docDefaults>
     <w:rPrDefault>
       <w:rPr>

--- a/TS Jatai Ghanam Project/TS 2.3/TS 2.3 Jatai Malayalam Corrections.docx
+++ b/TS Jatai Ghanam Project/TS 2.3/TS 2.3 Jatai Malayalam Corrections.docx
@@ -1,6 +1,6 @@
 
 <file path=word/document.xml><?xml version="1.0" encoding="utf-8"?>
-<w:document xmlns:wpc="http://schemas.microsoft.com/office/word/2010/wordprocessingCanvas" xmlns:cx="http://schemas.microsoft.com/office/drawing/2014/chartex" xmlns:cx1="http://schemas.microsoft.com/office/drawing/2015/9/8/chartex" xmlns:cx2="http://schemas.microsoft.com/office/drawing/2015/10/21/chartex" xmlns:cx3="http://schemas.microsoft.com/office/drawing/2016/5/9/chartex" xmlns:cx4="http://schemas.microsoft.com/office/drawing/2016/5/10/chartex" xmlns:cx5="http://schemas.microsoft.com/office/drawing/2016/5/11/chartex" xmlns:cx6="http://schemas.microsoft.com/office/drawing/2016/5/12/chartex" xmlns:cx7="http://schemas.microsoft.com/office/drawing/2016/5/13/chartex" xmlns:cx8="http://schemas.microsoft.com/office/drawing/2016/5/14/chartex" xmlns:mc="http://schemas.openxmlformats.org/markup-compatibility/2006" xmlns:aink="http://schemas.microsoft.com/office/drawing/2016/ink" xmlns:am3d="http://schemas.microsoft.com/office/drawing/2017/model3d" xmlns:o="urn:schemas-microsoft-com:office:office" xmlns:oel="http://schemas.microsoft.com/office/2019/extlst" xmlns:r="http://schemas.openxmlformats.org/officeDocument/2006/relationships" xmlns:m="http://schemas.openxmlformats.org/officeDocument/2006/math" xmlns:v="urn:schemas-microsoft-com:vml" xmlns:wp14="http://schemas.microsoft.com/office/word/2010/wordprocessingDrawing" xmlns:wp="http://schemas.openxmlformats.org/drawingml/2006/wordprocessingDrawing" xmlns:w10="urn:schemas-microsoft-com:office:word" xmlns:w="http://schemas.openxmlformats.org/wordprocessingml/2006/main" xmlns:w14="http://schemas.microsoft.com/office/word/2010/wordml" xmlns:w15="http://schemas.microsoft.com/office/word/2012/wordml" xmlns:w16cex="http://schemas.microsoft.com/office/word/2018/wordml/cex" xmlns:w16cid="http://schemas.microsoft.com/office/word/2016/wordml/cid" xmlns:w16="http://schemas.microsoft.com/office/word/2018/wordml" xmlns:w16du="http://schemas.microsoft.com/office/word/2023/wordml/word16du" xmlns:w16sdtdh="http://schemas.microsoft.com/office/word/2020/wordml/sdtdatahash" xmlns:w16sdtfl="http://schemas.microsoft.com/office/word/2024/wordml/sdtformatlock" xmlns:w16se="http://schemas.microsoft.com/office/word/2015/wordml/symex" xmlns:wpg="http://schemas.microsoft.com/office/word/2010/wordprocessingGroup" xmlns:wpi="http://schemas.microsoft.com/office/word/2010/wordprocessingInk" xmlns:wne="http://schemas.microsoft.com/office/word/2006/wordml" xmlns:wps="http://schemas.microsoft.com/office/word/2010/wordprocessingShape" mc:Ignorable="w14 w15 w16se w16cid w16 w16cex w16sdtdh w16sdtfl w16du wp14">
+<w:document xmlns:wpc="http://schemas.microsoft.com/office/word/2010/wordprocessingCanvas" xmlns:cx="http://schemas.microsoft.com/office/drawing/2014/chartex" xmlns:cx1="http://schemas.microsoft.com/office/drawing/2015/9/8/chartex" xmlns:cx2="http://schemas.microsoft.com/office/drawing/2015/10/21/chartex" xmlns:cx3="http://schemas.microsoft.com/office/drawing/2016/5/9/chartex" xmlns:cx4="http://schemas.microsoft.com/office/drawing/2016/5/10/chartex" xmlns:cx5="http://schemas.microsoft.com/office/drawing/2016/5/11/chartex" xmlns:cx6="http://schemas.microsoft.com/office/drawing/2016/5/12/chartex" xmlns:cx7="http://schemas.microsoft.com/office/drawing/2016/5/13/chartex" xmlns:cx8="http://schemas.microsoft.com/office/drawing/2016/5/14/chartex" xmlns:mc="http://schemas.openxmlformats.org/markup-compatibility/2006" xmlns:aink="http://schemas.microsoft.com/office/drawing/2016/ink" xmlns:am3d="http://schemas.microsoft.com/office/drawing/2017/model3d" xmlns:o="urn:schemas-microsoft-com:office:office" xmlns:oel="http://schemas.microsoft.com/office/2019/extlst" xmlns:r="http://schemas.openxmlformats.org/officeDocument/2006/relationships" xmlns:m="http://schemas.openxmlformats.org/officeDocument/2006/math" xmlns:v="urn:schemas-microsoft-com:vml" xmlns:wp14="http://schemas.microsoft.com/office/word/2010/wordprocessingDrawing" xmlns:wp="http://schemas.openxmlformats.org/drawingml/2006/wordprocessingDrawing" xmlns:w10="urn:schemas-microsoft-com:office:word" xmlns:w="http://schemas.openxmlformats.org/wordprocessingml/2006/main" xmlns:w14="http://schemas.microsoft.com/office/word/2010/wordml" xmlns:w15="http://schemas.microsoft.com/office/word/2012/wordml" xmlns:w16cei="http://schemas.microsoft.com/office/word/2026/wordml/cei" xmlns:w16cex="http://schemas.microsoft.com/office/word/2018/wordml/cex" xmlns:w16cid="http://schemas.microsoft.com/office/word/2016/wordml/cid" xmlns:w16="http://schemas.microsoft.com/office/word/2018/wordml" xmlns:w16du="http://schemas.microsoft.com/office/word/2023/wordml/word16du" xmlns:w16sdtdh="http://schemas.microsoft.com/office/word/2020/wordml/sdtdatahash" xmlns:w16sdtfl="http://schemas.microsoft.com/office/word/2024/wordml/sdtformatlock" xmlns:w16se="http://schemas.microsoft.com/office/word/2015/wordml/symex" xmlns:wpg="http://schemas.microsoft.com/office/word/2010/wordprocessingGroup" xmlns:wpi="http://schemas.microsoft.com/office/word/2010/wordprocessingInk" xmlns:wne="http://schemas.microsoft.com/office/word/2006/wordml" xmlns:wps="http://schemas.microsoft.com/office/word/2010/wordprocessingShape" mc:Ignorable="w14 w15 w16se w16cid w16 w16cex w16sdtdh w16sdtfl w16du wp14">
   <w:body>
     <w:p>
       <w:pPr>
@@ -22,9 +22,8 @@
           <w:szCs w:val="32"/>
           <w:u w:val="single"/>
         </w:rPr>
-        <w:t xml:space="preserve">TS Jatai – TS 2.3 Malayalam Corrections – Observed </w:t>
+        <w:t xml:space="preserve">TS Jatai – TS 2.3 Malayalam Corrections – Observed till </w:t>
       </w:r>
-      <w:proofErr w:type="gramStart"/>
       <w:r>
         <w:rPr>
           <w:b/>
@@ -33,20 +32,8 @@
           <w:szCs w:val="32"/>
           <w:u w:val="single"/>
         </w:rPr>
-        <w:t xml:space="preserve">till </w:t>
+        <w:t>31st July 2026</w:t>
       </w:r>
-      <w:r>
-        <w:rPr>
-          <w:b/>
-          <w:bCs/>
-          <w:sz w:val="32"/>
-          <w:szCs w:val="32"/>
-          <w:highlight w:val="red"/>
-          <w:u w:val="single"/>
-        </w:rPr>
-        <w:t>?????</w:t>
-      </w:r>
-      <w:proofErr w:type="gramEnd"/>
     </w:p>
     <w:p>
       <w:pPr>
@@ -148,7 +135,7 @@
       </w:tr>
       <w:tr>
         <w:trPr>
-          <w:trHeight w:val="4017"/>
+          <w:trHeight w:val="3323"/>
         </w:trPr>
         <w:tc>
           <w:tcPr>
@@ -160,7 +147,7 @@
               <w:autoSpaceDE w:val="0"/>
               <w:autoSpaceDN w:val="0"/>
               <w:adjustRightInd w:val="0"/>
-              <w:spacing w:line="240" w:lineRule="auto"/>
+              <w:spacing w:before="0" w:line="240" w:lineRule="auto"/>
               <w:rPr>
                 <w:rFonts w:ascii="BRH Malayalam Extra" w:hAnsi="BRH Malayalam Extra" w:cs="BRH Malayalam Extra"/>
                 <w:color w:val="000000"/>
@@ -325,7 +312,7 @@
               <w:autoSpaceDE w:val="0"/>
               <w:autoSpaceDN w:val="0"/>
               <w:adjustRightInd w:val="0"/>
-              <w:spacing w:line="240" w:lineRule="auto"/>
+              <w:spacing w:before="0" w:line="240" w:lineRule="auto"/>
               <w:rPr>
                 <w:rFonts w:ascii="BRH Malayalam Extra" w:hAnsi="BRH Malayalam Extra" w:cs="BRH Malayalam Extra"/>
                 <w:color w:val="000000"/>
@@ -445,7 +432,7 @@
               <w:autoSpaceDE w:val="0"/>
               <w:autoSpaceDN w:val="0"/>
               <w:adjustRightInd w:val="0"/>
-              <w:spacing w:line="240" w:lineRule="auto"/>
+              <w:spacing w:before="0" w:line="240" w:lineRule="auto"/>
               <w:rPr>
                 <w:rFonts w:ascii="BRH Malayalam Extra" w:hAnsi="BRH Malayalam Extra" w:cs="BRH Malayalam Extra"/>
                 <w:color w:val="000000"/>
@@ -601,7 +588,7 @@
               <w:autoSpaceDE w:val="0"/>
               <w:autoSpaceDN w:val="0"/>
               <w:adjustRightInd w:val="0"/>
-              <w:spacing w:line="240" w:lineRule="auto"/>
+              <w:spacing w:before="0" w:line="240" w:lineRule="auto"/>
               <w:rPr>
                 <w:rFonts w:ascii="BRH Malayalam Extra" w:hAnsi="BRH Malayalam Extra" w:cs="BRH Malayalam Extra"/>
                 <w:color w:val="000000"/>
@@ -702,7 +689,7 @@
               <w:autoSpaceDE w:val="0"/>
               <w:autoSpaceDN w:val="0"/>
               <w:adjustRightInd w:val="0"/>
-              <w:spacing w:line="240" w:lineRule="auto"/>
+              <w:spacing w:before="0" w:line="240" w:lineRule="auto"/>
               <w:rPr>
                 <w:rFonts w:ascii="BRH Malayalam Extra" w:hAnsi="BRH Malayalam Extra" w:cs="BRH Malayalam Extra"/>
                 <w:color w:val="000000"/>
@@ -858,7 +845,7 @@
               <w:autoSpaceDE w:val="0"/>
               <w:autoSpaceDN w:val="0"/>
               <w:adjustRightInd w:val="0"/>
-              <w:spacing w:line="240" w:lineRule="auto"/>
+              <w:spacing w:before="0" w:line="240" w:lineRule="auto"/>
               <w:rPr>
                 <w:rFonts w:cs="Latha"/>
                 <w:b/>
@@ -889,7 +876,7 @@
               <w:autoSpaceDE w:val="0"/>
               <w:autoSpaceDN w:val="0"/>
               <w:adjustRightInd w:val="0"/>
-              <w:spacing w:line="240" w:lineRule="auto"/>
+              <w:spacing w:before="0" w:line="240" w:lineRule="auto"/>
               <w:rPr>
                 <w:rFonts w:ascii="BRH Malayalam Extra" w:hAnsi="BRH Malayalam Extra" w:cs="BRH Malayalam Extra"/>
                 <w:color w:val="000000"/>
@@ -1050,7 +1037,7 @@
               <w:autoSpaceDE w:val="0"/>
               <w:autoSpaceDN w:val="0"/>
               <w:adjustRightInd w:val="0"/>
-              <w:spacing w:line="240" w:lineRule="auto"/>
+              <w:spacing w:before="0" w:line="240" w:lineRule="auto"/>
               <w:rPr>
                 <w:rFonts w:ascii="BRH Malayalam Extra" w:hAnsi="BRH Malayalam Extra" w:cs="BRH Malayalam Extra"/>
                 <w:color w:val="000000"/>
@@ -1140,7 +1127,7 @@
               <w:autoSpaceDE w:val="0"/>
               <w:autoSpaceDN w:val="0"/>
               <w:adjustRightInd w:val="0"/>
-              <w:spacing w:line="240" w:lineRule="auto"/>
+              <w:spacing w:before="0" w:line="240" w:lineRule="auto"/>
               <w:rPr>
                 <w:rFonts w:ascii="BRH Malayalam Extra" w:hAnsi="BRH Malayalam Extra" w:cs="BRH Malayalam Extra"/>
                 <w:color w:val="000000"/>
@@ -1301,7 +1288,7 @@
               <w:autoSpaceDE w:val="0"/>
               <w:autoSpaceDN w:val="0"/>
               <w:adjustRightInd w:val="0"/>
-              <w:spacing w:line="240" w:lineRule="auto"/>
+              <w:spacing w:before="0" w:line="240" w:lineRule="auto"/>
               <w:rPr>
                 <w:rFonts w:ascii="BRH Malayalam Extra" w:hAnsi="BRH Malayalam Extra" w:cs="BRH Malayalam Extra"/>
                 <w:color w:val="000000"/>
@@ -1391,7 +1378,7 @@
               <w:autoSpaceDE w:val="0"/>
               <w:autoSpaceDN w:val="0"/>
               <w:adjustRightInd w:val="0"/>
-              <w:spacing w:line="240" w:lineRule="auto"/>
+              <w:spacing w:before="0" w:line="240" w:lineRule="auto"/>
               <w:rPr>
                 <w:rFonts w:ascii="BRH Malayalam Extra" w:hAnsi="BRH Malayalam Extra" w:cs="BRH Malayalam Extra"/>
                 <w:color w:val="000000"/>
@@ -1552,7 +1539,7 @@
               <w:autoSpaceDE w:val="0"/>
               <w:autoSpaceDN w:val="0"/>
               <w:adjustRightInd w:val="0"/>
-              <w:spacing w:line="240" w:lineRule="auto"/>
+              <w:spacing w:before="0" w:line="240" w:lineRule="auto"/>
               <w:rPr>
                 <w:rFonts w:cs="Latha"/>
                 <w:b/>
@@ -1577,17 +1564,11 @@
       </w:tr>
       <w:tr>
         <w:trPr>
-          <w:trHeight w:val="899"/>
+          <w:trHeight w:val="1116"/>
         </w:trPr>
         <w:tc>
           <w:tcPr>
             <w:tcW w:w="7166" w:type="dxa"/>
-            <w:tcBorders>
-              <w:top w:val="single" w:sz="4" w:space="0" w:color="000000"/>
-              <w:left w:val="single" w:sz="4" w:space="0" w:color="000000"/>
-              <w:bottom w:val="single" w:sz="4" w:space="0" w:color="000000"/>
-              <w:right w:val="single" w:sz="4" w:space="0" w:color="000000"/>
-            </w:tcBorders>
           </w:tcPr>
           <w:p>
             <w:pPr>
@@ -1597,25 +1578,256 @@
               <w:adjustRightInd w:val="0"/>
               <w:spacing w:before="0" w:line="240" w:lineRule="auto"/>
               <w:rPr>
-                <w:rFonts w:cs="Latha"/>
-                <w:b/>
-                <w:bCs/>
-                <w:szCs w:val="24"/>
-                <w:cs/>
-                <w:lang w:val="it-IT" w:bidi="ta-IN"/>
+                <w:rFonts w:ascii="BRH Malayalam Extra" w:hAnsi="BRH Malayalam Extra" w:cs="BRH Malayalam Extra"/>
+                <w:color w:val="000000"/>
+                <w:sz w:val="32"/>
+                <w:szCs w:val="40"/>
               </w:rPr>
             </w:pPr>
+            <w:r>
+              <w:rPr>
+                <w:rFonts w:cs="BRH Malayalam Extra"/>
+                <w:color w:val="000000"/>
+                <w:szCs w:val="40"/>
+              </w:rPr>
+              <w:t>65</w:t>
+            </w:r>
+            <w:r>
+              <w:rPr>
+                <w:rFonts w:ascii="BRH Malayalam Extra" w:hAnsi="BRH Malayalam Extra" w:cs="BRH Malayalam Extra"/>
+                <w:color w:val="000000"/>
+                <w:sz w:val="32"/>
+                <w:szCs w:val="40"/>
+              </w:rPr>
+              <w:t>)</w:t>
+            </w:r>
+            <w:r>
+              <w:rPr>
+                <w:rFonts w:ascii="BRH Malayalam Extra" w:hAnsi="BRH Malayalam Extra" w:cs="BRH Malayalam Extra"/>
+                <w:color w:val="000000"/>
+                <w:sz w:val="32"/>
+                <w:szCs w:val="40"/>
+              </w:rPr>
+              <w:tab/>
+            </w:r>
+            <w:r>
+              <w:rPr>
+                <w:rFonts w:cs="BRH Malayalam Extra"/>
+                <w:color w:val="000000"/>
+                <w:szCs w:val="40"/>
+              </w:rPr>
+              <w:t>2</w:t>
+            </w:r>
+            <w:r>
+              <w:rPr>
+                <w:rFonts w:ascii="BRH Malayalam Extra" w:hAnsi="BRH Malayalam Extra" w:cs="BRH Malayalam Extra"/>
+                <w:color w:val="000000"/>
+                <w:sz w:val="32"/>
+                <w:szCs w:val="40"/>
+              </w:rPr>
+              <w:t>.</w:t>
+            </w:r>
+            <w:r>
+              <w:rPr>
+                <w:rFonts w:cs="BRH Malayalam Extra"/>
+                <w:color w:val="000000"/>
+                <w:szCs w:val="40"/>
+              </w:rPr>
+              <w:t>3</w:t>
+            </w:r>
+            <w:r>
+              <w:rPr>
+                <w:rFonts w:ascii="BRH Malayalam Extra" w:hAnsi="BRH Malayalam Extra" w:cs="BRH Malayalam Extra"/>
+                <w:color w:val="000000"/>
+                <w:sz w:val="32"/>
+                <w:szCs w:val="40"/>
+              </w:rPr>
+              <w:t>.</w:t>
+            </w:r>
+            <w:r>
+              <w:rPr>
+                <w:rFonts w:cs="BRH Malayalam Extra"/>
+                <w:color w:val="000000"/>
+                <w:szCs w:val="40"/>
+              </w:rPr>
+              <w:t>5</w:t>
+            </w:r>
+            <w:r>
+              <w:rPr>
+                <w:rFonts w:ascii="BRH Malayalam Extra" w:hAnsi="BRH Malayalam Extra" w:cs="BRH Malayalam Extra"/>
+                <w:color w:val="000000"/>
+                <w:sz w:val="32"/>
+                <w:szCs w:val="40"/>
+              </w:rPr>
+              <w:t>.</w:t>
+            </w:r>
+            <w:r>
+              <w:rPr>
+                <w:rFonts w:cs="BRH Malayalam Extra"/>
+                <w:color w:val="000000"/>
+                <w:szCs w:val="40"/>
+              </w:rPr>
+              <w:t>3</w:t>
+            </w:r>
+            <w:r>
+              <w:rPr>
+                <w:rFonts w:ascii="BRH Malayalam Extra" w:hAnsi="BRH Malayalam Extra" w:cs="BRH Malayalam Extra"/>
+                <w:color w:val="000000"/>
+                <w:sz w:val="32"/>
+                <w:szCs w:val="40"/>
+              </w:rPr>
+              <w:t>(</w:t>
+            </w:r>
+            <w:r>
+              <w:rPr>
+                <w:rFonts w:cs="BRH Malayalam Extra"/>
+                <w:color w:val="000000"/>
+                <w:szCs w:val="40"/>
+              </w:rPr>
+              <w:t>58</w:t>
+            </w:r>
+            <w:r>
+              <w:rPr>
+                <w:rFonts w:ascii="BRH Malayalam Extra" w:hAnsi="BRH Malayalam Extra" w:cs="BRH Malayalam Extra"/>
+                <w:color w:val="000000"/>
+                <w:sz w:val="32"/>
+                <w:szCs w:val="40"/>
+              </w:rPr>
+              <w:t>)</w:t>
+            </w:r>
+            <w:proofErr w:type="gramStart"/>
+            <w:r>
+              <w:rPr>
+                <w:rFonts w:ascii="BRH Malayalam Extra" w:hAnsi="BRH Malayalam Extra" w:cs="BRH Malayalam Extra"/>
+                <w:color w:val="000000"/>
+                <w:sz w:val="32"/>
+                <w:szCs w:val="40"/>
+              </w:rPr>
+              <w:t>-  jx</w:t>
+            </w:r>
+            <w:proofErr w:type="gramEnd"/>
+            <w:r>
+              <w:rPr>
+                <w:rFonts w:ascii="BRH Malayalam Extra" w:hAnsi="BRH Malayalam Extra" w:cs="BRH Malayalam Extra"/>
+                <w:color w:val="000000"/>
+                <w:sz w:val="26"/>
+                <w:szCs w:val="40"/>
+              </w:rPr>
+              <w:t>–</w:t>
+            </w:r>
+            <w:r>
+              <w:rPr>
+                <w:rFonts w:ascii="BRH Malayalam Extra" w:hAnsi="BRH Malayalam Extra" w:cs="BRH Malayalam Extra"/>
+                <w:color w:val="000000"/>
+                <w:sz w:val="32"/>
+                <w:szCs w:val="40"/>
+              </w:rPr>
+              <w:t xml:space="preserve">Rõx˜ | B | </w:t>
+            </w:r>
+          </w:p>
+          <w:p>
+            <w:pPr>
+              <w:widowControl w:val="0"/>
+              <w:autoSpaceDE w:val="0"/>
+              <w:autoSpaceDN w:val="0"/>
+              <w:adjustRightInd w:val="0"/>
+              <w:spacing w:before="0" w:line="240" w:lineRule="auto"/>
+              <w:rPr>
+                <w:rFonts w:cs="BRH Malayalam Extra"/>
+                <w:color w:val="000000"/>
+                <w:szCs w:val="40"/>
+              </w:rPr>
+            </w:pPr>
+            <w:r>
+              <w:rPr>
+                <w:rFonts w:ascii="BRH Malayalam Extra" w:hAnsi="BRH Malayalam Extra" w:cs="BRH Malayalam Extra"/>
+                <w:color w:val="000000"/>
+                <w:sz w:val="32"/>
+                <w:szCs w:val="40"/>
+              </w:rPr>
+              <w:t>jx</w:t>
+            </w:r>
+            <w:r>
+              <w:rPr>
+                <w:rFonts w:ascii="BRH Malayalam Extra" w:hAnsi="BRH Malayalam Extra" w:cs="BRH Malayalam Extra"/>
+                <w:color w:val="000000"/>
+                <w:sz w:val="26"/>
+                <w:szCs w:val="40"/>
+                <w:highlight w:val="yellow"/>
+              </w:rPr>
+              <w:t>–</w:t>
+            </w:r>
+            <w:r>
+              <w:rPr>
+                <w:rFonts w:ascii="BRH Malayalam Extra" w:hAnsi="BRH Malayalam Extra" w:cs="BRH Malayalam Extra"/>
+                <w:color w:val="000000"/>
+                <w:sz w:val="32"/>
+                <w:szCs w:val="40"/>
+                <w:highlight w:val="yellow"/>
+              </w:rPr>
+              <w:t>Rõx</w:t>
+            </w:r>
+            <w:r>
+              <w:rPr>
+                <w:rFonts w:ascii="BRH Malayalam Extra" w:hAnsi="BRH Malayalam Extra" w:cs="BRH Malayalam Extra"/>
+                <w:color w:val="000000"/>
+                <w:sz w:val="32"/>
+                <w:szCs w:val="40"/>
+              </w:rPr>
+              <w:t>— „„jx</w:t>
+            </w:r>
+            <w:r>
+              <w:rPr>
+                <w:rFonts w:ascii="BRH Malayalam Extra" w:hAnsi="BRH Malayalam Extra" w:cs="BRH Malayalam Extra"/>
+                <w:color w:val="000000"/>
+                <w:sz w:val="26"/>
+                <w:szCs w:val="40"/>
+              </w:rPr>
+              <w:t>–</w:t>
+            </w:r>
+            <w:r>
+              <w:rPr>
+                <w:rFonts w:ascii="BRH Malayalam Extra" w:hAnsi="BRH Malayalam Extra" w:cs="BRH Malayalam Extra"/>
+                <w:color w:val="000000"/>
+                <w:sz w:val="32"/>
+                <w:szCs w:val="40"/>
+              </w:rPr>
+              <w:t>Rõx— jx</w:t>
+            </w:r>
+            <w:r>
+              <w:rPr>
+                <w:rFonts w:ascii="BRH Malayalam Extra" w:hAnsi="BRH Malayalam Extra" w:cs="BRH Malayalam Extra"/>
+                <w:color w:val="000000"/>
+                <w:sz w:val="26"/>
+                <w:szCs w:val="40"/>
+                <w:highlight w:val="yellow"/>
+              </w:rPr>
+              <w:t>–</w:t>
+            </w:r>
+            <w:r>
+              <w:rPr>
+                <w:rFonts w:ascii="BRH Malayalam Extra" w:hAnsi="BRH Malayalam Extra" w:cs="BRH Malayalam Extra"/>
+                <w:color w:val="000000"/>
+                <w:sz w:val="32"/>
+                <w:szCs w:val="40"/>
+                <w:highlight w:val="yellow"/>
+              </w:rPr>
+              <w:t>Rõx˜</w:t>
+            </w:r>
+            <w:r>
+              <w:rPr>
+                <w:rFonts w:ascii="BRH Malayalam Extra" w:hAnsi="BRH Malayalam Extra" w:cs="BRH Malayalam Extra"/>
+                <w:color w:val="000000"/>
+                <w:sz w:val="32"/>
+                <w:szCs w:val="40"/>
+              </w:rPr>
+              <w:t xml:space="preserve"> | </w:t>
+            </w:r>
           </w:p>
         </w:tc>
         <w:tc>
           <w:tcPr>
             <w:tcW w:w="7371" w:type="dxa"/>
-            <w:tcBorders>
-              <w:top w:val="single" w:sz="4" w:space="0" w:color="000000"/>
-              <w:left w:val="single" w:sz="4" w:space="0" w:color="000000"/>
-              <w:bottom w:val="single" w:sz="4" w:space="0" w:color="000000"/>
-              <w:right w:val="single" w:sz="4" w:space="0" w:color="000000"/>
-            </w:tcBorders>
           </w:tcPr>
           <w:p>
             <w:pPr>
@@ -1625,31 +1837,153 @@
               <w:adjustRightInd w:val="0"/>
               <w:spacing w:before="0" w:line="240" w:lineRule="auto"/>
               <w:rPr>
-                <w:rFonts w:cs="Latha"/>
-                <w:b/>
-                <w:bCs/>
-                <w:szCs w:val="24"/>
-                <w:cs/>
-                <w:lang w:val="it-IT" w:bidi="ta-IN"/>
+                <w:rFonts w:ascii="BRH Malayalam Extra" w:hAnsi="BRH Malayalam Extra" w:cs="BRH Malayalam Extra"/>
+                <w:color w:val="000000"/>
+                <w:sz w:val="32"/>
+                <w:szCs w:val="40"/>
               </w:rPr>
             </w:pPr>
+            <w:r>
+              <w:rPr>
+                <w:rFonts w:cs="BRH Malayalam Extra"/>
+                <w:color w:val="000000"/>
+                <w:szCs w:val="40"/>
+              </w:rPr>
+              <w:t>65</w:t>
+            </w:r>
+            <w:r>
+              <w:rPr>
+                <w:rFonts w:ascii="BRH Malayalam Extra" w:hAnsi="BRH Malayalam Extra" w:cs="BRH Malayalam Extra"/>
+                <w:color w:val="000000"/>
+                <w:sz w:val="32"/>
+                <w:szCs w:val="40"/>
+              </w:rPr>
+              <w:t>)</w:t>
+            </w:r>
+            <w:r>
+              <w:rPr>
+                <w:rFonts w:ascii="BRH Malayalam Extra" w:hAnsi="BRH Malayalam Extra" w:cs="BRH Malayalam Extra"/>
+                <w:color w:val="000000"/>
+                <w:sz w:val="32"/>
+                <w:szCs w:val="40"/>
+              </w:rPr>
+              <w:tab/>
+            </w:r>
+            <w:r>
+              <w:rPr>
+                <w:rFonts w:cs="BRH Malayalam Extra"/>
+                <w:color w:val="000000"/>
+                <w:szCs w:val="40"/>
+              </w:rPr>
+              <w:t>2</w:t>
+            </w:r>
+            <w:r>
+              <w:rPr>
+                <w:rFonts w:ascii="BRH Malayalam Extra" w:hAnsi="BRH Malayalam Extra" w:cs="BRH Malayalam Extra"/>
+                <w:color w:val="000000"/>
+                <w:sz w:val="32"/>
+                <w:szCs w:val="40"/>
+              </w:rPr>
+              <w:t>.</w:t>
+            </w:r>
+            <w:r>
+              <w:rPr>
+                <w:rFonts w:cs="BRH Malayalam Extra"/>
+                <w:color w:val="000000"/>
+                <w:szCs w:val="40"/>
+              </w:rPr>
+              <w:t>3</w:t>
+            </w:r>
+            <w:r>
+              <w:rPr>
+                <w:rFonts w:ascii="BRH Malayalam Extra" w:hAnsi="BRH Malayalam Extra" w:cs="BRH Malayalam Extra"/>
+                <w:color w:val="000000"/>
+                <w:sz w:val="32"/>
+                <w:szCs w:val="40"/>
+              </w:rPr>
+              <w:t>.</w:t>
+            </w:r>
+            <w:r>
+              <w:rPr>
+                <w:rFonts w:cs="BRH Malayalam Extra"/>
+                <w:color w:val="000000"/>
+                <w:szCs w:val="40"/>
+              </w:rPr>
+              <w:t>5</w:t>
+            </w:r>
+            <w:r>
+              <w:rPr>
+                <w:rFonts w:ascii="BRH Malayalam Extra" w:hAnsi="BRH Malayalam Extra" w:cs="BRH Malayalam Extra"/>
+                <w:color w:val="000000"/>
+                <w:sz w:val="32"/>
+                <w:szCs w:val="40"/>
+              </w:rPr>
+              <w:t>.</w:t>
+            </w:r>
+            <w:r>
+              <w:rPr>
+                <w:rFonts w:cs="BRH Malayalam Extra"/>
+                <w:color w:val="000000"/>
+                <w:szCs w:val="40"/>
+              </w:rPr>
+              <w:t>3</w:t>
+            </w:r>
+            <w:r>
+              <w:rPr>
+                <w:rFonts w:ascii="BRH Malayalam Extra" w:hAnsi="BRH Malayalam Extra" w:cs="BRH Malayalam Extra"/>
+                <w:color w:val="000000"/>
+                <w:sz w:val="32"/>
+                <w:szCs w:val="40"/>
+              </w:rPr>
+              <w:t>(</w:t>
+            </w:r>
+            <w:r>
+              <w:rPr>
+                <w:rFonts w:cs="BRH Malayalam Extra"/>
+                <w:color w:val="000000"/>
+                <w:szCs w:val="40"/>
+              </w:rPr>
+              <w:t>58</w:t>
+            </w:r>
+            <w:r>
+              <w:rPr>
+                <w:rFonts w:ascii="BRH Malayalam Extra" w:hAnsi="BRH Malayalam Extra" w:cs="BRH Malayalam Extra"/>
+                <w:color w:val="000000"/>
+                <w:sz w:val="32"/>
+                <w:szCs w:val="40"/>
+              </w:rPr>
+              <w:t>)</w:t>
+            </w:r>
+            <w:proofErr w:type="gramStart"/>
+            <w:r>
+              <w:rPr>
+                <w:rFonts w:ascii="BRH Malayalam Extra" w:hAnsi="BRH Malayalam Extra" w:cs="BRH Malayalam Extra"/>
+                <w:color w:val="000000"/>
+                <w:sz w:val="32"/>
+                <w:szCs w:val="40"/>
+              </w:rPr>
+              <w:t>-  jx</w:t>
+            </w:r>
+            <w:proofErr w:type="gramEnd"/>
+            <w:r>
+              <w:rPr>
+                <w:rFonts w:ascii="BRH Malayalam Extra" w:hAnsi="BRH Malayalam Extra" w:cs="BRH Malayalam Extra"/>
+                <w:color w:val="000000"/>
+                <w:sz w:val="26"/>
+                <w:szCs w:val="40"/>
+              </w:rPr>
+              <w:t>–</w:t>
+            </w:r>
+            <w:r>
+              <w:rPr>
+                <w:rFonts w:ascii="BRH Malayalam Extra" w:hAnsi="BRH Malayalam Extra" w:cs="BRH Malayalam Extra"/>
+                <w:color w:val="000000"/>
+                <w:sz w:val="32"/>
+                <w:szCs w:val="40"/>
+              </w:rPr>
+              <w:t xml:space="preserve">Rõx˜ | B | </w:t>
+            </w:r>
           </w:p>
-        </w:tc>
-      </w:tr>
-      <w:tr>
-        <w:trPr>
-          <w:trHeight w:val="899"/>
-        </w:trPr>
-        <w:tc>
-          <w:tcPr>
-            <w:tcW w:w="7166" w:type="dxa"/>
-            <w:tcBorders>
-              <w:top w:val="single" w:sz="4" w:space="0" w:color="000000"/>
-              <w:left w:val="single" w:sz="4" w:space="0" w:color="000000"/>
-              <w:bottom w:val="single" w:sz="4" w:space="0" w:color="000000"/>
-              <w:right w:val="single" w:sz="4" w:space="0" w:color="000000"/>
-            </w:tcBorders>
-          </w:tcPr>
           <w:p>
             <w:pPr>
               <w:widowControl w:val="0"/>
@@ -1658,107 +1992,148 @@
               <w:adjustRightInd w:val="0"/>
               <w:spacing w:before="0" w:line="240" w:lineRule="auto"/>
               <w:rPr>
-                <w:rFonts w:cs="Latha"/>
-                <w:b/>
-                <w:bCs/>
-                <w:szCs w:val="24"/>
-                <w:cs/>
-                <w:lang w:val="it-IT" w:bidi="ta-IN"/>
+                <w:rFonts w:cs="BRH Malayalam Extra"/>
+                <w:color w:val="000000"/>
+                <w:szCs w:val="40"/>
               </w:rPr>
             </w:pPr>
-          </w:p>
-        </w:tc>
-        <w:tc>
-          <w:tcPr>
-            <w:tcW w:w="7371" w:type="dxa"/>
-            <w:tcBorders>
-              <w:top w:val="single" w:sz="4" w:space="0" w:color="000000"/>
-              <w:left w:val="single" w:sz="4" w:space="0" w:color="000000"/>
-              <w:bottom w:val="single" w:sz="4" w:space="0" w:color="000000"/>
-              <w:right w:val="single" w:sz="4" w:space="0" w:color="000000"/>
-            </w:tcBorders>
-          </w:tcPr>
-          <w:p>
-            <w:pPr>
-              <w:widowControl w:val="0"/>
-              <w:autoSpaceDE w:val="0"/>
-              <w:autoSpaceDN w:val="0"/>
-              <w:adjustRightInd w:val="0"/>
-              <w:spacing w:before="0" w:line="240" w:lineRule="auto"/>
-              <w:rPr>
-                <w:rFonts w:cs="Latha"/>
-                <w:b/>
-                <w:bCs/>
-                <w:szCs w:val="24"/>
-                <w:cs/>
-                <w:lang w:val="it-IT" w:bidi="ta-IN"/>
-              </w:rPr>
-            </w:pPr>
-          </w:p>
-        </w:tc>
-      </w:tr>
-      <w:tr>
-        <w:trPr>
-          <w:trHeight w:val="899"/>
-        </w:trPr>
-        <w:tc>
-          <w:tcPr>
-            <w:tcW w:w="7166" w:type="dxa"/>
-            <w:tcBorders>
-              <w:top w:val="single" w:sz="4" w:space="0" w:color="000000"/>
-              <w:left w:val="single" w:sz="4" w:space="0" w:color="000000"/>
-              <w:bottom w:val="single" w:sz="4" w:space="0" w:color="000000"/>
-              <w:right w:val="single" w:sz="4" w:space="0" w:color="000000"/>
-            </w:tcBorders>
-          </w:tcPr>
-          <w:p>
-            <w:pPr>
-              <w:widowControl w:val="0"/>
-              <w:autoSpaceDE w:val="0"/>
-              <w:autoSpaceDN w:val="0"/>
-              <w:adjustRightInd w:val="0"/>
-              <w:spacing w:before="0" w:line="240" w:lineRule="auto"/>
-              <w:rPr>
-                <w:rFonts w:cs="Latha"/>
-                <w:b/>
-                <w:bCs/>
-                <w:szCs w:val="24"/>
-                <w:cs/>
-                <w:lang w:val="it-IT" w:bidi="ta-IN"/>
-              </w:rPr>
-            </w:pPr>
-          </w:p>
-        </w:tc>
-        <w:tc>
-          <w:tcPr>
-            <w:tcW w:w="7371" w:type="dxa"/>
-            <w:tcBorders>
-              <w:top w:val="single" w:sz="4" w:space="0" w:color="000000"/>
-              <w:left w:val="single" w:sz="4" w:space="0" w:color="000000"/>
-              <w:bottom w:val="single" w:sz="4" w:space="0" w:color="000000"/>
-              <w:right w:val="single" w:sz="4" w:space="0" w:color="000000"/>
-            </w:tcBorders>
-          </w:tcPr>
-          <w:p>
-            <w:pPr>
-              <w:widowControl w:val="0"/>
-              <w:autoSpaceDE w:val="0"/>
-              <w:autoSpaceDN w:val="0"/>
-              <w:adjustRightInd w:val="0"/>
-              <w:spacing w:before="0" w:line="240" w:lineRule="auto"/>
-              <w:rPr>
-                <w:rFonts w:cs="Latha"/>
-                <w:b/>
-                <w:bCs/>
-                <w:szCs w:val="24"/>
-                <w:cs/>
-                <w:lang w:val="it-IT" w:bidi="ta-IN"/>
-              </w:rPr>
-            </w:pPr>
+            <w:r>
+              <w:rPr>
+                <w:rFonts w:ascii="BRH Malayalam Extra" w:hAnsi="BRH Malayalam Extra" w:cs="BRH Malayalam Extra"/>
+                <w:color w:val="000000"/>
+                <w:sz w:val="32"/>
+                <w:szCs w:val="40"/>
+              </w:rPr>
+              <w:t>jx</w:t>
+            </w:r>
+            <w:r>
+              <w:rPr>
+                <w:rFonts w:ascii="BRH Malayalam Extra" w:hAnsi="BRH Malayalam Extra" w:cs="BRH Malayalam Extra"/>
+                <w:color w:val="000000"/>
+                <w:sz w:val="26"/>
+                <w:szCs w:val="40"/>
+              </w:rPr>
+              <w:t>–</w:t>
+            </w:r>
+            <w:r>
+              <w:rPr>
+                <w:rFonts w:ascii="BRH Malayalam Extra" w:hAnsi="BRH Malayalam Extra" w:cs="BRH Malayalam Extra"/>
+                <w:color w:val="000000"/>
+                <w:sz w:val="32"/>
+                <w:szCs w:val="40"/>
+                <w:highlight w:val="green"/>
+              </w:rPr>
+              <w:t>Rõx</w:t>
+            </w:r>
+            <w:r>
+              <w:rPr>
+                <w:rFonts w:ascii="BRH Malayalam Extra" w:hAnsi="BRH Malayalam Extra" w:cs="BRH Malayalam Extra"/>
+                <w:color w:val="000000"/>
+                <w:sz w:val="32"/>
+                <w:szCs w:val="40"/>
+              </w:rPr>
+              <w:t xml:space="preserve"> „„jx</w:t>
+            </w:r>
+            <w:r>
+              <w:rPr>
+                <w:rFonts w:ascii="BRH Malayalam Extra" w:hAnsi="BRH Malayalam Extra" w:cs="BRH Malayalam Extra"/>
+                <w:color w:val="000000"/>
+                <w:sz w:val="26"/>
+                <w:szCs w:val="40"/>
+              </w:rPr>
+              <w:t>–</w:t>
+            </w:r>
+            <w:r>
+              <w:rPr>
+                <w:rFonts w:ascii="BRH Malayalam Extra" w:hAnsi="BRH Malayalam Extra" w:cs="BRH Malayalam Extra"/>
+                <w:color w:val="000000"/>
+                <w:sz w:val="32"/>
+                <w:szCs w:val="40"/>
+              </w:rPr>
+              <w:t>Rõx— jx</w:t>
+            </w:r>
+            <w:r>
+              <w:rPr>
+                <w:rFonts w:ascii="BRH Malayalam Extra" w:hAnsi="BRH Malayalam Extra" w:cs="BRH Malayalam Extra"/>
+                <w:color w:val="000000"/>
+                <w:sz w:val="26"/>
+                <w:szCs w:val="40"/>
+                <w:highlight w:val="yellow"/>
+              </w:rPr>
+              <w:t>–</w:t>
+            </w:r>
+            <w:r>
+              <w:rPr>
+                <w:rFonts w:ascii="BRH Malayalam Extra" w:hAnsi="BRH Malayalam Extra" w:cs="BRH Malayalam Extra"/>
+                <w:color w:val="000000"/>
+                <w:sz w:val="32"/>
+                <w:szCs w:val="40"/>
+                <w:highlight w:val="green"/>
+              </w:rPr>
+              <w:t>Rõx</w:t>
+            </w:r>
+            <w:r>
+              <w:rPr>
+                <w:rFonts w:ascii="BRH Malayalam Extra" w:hAnsi="BRH Malayalam Extra" w:cs="BRH Malayalam Extra"/>
+                <w:color w:val="000000"/>
+                <w:sz w:val="32"/>
+                <w:szCs w:val="40"/>
+              </w:rPr>
+              <w:t xml:space="preserve"> | </w:t>
+            </w:r>
           </w:p>
         </w:tc>
       </w:tr>
     </w:tbl>
+    <w:p>
+      <w:pPr>
+        <w:spacing w:before="0" w:line="240" w:lineRule="auto"/>
+        <w:jc w:val="center"/>
+        <w:rPr>
+          <w:b/>
+          <w:bCs/>
+          <w:sz w:val="32"/>
+          <w:szCs w:val="32"/>
+          <w:u w:val="single"/>
+        </w:rPr>
+      </w:pPr>
+      <w:r>
+        <w:rPr>
+          <w:b/>
+          <w:bCs/>
+          <w:sz w:val="32"/>
+          <w:szCs w:val="32"/>
+          <w:u w:val="single"/>
+        </w:rPr>
+        <w:t>============</w:t>
+      </w:r>
+    </w:p>
+    <w:p>
+      <w:pPr>
+        <w:spacing w:before="0" w:line="240" w:lineRule="auto"/>
+        <w:jc w:val="center"/>
+        <w:rPr>
+          <w:b/>
+          <w:bCs/>
+          <w:sz w:val="32"/>
+          <w:szCs w:val="32"/>
+          <w:u w:val="single"/>
+        </w:rPr>
+      </w:pPr>
+    </w:p>
+    <w:p>
+      <w:pPr>
+        <w:spacing w:before="0" w:line="240" w:lineRule="auto"/>
+        <w:jc w:val="center"/>
+        <w:rPr>
+          <w:b/>
+          <w:bCs/>
+          <w:sz w:val="32"/>
+          <w:szCs w:val="32"/>
+          <w:u w:val="single"/>
+        </w:rPr>
+      </w:pPr>
+    </w:p>
     <w:p>
       <w:pPr>
         <w:spacing w:before="0" w:line="240" w:lineRule="auto"/>
@@ -1857,6 +2232,7 @@
           <w:szCs w:val="32"/>
           <w:u w:val="single"/>
         </w:rPr>
+        <w:lastRenderedPageBreak/>
         <w:t xml:space="preserve">TS </w:t>
       </w:r>
       <w:r>
@@ -5993,7 +6369,6 @@
                 <w:color w:val="000000"/>
                 <w:szCs w:val="40"/>
               </w:rPr>
-              <w:lastRenderedPageBreak/>
               <w:t>24</w:t>
             </w:r>
             <w:r>
@@ -6302,6 +6677,7 @@
                 <w:color w:val="000000"/>
                 <w:szCs w:val="40"/>
               </w:rPr>
+              <w:lastRenderedPageBreak/>
               <w:t>25</w:t>
             </w:r>
             <w:r>
@@ -6660,6 +7036,7 @@
                 <w:color w:val="000000"/>
                 <w:szCs w:val="40"/>
               </w:rPr>
+              <w:lastRenderedPageBreak/>
               <w:t>24</w:t>
             </w:r>
             <w:r>
@@ -6958,6 +7335,7 @@
                 <w:color w:val="000000"/>
                 <w:szCs w:val="40"/>
               </w:rPr>
+              <w:lastRenderedPageBreak/>
               <w:t>25</w:t>
             </w:r>
             <w:r>
@@ -7327,6 +7705,7 @@
                 <w:color w:val="000000"/>
                 <w:szCs w:val="40"/>
               </w:rPr>
+              <w:lastRenderedPageBreak/>
               <w:t>69</w:t>
             </w:r>
             <w:r>
@@ -12698,7 +13077,7 @@
 </file>
 
 <file path=word/endnotes.xml><?xml version="1.0" encoding="utf-8"?>
-<w:endnotes xmlns:wpc="http://schemas.microsoft.com/office/word/2010/wordprocessingCanvas" xmlns:cx="http://schemas.microsoft.com/office/drawing/2014/chartex" xmlns:cx1="http://schemas.microsoft.com/office/drawing/2015/9/8/chartex" xmlns:cx2="http://schemas.microsoft.com/office/drawing/2015/10/21/chartex" xmlns:cx3="http://schemas.microsoft.com/office/drawing/2016/5/9/chartex" xmlns:cx4="http://schemas.microsoft.com/office/drawing/2016/5/10/chartex" xmlns:cx5="http://schemas.microsoft.com/office/drawing/2016/5/11/chartex" xmlns:cx6="http://schemas.microsoft.com/office/drawing/2016/5/12/chartex" xmlns:cx7="http://schemas.microsoft.com/office/drawing/2016/5/13/chartex" xmlns:cx8="http://schemas.microsoft.com/office/drawing/2016/5/14/chartex" xmlns:mc="http://schemas.openxmlformats.org/markup-compatibility/2006" xmlns:aink="http://schemas.microsoft.com/office/drawing/2016/ink" xmlns:am3d="http://schemas.microsoft.com/office/drawing/2017/model3d" xmlns:o="urn:schemas-microsoft-com:office:office" xmlns:oel="http://schemas.microsoft.com/office/2019/extlst" xmlns:r="http://schemas.openxmlformats.org/officeDocument/2006/relationships" xmlns:m="http://schemas.openxmlformats.org/officeDocument/2006/math" xmlns:v="urn:schemas-microsoft-com:vml" xmlns:wp14="http://schemas.microsoft.com/office/word/2010/wordprocessingDrawing" xmlns:wp="http://schemas.openxmlformats.org/drawingml/2006/wordprocessingDrawing" xmlns:w10="urn:schemas-microsoft-com:office:word" xmlns:w="http://schemas.openxmlformats.org/wordprocessingml/2006/main" xmlns:w14="http://schemas.microsoft.com/office/word/2010/wordml" xmlns:w15="http://schemas.microsoft.com/office/word/2012/wordml" xmlns:w16cex="http://schemas.microsoft.com/office/word/2018/wordml/cex" xmlns:w16cid="http://schemas.microsoft.com/office/word/2016/wordml/cid" xmlns:w16="http://schemas.microsoft.com/office/word/2018/wordml" xmlns:w16du="http://schemas.microsoft.com/office/word/2023/wordml/word16du" xmlns:w16sdtdh="http://schemas.microsoft.com/office/word/2020/wordml/sdtdatahash" xmlns:w16sdtfl="http://schemas.microsoft.com/office/word/2024/wordml/sdtformatlock" xmlns:w16se="http://schemas.microsoft.com/office/word/2015/wordml/symex" xmlns:wpg="http://schemas.microsoft.com/office/word/2010/wordprocessingGroup" xmlns:wpi="http://schemas.microsoft.com/office/word/2010/wordprocessingInk" xmlns:wne="http://schemas.microsoft.com/office/word/2006/wordml" xmlns:wps="http://schemas.microsoft.com/office/word/2010/wordprocessingShape" mc:Ignorable="w14 w15 w16se w16cid w16 w16cex w16sdtdh w16sdtfl w16du wp14">
+<w:endnotes xmlns:wpc="http://schemas.microsoft.com/office/word/2010/wordprocessingCanvas" xmlns:cx="http://schemas.microsoft.com/office/drawing/2014/chartex" xmlns:cx1="http://schemas.microsoft.com/office/drawing/2015/9/8/chartex" xmlns:cx2="http://schemas.microsoft.com/office/drawing/2015/10/21/chartex" xmlns:cx3="http://schemas.microsoft.com/office/drawing/2016/5/9/chartex" xmlns:cx4="http://schemas.microsoft.com/office/drawing/2016/5/10/chartex" xmlns:cx5="http://schemas.microsoft.com/office/drawing/2016/5/11/chartex" xmlns:cx6="http://schemas.microsoft.com/office/drawing/2016/5/12/chartex" xmlns:cx7="http://schemas.microsoft.com/office/drawing/2016/5/13/chartex" xmlns:cx8="http://schemas.microsoft.com/office/drawing/2016/5/14/chartex" xmlns:mc="http://schemas.openxmlformats.org/markup-compatibility/2006" xmlns:aink="http://schemas.microsoft.com/office/drawing/2016/ink" xmlns:am3d="http://schemas.microsoft.com/office/drawing/2017/model3d" xmlns:o="urn:schemas-microsoft-com:office:office" xmlns:oel="http://schemas.microsoft.com/office/2019/extlst" xmlns:r="http://schemas.openxmlformats.org/officeDocument/2006/relationships" xmlns:m="http://schemas.openxmlformats.org/officeDocument/2006/math" xmlns:v="urn:schemas-microsoft-com:vml" xmlns:wp14="http://schemas.microsoft.com/office/word/2010/wordprocessingDrawing" xmlns:wp="http://schemas.openxmlformats.org/drawingml/2006/wordprocessingDrawing" xmlns:w10="urn:schemas-microsoft-com:office:word" xmlns:w="http://schemas.openxmlformats.org/wordprocessingml/2006/main" xmlns:w14="http://schemas.microsoft.com/office/word/2010/wordml" xmlns:w15="http://schemas.microsoft.com/office/word/2012/wordml" xmlns:w16cei="http://schemas.microsoft.com/office/word/2026/wordml/cei" xmlns:w16cex="http://schemas.microsoft.com/office/word/2018/wordml/cex" xmlns:w16cid="http://schemas.microsoft.com/office/word/2016/wordml/cid" xmlns:w16="http://schemas.microsoft.com/office/word/2018/wordml" xmlns:w16du="http://schemas.microsoft.com/office/word/2023/wordml/word16du" xmlns:w16sdtdh="http://schemas.microsoft.com/office/word/2020/wordml/sdtdatahash" xmlns:w16sdtfl="http://schemas.microsoft.com/office/word/2024/wordml/sdtformatlock" xmlns:w16se="http://schemas.microsoft.com/office/word/2015/wordml/symex" xmlns:wpg="http://schemas.microsoft.com/office/word/2010/wordprocessingGroup" xmlns:wpi="http://schemas.microsoft.com/office/word/2010/wordprocessingInk" xmlns:wne="http://schemas.microsoft.com/office/word/2006/wordml" xmlns:wps="http://schemas.microsoft.com/office/word/2010/wordprocessingShape" mc:Ignorable="w14 w15 w16se w16cid w16 w16cex w16sdtdh w16sdtfl w16du wp14">
   <w:endnote w:type="separator" w:id="-1">
     <w:p>
       <w:pPr>
@@ -12723,7 +13102,7 @@
 </file>
 
 <file path=word/footer1.xml><?xml version="1.0" encoding="utf-8"?>
-<w:ftr xmlns:wpc="http://schemas.microsoft.com/office/word/2010/wordprocessingCanvas" xmlns:cx="http://schemas.microsoft.com/office/drawing/2014/chartex" xmlns:cx1="http://schemas.microsoft.com/office/drawing/2015/9/8/chartex" xmlns:cx2="http://schemas.microsoft.com/office/drawing/2015/10/21/chartex" xmlns:cx3="http://schemas.microsoft.com/office/drawing/2016/5/9/chartex" xmlns:cx4="http://schemas.microsoft.com/office/drawing/2016/5/10/chartex" xmlns:cx5="http://schemas.microsoft.com/office/drawing/2016/5/11/chartex" xmlns:cx6="http://schemas.microsoft.com/office/drawing/2016/5/12/chartex" xmlns:cx7="http://schemas.microsoft.com/office/drawing/2016/5/13/chartex" xmlns:cx8="http://schemas.microsoft.com/office/drawing/2016/5/14/chartex" xmlns:mc="http://schemas.openxmlformats.org/markup-compatibility/2006" xmlns:aink="http://schemas.microsoft.com/office/drawing/2016/ink" xmlns:am3d="http://schemas.microsoft.com/office/drawing/2017/model3d" xmlns:o="urn:schemas-microsoft-com:office:office" xmlns:oel="http://schemas.microsoft.com/office/2019/extlst" xmlns:r="http://schemas.openxmlformats.org/officeDocument/2006/relationships" xmlns:m="http://schemas.openxmlformats.org/officeDocument/2006/math" xmlns:v="urn:schemas-microsoft-com:vml" xmlns:wp14="http://schemas.microsoft.com/office/word/2010/wordprocessingDrawing" xmlns:wp="http://schemas.openxmlformats.org/drawingml/2006/wordprocessingDrawing" xmlns:w10="urn:schemas-microsoft-com:office:word" xmlns:w="http://schemas.openxmlformats.org/wordprocessingml/2006/main" xmlns:w14="http://schemas.microsoft.com/office/word/2010/wordml" xmlns:w15="http://schemas.microsoft.com/office/word/2012/wordml" xmlns:w16cex="http://schemas.microsoft.com/office/word/2018/wordml/cex" xmlns:w16cid="http://schemas.microsoft.com/office/word/2016/wordml/cid" xmlns:w16="http://schemas.microsoft.com/office/word/2018/wordml" xmlns:w16du="http://schemas.microsoft.com/office/word/2023/wordml/word16du" xmlns:w16sdtdh="http://schemas.microsoft.com/office/word/2020/wordml/sdtdatahash" xmlns:w16sdtfl="http://schemas.microsoft.com/office/word/2024/wordml/sdtformatlock" xmlns:w16se="http://schemas.microsoft.com/office/word/2015/wordml/symex" xmlns:wpg="http://schemas.microsoft.com/office/word/2010/wordprocessingGroup" xmlns:wpi="http://schemas.microsoft.com/office/word/2010/wordprocessingInk" xmlns:wne="http://schemas.microsoft.com/office/word/2006/wordml" xmlns:wps="http://schemas.microsoft.com/office/word/2010/wordprocessingShape" mc:Ignorable="w14 w15 w16se w16cid w16 w16cex w16sdtdh w16sdtfl w16du wp14">
+<w:ftr xmlns:wpc="http://schemas.microsoft.com/office/word/2010/wordprocessingCanvas" xmlns:cx="http://schemas.microsoft.com/office/drawing/2014/chartex" xmlns:cx1="http://schemas.microsoft.com/office/drawing/2015/9/8/chartex" xmlns:cx2="http://schemas.microsoft.com/office/drawing/2015/10/21/chartex" xmlns:cx3="http://schemas.microsoft.com/office/drawing/2016/5/9/chartex" xmlns:cx4="http://schemas.microsoft.com/office/drawing/2016/5/10/chartex" xmlns:cx5="http://schemas.microsoft.com/office/drawing/2016/5/11/chartex" xmlns:cx6="http://schemas.microsoft.com/office/drawing/2016/5/12/chartex" xmlns:cx7="http://schemas.microsoft.com/office/drawing/2016/5/13/chartex" xmlns:cx8="http://schemas.microsoft.com/office/drawing/2016/5/14/chartex" xmlns:mc="http://schemas.openxmlformats.org/markup-compatibility/2006" xmlns:aink="http://schemas.microsoft.com/office/drawing/2016/ink" xmlns:am3d="http://schemas.microsoft.com/office/drawing/2017/model3d" xmlns:o="urn:schemas-microsoft-com:office:office" xmlns:oel="http://schemas.microsoft.com/office/2019/extlst" xmlns:r="http://schemas.openxmlformats.org/officeDocument/2006/relationships" xmlns:m="http://schemas.openxmlformats.org/officeDocument/2006/math" xmlns:v="urn:schemas-microsoft-com:vml" xmlns:wp14="http://schemas.microsoft.com/office/word/2010/wordprocessingDrawing" xmlns:wp="http://schemas.openxmlformats.org/drawingml/2006/wordprocessingDrawing" xmlns:w10="urn:schemas-microsoft-com:office:word" xmlns:w="http://schemas.openxmlformats.org/wordprocessingml/2006/main" xmlns:w14="http://schemas.microsoft.com/office/word/2010/wordml" xmlns:w15="http://schemas.microsoft.com/office/word/2012/wordml" xmlns:w16cei="http://schemas.microsoft.com/office/word/2026/wordml/cei" xmlns:w16cex="http://schemas.microsoft.com/office/word/2018/wordml/cex" xmlns:w16cid="http://schemas.microsoft.com/office/word/2016/wordml/cid" xmlns:w16="http://schemas.microsoft.com/office/word/2018/wordml" xmlns:w16du="http://schemas.microsoft.com/office/word/2023/wordml/word16du" xmlns:w16sdtdh="http://schemas.microsoft.com/office/word/2020/wordml/sdtdatahash" xmlns:w16sdtfl="http://schemas.microsoft.com/office/word/2024/wordml/sdtformatlock" xmlns:w16se="http://schemas.microsoft.com/office/word/2015/wordml/symex" xmlns:wpg="http://schemas.microsoft.com/office/word/2010/wordprocessingGroup" xmlns:wpi="http://schemas.microsoft.com/office/word/2010/wordprocessingInk" xmlns:wne="http://schemas.microsoft.com/office/word/2006/wordml" xmlns:wps="http://schemas.microsoft.com/office/word/2010/wordprocessingShape" mc:Ignorable="w14 w15 w16se w16cid w16 w16cex w16sdtdh w16sdtfl w16du wp14">
   <w:p>
     <w:pPr>
       <w:pBdr>
@@ -12908,7 +13287,7 @@
 </file>
 
 <file path=word/footer2.xml><?xml version="1.0" encoding="utf-8"?>
-<w:ftr xmlns:wpc="http://schemas.microsoft.com/office/word/2010/wordprocessingCanvas" xmlns:cx="http://schemas.microsoft.com/office/drawing/2014/chartex" xmlns:cx1="http://schemas.microsoft.com/office/drawing/2015/9/8/chartex" xmlns:cx2="http://schemas.microsoft.com/office/drawing/2015/10/21/chartex" xmlns:cx3="http://schemas.microsoft.com/office/drawing/2016/5/9/chartex" xmlns:cx4="http://schemas.microsoft.com/office/drawing/2016/5/10/chartex" xmlns:cx5="http://schemas.microsoft.com/office/drawing/2016/5/11/chartex" xmlns:cx6="http://schemas.microsoft.com/office/drawing/2016/5/12/chartex" xmlns:cx7="http://schemas.microsoft.com/office/drawing/2016/5/13/chartex" xmlns:cx8="http://schemas.microsoft.com/office/drawing/2016/5/14/chartex" xmlns:mc="http://schemas.openxmlformats.org/markup-compatibility/2006" xmlns:aink="http://schemas.microsoft.com/office/drawing/2016/ink" xmlns:am3d="http://schemas.microsoft.com/office/drawing/2017/model3d" xmlns:o="urn:schemas-microsoft-com:office:office" xmlns:oel="http://schemas.microsoft.com/office/2019/extlst" xmlns:r="http://schemas.openxmlformats.org/officeDocument/2006/relationships" xmlns:m="http://schemas.openxmlformats.org/officeDocument/2006/math" xmlns:v="urn:schemas-microsoft-com:vml" xmlns:wp14="http://schemas.microsoft.com/office/word/2010/wordprocessingDrawing" xmlns:wp="http://schemas.openxmlformats.org/drawingml/2006/wordprocessingDrawing" xmlns:w10="urn:schemas-microsoft-com:office:word" xmlns:w="http://schemas.openxmlformats.org/wordprocessingml/2006/main" xmlns:w14="http://schemas.microsoft.com/office/word/2010/wordml" xmlns:w15="http://schemas.microsoft.com/office/word/2012/wordml" xmlns:w16cex="http://schemas.microsoft.com/office/word/2018/wordml/cex" xmlns:w16cid="http://schemas.microsoft.com/office/word/2016/wordml/cid" xmlns:w16="http://schemas.microsoft.com/office/word/2018/wordml" xmlns:w16du="http://schemas.microsoft.com/office/word/2023/wordml/word16du" xmlns:w16sdtdh="http://schemas.microsoft.com/office/word/2020/wordml/sdtdatahash" xmlns:w16sdtfl="http://schemas.microsoft.com/office/word/2024/wordml/sdtformatlock" xmlns:w16se="http://schemas.microsoft.com/office/word/2015/wordml/symex" xmlns:wpg="http://schemas.microsoft.com/office/word/2010/wordprocessingGroup" xmlns:wpi="http://schemas.microsoft.com/office/word/2010/wordprocessingInk" xmlns:wne="http://schemas.microsoft.com/office/word/2006/wordml" xmlns:wps="http://schemas.microsoft.com/office/word/2010/wordprocessingShape" mc:Ignorable="w14 w15 w16se w16cid w16 w16cex w16sdtdh w16sdtfl w16du wp14">
+<w:ftr xmlns:wpc="http://schemas.microsoft.com/office/word/2010/wordprocessingCanvas" xmlns:cx="http://schemas.microsoft.com/office/drawing/2014/chartex" xmlns:cx1="http://schemas.microsoft.com/office/drawing/2015/9/8/chartex" xmlns:cx2="http://schemas.microsoft.com/office/drawing/2015/10/21/chartex" xmlns:cx3="http://schemas.microsoft.com/office/drawing/2016/5/9/chartex" xmlns:cx4="http://schemas.microsoft.com/office/drawing/2016/5/10/chartex" xmlns:cx5="http://schemas.microsoft.com/office/drawing/2016/5/11/chartex" xmlns:cx6="http://schemas.microsoft.com/office/drawing/2016/5/12/chartex" xmlns:cx7="http://schemas.microsoft.com/office/drawing/2016/5/13/chartex" xmlns:cx8="http://schemas.microsoft.com/office/drawing/2016/5/14/chartex" xmlns:mc="http://schemas.openxmlformats.org/markup-compatibility/2006" xmlns:aink="http://schemas.microsoft.com/office/drawing/2016/ink" xmlns:am3d="http://schemas.microsoft.com/office/drawing/2017/model3d" xmlns:o="urn:schemas-microsoft-com:office:office" xmlns:oel="http://schemas.microsoft.com/office/2019/extlst" xmlns:r="http://schemas.openxmlformats.org/officeDocument/2006/relationships" xmlns:m="http://schemas.openxmlformats.org/officeDocument/2006/math" xmlns:v="urn:schemas-microsoft-com:vml" xmlns:wp14="http://schemas.microsoft.com/office/word/2010/wordprocessingDrawing" xmlns:wp="http://schemas.openxmlformats.org/drawingml/2006/wordprocessingDrawing" xmlns:w10="urn:schemas-microsoft-com:office:word" xmlns:w="http://schemas.openxmlformats.org/wordprocessingml/2006/main" xmlns:w14="http://schemas.microsoft.com/office/word/2010/wordml" xmlns:w15="http://schemas.microsoft.com/office/word/2012/wordml" xmlns:w16cei="http://schemas.microsoft.com/office/word/2026/wordml/cei" xmlns:w16cex="http://schemas.microsoft.com/office/word/2018/wordml/cex" xmlns:w16cid="http://schemas.microsoft.com/office/word/2016/wordml/cid" xmlns:w16="http://schemas.microsoft.com/office/word/2018/wordml" xmlns:w16du="http://schemas.microsoft.com/office/word/2023/wordml/word16du" xmlns:w16sdtdh="http://schemas.microsoft.com/office/word/2020/wordml/sdtdatahash" xmlns:w16sdtfl="http://schemas.microsoft.com/office/word/2024/wordml/sdtformatlock" xmlns:w16se="http://schemas.microsoft.com/office/word/2015/wordml/symex" xmlns:wpg="http://schemas.microsoft.com/office/word/2010/wordprocessingGroup" xmlns:wpi="http://schemas.microsoft.com/office/word/2010/wordprocessingInk" xmlns:wne="http://schemas.microsoft.com/office/word/2006/wordml" xmlns:wps="http://schemas.microsoft.com/office/word/2010/wordprocessingShape" mc:Ignorable="w14 w15 w16se w16cid w16 w16cex w16sdtdh w16sdtfl w16du wp14">
   <w:p>
     <w:pPr>
       <w:pBdr>
@@ -13114,7 +13493,7 @@
 </file>
 
 <file path=word/footnotes.xml><?xml version="1.0" encoding="utf-8"?>
-<w:footnotes xmlns:wpc="http://schemas.microsoft.com/office/word/2010/wordprocessingCanvas" xmlns:cx="http://schemas.microsoft.com/office/drawing/2014/chartex" xmlns:cx1="http://schemas.microsoft.com/office/drawing/2015/9/8/chartex" xmlns:cx2="http://schemas.microsoft.com/office/drawing/2015/10/21/chartex" xmlns:cx3="http://schemas.microsoft.com/office/drawing/2016/5/9/chartex" xmlns:cx4="http://schemas.microsoft.com/office/drawing/2016/5/10/chartex" xmlns:cx5="http://schemas.microsoft.com/office/drawing/2016/5/11/chartex" xmlns:cx6="http://schemas.microsoft.com/office/drawing/2016/5/12/chartex" xmlns:cx7="http://schemas.microsoft.com/office/drawing/2016/5/13/chartex" xmlns:cx8="http://schemas.microsoft.com/office/drawing/2016/5/14/chartex" xmlns:mc="http://schemas.openxmlformats.org/markup-compatibility/2006" xmlns:aink="http://schemas.microsoft.com/office/drawing/2016/ink" xmlns:am3d="http://schemas.microsoft.com/office/drawing/2017/model3d" xmlns:o="urn:schemas-microsoft-com:office:office" xmlns:oel="http://schemas.microsoft.com/office/2019/extlst" xmlns:r="http://schemas.openxmlformats.org/officeDocument/2006/relationships" xmlns:m="http://schemas.openxmlformats.org/officeDocument/2006/math" xmlns:v="urn:schemas-microsoft-com:vml" xmlns:wp14="http://schemas.microsoft.com/office/word/2010/wordprocessingDrawing" xmlns:wp="http://schemas.openxmlformats.org/drawingml/2006/wordprocessingDrawing" xmlns:w10="urn:schemas-microsoft-com:office:word" xmlns:w="http://schemas.openxmlformats.org/wordprocessingml/2006/main" xmlns:w14="http://schemas.microsoft.com/office/word/2010/wordml" xmlns:w15="http://schemas.microsoft.com/office/word/2012/wordml" xmlns:w16cex="http://schemas.microsoft.com/office/word/2018/wordml/cex" xmlns:w16cid="http://schemas.microsoft.com/office/word/2016/wordml/cid" xmlns:w16="http://schemas.microsoft.com/office/word/2018/wordml" xmlns:w16du="http://schemas.microsoft.com/office/word/2023/wordml/word16du" xmlns:w16sdtdh="http://schemas.microsoft.com/office/word/2020/wordml/sdtdatahash" xmlns:w16sdtfl="http://schemas.microsoft.com/office/word/2024/wordml/sdtformatlock" xmlns:w16se="http://schemas.microsoft.com/office/word/2015/wordml/symex" xmlns:wpg="http://schemas.microsoft.com/office/word/2010/wordprocessingGroup" xmlns:wpi="http://schemas.microsoft.com/office/word/2010/wordprocessingInk" xmlns:wne="http://schemas.microsoft.com/office/word/2006/wordml" xmlns:wps="http://schemas.microsoft.com/office/word/2010/wordprocessingShape" mc:Ignorable="w14 w15 w16se w16cid w16 w16cex w16sdtdh w16sdtfl w16du wp14">
+<w:footnotes xmlns:wpc="http://schemas.microsoft.com/office/word/2010/wordprocessingCanvas" xmlns:cx="http://schemas.microsoft.com/office/drawing/2014/chartex" xmlns:cx1="http://schemas.microsoft.com/office/drawing/2015/9/8/chartex" xmlns:cx2="http://schemas.microsoft.com/office/drawing/2015/10/21/chartex" xmlns:cx3="http://schemas.microsoft.com/office/drawing/2016/5/9/chartex" xmlns:cx4="http://schemas.microsoft.com/office/drawing/2016/5/10/chartex" xmlns:cx5="http://schemas.microsoft.com/office/drawing/2016/5/11/chartex" xmlns:cx6="http://schemas.microsoft.com/office/drawing/2016/5/12/chartex" xmlns:cx7="http://schemas.microsoft.com/office/drawing/2016/5/13/chartex" xmlns:cx8="http://schemas.microsoft.com/office/drawing/2016/5/14/chartex" xmlns:mc="http://schemas.openxmlformats.org/markup-compatibility/2006" xmlns:aink="http://schemas.microsoft.com/office/drawing/2016/ink" xmlns:am3d="http://schemas.microsoft.com/office/drawing/2017/model3d" xmlns:o="urn:schemas-microsoft-com:office:office" xmlns:oel="http://schemas.microsoft.com/office/2019/extlst" xmlns:r="http://schemas.openxmlformats.org/officeDocument/2006/relationships" xmlns:m="http://schemas.openxmlformats.org/officeDocument/2006/math" xmlns:v="urn:schemas-microsoft-com:vml" xmlns:wp14="http://schemas.microsoft.com/office/word/2010/wordprocessingDrawing" xmlns:wp="http://schemas.openxmlformats.org/drawingml/2006/wordprocessingDrawing" xmlns:w10="urn:schemas-microsoft-com:office:word" xmlns:w="http://schemas.openxmlformats.org/wordprocessingml/2006/main" xmlns:w14="http://schemas.microsoft.com/office/word/2010/wordml" xmlns:w15="http://schemas.microsoft.com/office/word/2012/wordml" xmlns:w16cei="http://schemas.microsoft.com/office/word/2026/wordml/cei" xmlns:w16cex="http://schemas.microsoft.com/office/word/2018/wordml/cex" xmlns:w16cid="http://schemas.microsoft.com/office/word/2016/wordml/cid" xmlns:w16="http://schemas.microsoft.com/office/word/2018/wordml" xmlns:w16du="http://schemas.microsoft.com/office/word/2023/wordml/word16du" xmlns:w16sdtdh="http://schemas.microsoft.com/office/word/2020/wordml/sdtdatahash" xmlns:w16sdtfl="http://schemas.microsoft.com/office/word/2024/wordml/sdtformatlock" xmlns:w16se="http://schemas.microsoft.com/office/word/2015/wordml/symex" xmlns:wpg="http://schemas.microsoft.com/office/word/2010/wordprocessingGroup" xmlns:wpi="http://schemas.microsoft.com/office/word/2010/wordprocessingInk" xmlns:wne="http://schemas.microsoft.com/office/word/2006/wordml" xmlns:wps="http://schemas.microsoft.com/office/word/2010/wordprocessingShape" mc:Ignorable="w14 w15 w16se w16cid w16 w16cex w16sdtdh w16sdtfl w16du wp14">
   <w:footnote w:type="separator" w:id="-1">
     <w:p>
       <w:pPr>
@@ -13139,7 +13518,7 @@
 </file>
 
 <file path=word/header1.xml><?xml version="1.0" encoding="utf-8"?>
-<w:hdr xmlns:wpc="http://schemas.microsoft.com/office/word/2010/wordprocessingCanvas" xmlns:cx="http://schemas.microsoft.com/office/drawing/2014/chartex" xmlns:cx1="http://schemas.microsoft.com/office/drawing/2015/9/8/chartex" xmlns:cx2="http://schemas.microsoft.com/office/drawing/2015/10/21/chartex" xmlns:cx3="http://schemas.microsoft.com/office/drawing/2016/5/9/chartex" xmlns:cx4="http://schemas.microsoft.com/office/drawing/2016/5/10/chartex" xmlns:cx5="http://schemas.microsoft.com/office/drawing/2016/5/11/chartex" xmlns:cx6="http://schemas.microsoft.com/office/drawing/2016/5/12/chartex" xmlns:cx7="http://schemas.microsoft.com/office/drawing/2016/5/13/chartex" xmlns:cx8="http://schemas.microsoft.com/office/drawing/2016/5/14/chartex" xmlns:mc="http://schemas.openxmlformats.org/markup-compatibility/2006" xmlns:aink="http://schemas.microsoft.com/office/drawing/2016/ink" xmlns:am3d="http://schemas.microsoft.com/office/drawing/2017/model3d" xmlns:o="urn:schemas-microsoft-com:office:office" xmlns:oel="http://schemas.microsoft.com/office/2019/extlst" xmlns:r="http://schemas.openxmlformats.org/officeDocument/2006/relationships" xmlns:m="http://schemas.openxmlformats.org/officeDocument/2006/math" xmlns:v="urn:schemas-microsoft-com:vml" xmlns:wp14="http://schemas.microsoft.com/office/word/2010/wordprocessingDrawing" xmlns:wp="http://schemas.openxmlformats.org/drawingml/2006/wordprocessingDrawing" xmlns:w10="urn:schemas-microsoft-com:office:word" xmlns:w="http://schemas.openxmlformats.org/wordprocessingml/2006/main" xmlns:w14="http://schemas.microsoft.com/office/word/2010/wordml" xmlns:w15="http://schemas.microsoft.com/office/word/2012/wordml" xmlns:w16cex="http://schemas.microsoft.com/office/word/2018/wordml/cex" xmlns:w16cid="http://schemas.microsoft.com/office/word/2016/wordml/cid" xmlns:w16="http://schemas.microsoft.com/office/word/2018/wordml" xmlns:w16du="http://schemas.microsoft.com/office/word/2023/wordml/word16du" xmlns:w16sdtdh="http://schemas.microsoft.com/office/word/2020/wordml/sdtdatahash" xmlns:w16sdtfl="http://schemas.microsoft.com/office/word/2024/wordml/sdtformatlock" xmlns:w16se="http://schemas.microsoft.com/office/word/2015/wordml/symex" xmlns:wpg="http://schemas.microsoft.com/office/word/2010/wordprocessingGroup" xmlns:wpi="http://schemas.microsoft.com/office/word/2010/wordprocessingInk" xmlns:wne="http://schemas.microsoft.com/office/word/2006/wordml" xmlns:wps="http://schemas.microsoft.com/office/word/2010/wordprocessingShape" mc:Ignorable="w14 w15 w16se w16cid w16 w16cex w16sdtdh w16sdtfl w16du wp14">
+<w:hdr xmlns:wpc="http://schemas.microsoft.com/office/word/2010/wordprocessingCanvas" xmlns:cx="http://schemas.microsoft.com/office/drawing/2014/chartex" xmlns:cx1="http://schemas.microsoft.com/office/drawing/2015/9/8/chartex" xmlns:cx2="http://schemas.microsoft.com/office/drawing/2015/10/21/chartex" xmlns:cx3="http://schemas.microsoft.com/office/drawing/2016/5/9/chartex" xmlns:cx4="http://schemas.microsoft.com/office/drawing/2016/5/10/chartex" xmlns:cx5="http://schemas.microsoft.com/office/drawing/2016/5/11/chartex" xmlns:cx6="http://schemas.microsoft.com/office/drawing/2016/5/12/chartex" xmlns:cx7="http://schemas.microsoft.com/office/drawing/2016/5/13/chartex" xmlns:cx8="http://schemas.microsoft.com/office/drawing/2016/5/14/chartex" xmlns:mc="http://schemas.openxmlformats.org/markup-compatibility/2006" xmlns:aink="http://schemas.microsoft.com/office/drawing/2016/ink" xmlns:am3d="http://schemas.microsoft.com/office/drawing/2017/model3d" xmlns:o="urn:schemas-microsoft-com:office:office" xmlns:oel="http://schemas.microsoft.com/office/2019/extlst" xmlns:r="http://schemas.openxmlformats.org/officeDocument/2006/relationships" xmlns:m="http://schemas.openxmlformats.org/officeDocument/2006/math" xmlns:v="urn:schemas-microsoft-com:vml" xmlns:wp14="http://schemas.microsoft.com/office/word/2010/wordprocessingDrawing" xmlns:wp="http://schemas.openxmlformats.org/drawingml/2006/wordprocessingDrawing" xmlns:w10="urn:schemas-microsoft-com:office:word" xmlns:w="http://schemas.openxmlformats.org/wordprocessingml/2006/main" xmlns:w14="http://schemas.microsoft.com/office/word/2010/wordml" xmlns:w15="http://schemas.microsoft.com/office/word/2012/wordml" xmlns:w16cei="http://schemas.microsoft.com/office/word/2026/wordml/cei" xmlns:w16cex="http://schemas.microsoft.com/office/word/2018/wordml/cex" xmlns:w16cid="http://schemas.microsoft.com/office/word/2016/wordml/cid" xmlns:w16="http://schemas.microsoft.com/office/word/2018/wordml" xmlns:w16du="http://schemas.microsoft.com/office/word/2023/wordml/word16du" xmlns:w16sdtdh="http://schemas.microsoft.com/office/word/2020/wordml/sdtdatahash" xmlns:w16sdtfl="http://schemas.microsoft.com/office/word/2024/wordml/sdtformatlock" xmlns:w16se="http://schemas.microsoft.com/office/word/2015/wordml/symex" xmlns:wpg="http://schemas.microsoft.com/office/word/2010/wordprocessingGroup" xmlns:wpi="http://schemas.microsoft.com/office/word/2010/wordprocessingInk" xmlns:wne="http://schemas.microsoft.com/office/word/2006/wordml" xmlns:wps="http://schemas.microsoft.com/office/word/2010/wordprocessingShape" mc:Ignorable="w14 w15 w16se w16cid w16 w16cex w16sdtdh w16sdtfl w16du wp14">
   <w:p>
     <w:pPr>
       <w:pStyle w:val="Header"/>
@@ -13160,7 +13539,7 @@
 </file>
 
 <file path=word/header2.xml><?xml version="1.0" encoding="utf-8"?>
-<w:hdr xmlns:wpc="http://schemas.microsoft.com/office/word/2010/wordprocessingCanvas" xmlns:cx="http://schemas.microsoft.com/office/drawing/2014/chartex" xmlns:cx1="http://schemas.microsoft.com/office/drawing/2015/9/8/chartex" xmlns:cx2="http://schemas.microsoft.com/office/drawing/2015/10/21/chartex" xmlns:cx3="http://schemas.microsoft.com/office/drawing/2016/5/9/chartex" xmlns:cx4="http://schemas.microsoft.com/office/drawing/2016/5/10/chartex" xmlns:cx5="http://schemas.microsoft.com/office/drawing/2016/5/11/chartex" xmlns:cx6="http://schemas.microsoft.com/office/drawing/2016/5/12/chartex" xmlns:cx7="http://schemas.microsoft.com/office/drawing/2016/5/13/chartex" xmlns:cx8="http://schemas.microsoft.com/office/drawing/2016/5/14/chartex" xmlns:mc="http://schemas.openxmlformats.org/markup-compatibility/2006" xmlns:aink="http://schemas.microsoft.com/office/drawing/2016/ink" xmlns:am3d="http://schemas.microsoft.com/office/drawing/2017/model3d" xmlns:o="urn:schemas-microsoft-com:office:office" xmlns:oel="http://schemas.microsoft.com/office/2019/extlst" xmlns:r="http://schemas.openxmlformats.org/officeDocument/2006/relationships" xmlns:m="http://schemas.openxmlformats.org/officeDocument/2006/math" xmlns:v="urn:schemas-microsoft-com:vml" xmlns:wp14="http://schemas.microsoft.com/office/word/2010/wordprocessingDrawing" xmlns:wp="http://schemas.openxmlformats.org/drawingml/2006/wordprocessingDrawing" xmlns:w10="urn:schemas-microsoft-com:office:word" xmlns:w="http://schemas.openxmlformats.org/wordprocessingml/2006/main" xmlns:w14="http://schemas.microsoft.com/office/word/2010/wordml" xmlns:w15="http://schemas.microsoft.com/office/word/2012/wordml" xmlns:w16cex="http://schemas.microsoft.com/office/word/2018/wordml/cex" xmlns:w16cid="http://schemas.microsoft.com/office/word/2016/wordml/cid" xmlns:w16="http://schemas.microsoft.com/office/word/2018/wordml" xmlns:w16du="http://schemas.microsoft.com/office/word/2023/wordml/word16du" xmlns:w16sdtdh="http://schemas.microsoft.com/office/word/2020/wordml/sdtdatahash" xmlns:w16sdtfl="http://schemas.microsoft.com/office/word/2024/wordml/sdtformatlock" xmlns:w16se="http://schemas.microsoft.com/office/word/2015/wordml/symex" xmlns:wpg="http://schemas.microsoft.com/office/word/2010/wordprocessingGroup" xmlns:wpi="http://schemas.microsoft.com/office/word/2010/wordprocessingInk" xmlns:wne="http://schemas.microsoft.com/office/word/2006/wordml" xmlns:wps="http://schemas.microsoft.com/office/word/2010/wordprocessingShape" mc:Ignorable="w14 w15 w16se w16cid w16 w16cex w16sdtdh w16sdtfl w16du wp14">
+<w:hdr xmlns:wpc="http://schemas.microsoft.com/office/word/2010/wordprocessingCanvas" xmlns:cx="http://schemas.microsoft.com/office/drawing/2014/chartex" xmlns:cx1="http://schemas.microsoft.com/office/drawing/2015/9/8/chartex" xmlns:cx2="http://schemas.microsoft.com/office/drawing/2015/10/21/chartex" xmlns:cx3="http://schemas.microsoft.com/office/drawing/2016/5/9/chartex" xmlns:cx4="http://schemas.microsoft.com/office/drawing/2016/5/10/chartex" xmlns:cx5="http://schemas.microsoft.com/office/drawing/2016/5/11/chartex" xmlns:cx6="http://schemas.microsoft.com/office/drawing/2016/5/12/chartex" xmlns:cx7="http://schemas.microsoft.com/office/drawing/2016/5/13/chartex" xmlns:cx8="http://schemas.microsoft.com/office/drawing/2016/5/14/chartex" xmlns:mc="http://schemas.openxmlformats.org/markup-compatibility/2006" xmlns:aink="http://schemas.microsoft.com/office/drawing/2016/ink" xmlns:am3d="http://schemas.microsoft.com/office/drawing/2017/model3d" xmlns:o="urn:schemas-microsoft-com:office:office" xmlns:oel="http://schemas.microsoft.com/office/2019/extlst" xmlns:r="http://schemas.openxmlformats.org/officeDocument/2006/relationships" xmlns:m="http://schemas.openxmlformats.org/officeDocument/2006/math" xmlns:v="urn:schemas-microsoft-com:vml" xmlns:wp14="http://schemas.microsoft.com/office/word/2010/wordprocessingDrawing" xmlns:wp="http://schemas.openxmlformats.org/drawingml/2006/wordprocessingDrawing" xmlns:w10="urn:schemas-microsoft-com:office:word" xmlns:w="http://schemas.openxmlformats.org/wordprocessingml/2006/main" xmlns:w14="http://schemas.microsoft.com/office/word/2010/wordml" xmlns:w15="http://schemas.microsoft.com/office/word/2012/wordml" xmlns:w16cei="http://schemas.microsoft.com/office/word/2026/wordml/cei" xmlns:w16cex="http://schemas.microsoft.com/office/word/2018/wordml/cex" xmlns:w16cid="http://schemas.microsoft.com/office/word/2016/wordml/cid" xmlns:w16="http://schemas.microsoft.com/office/word/2018/wordml" xmlns:w16du="http://schemas.microsoft.com/office/word/2023/wordml/word16du" xmlns:w16sdtdh="http://schemas.microsoft.com/office/word/2020/wordml/sdtdatahash" xmlns:w16sdtfl="http://schemas.microsoft.com/office/word/2024/wordml/sdtformatlock" xmlns:w16se="http://schemas.microsoft.com/office/word/2015/wordml/symex" xmlns:wpg="http://schemas.microsoft.com/office/word/2010/wordprocessingGroup" xmlns:wpi="http://schemas.microsoft.com/office/word/2010/wordprocessingInk" xmlns:wne="http://schemas.microsoft.com/office/word/2006/wordml" xmlns:wps="http://schemas.microsoft.com/office/word/2010/wordprocessingShape" mc:Ignorable="w14 w15 w16se w16cid w16 w16cex w16sdtdh w16sdtfl w16du wp14">
   <w:p>
     <w:pPr>
       <w:pStyle w:val="Header"/>
